--- a/paper1_draft.docx
+++ b/paper1_draft.docx
@@ -4967,6 +4967,8296 @@
     <w:p>
       <w:r>
         <w:br/>
+      </w:r>
+    </w:p>
+    <w:p>
+      <w:pPr>
+        <w:pStyle w:val="Heading1"/>
+        <w:spacing w:after="200" w:before="400"/>
+      </w:pPr>
+      <w:r>
+        <w:rPr>
+          <w:rFonts w:ascii="Times New Roman" w:cs="Times New Roman" w:eastAsia="Times New Roman" w:hAnsi="Times New Roman"/>
+          <w:b/>
+          <w:bCs/>
+          <w:sz w:val="28"/>
+          <w:szCs w:val="28"/>
+        </w:rPr>
+        <w:t xml:space="preserve">V. EXPERIMENTS AND RESULTS</w:t>
+      </w:r>
+    </w:p>
+    <w:p>
+      <w:pPr>
+        <w:pStyle w:val="Heading2"/>
+        <w:spacing w:after="160" w:before="300"/>
+      </w:pPr>
+      <w:r>
+        <w:rPr>
+          <w:rFonts w:ascii="Times New Roman" w:cs="Times New Roman" w:eastAsia="Times New Roman" w:hAnsi="Times New Roman"/>
+          <w:b/>
+          <w:bCs/>
+          <w:sz w:val="26"/>
+          <w:szCs w:val="26"/>
+        </w:rPr>
+        <w:t xml:space="preserve">A. Implementation Details</w:t>
+      </w:r>
+    </w:p>
+    <w:p>
+      <w:pPr>
+        <w:spacing w:after="160" w:line="360"/>
+        <w:jc w:val="both"/>
+      </w:pPr>
+      <w:r>
+        <w:rPr>
+          <w:rFonts w:ascii="Times New Roman" w:cs="Times New Roman" w:eastAsia="Times New Roman" w:hAnsi="Times New Roman"/>
+          <w:sz w:val="24"/>
+          <w:szCs w:val="24"/>
+        </w:rPr>
+        <w:t xml:space="preserve">All vision models are implemented in PyTorch 2.1 [CITE]. timm backbones are loaded via timm 0.9.12 [CITE Wightman 2021]; ViT-Base/16 is loaded via HuggingFace transformers 4.37 [CITE]. CatBoost version 1.2.2 [CITE Prokhorenkova 2018] is used for the meta-learner. A random seed of 722 is fixed throughout all experiments for full reproducibility. Training is performed on [INSERT GPU — e.g., NVIDIA A100 80GB / RTX 3090 24GB]. Mixed-precision training (FP16) is enabled via PyTorch AMP. The complete codebase — including DICOM/PNG preprocessing, vision model fine-tuning, patient-level OOF generation, CatBoost meta-learner training, and MCC threshold optimisation — is publicly available at [INSERT GITHUB URL].</w:t>
+      </w:r>
+    </w:p>
+    <w:p>
+      <w:pPr>
+        <w:spacing w:after="80"/>
+      </w:pPr>
+      <w:r>
+        <w:t xml:space="preserve"/>
+      </w:r>
+    </w:p>
+    <w:tbl>
+      <w:tblPr>
+        <w:tblW w:type="dxa" w:w="9360"/>
+        <w:tblBorders>
+          <w:top w:val="single" w:color="auto" w:sz="4"/>
+          <w:left w:val="single" w:color="auto" w:sz="4"/>
+          <w:bottom w:val="single" w:color="auto" w:sz="4"/>
+          <w:right w:val="single" w:color="auto" w:sz="4"/>
+          <w:insideH w:val="single" w:color="auto" w:sz="4"/>
+          <w:insideV w:val="single" w:color="auto" w:sz="4"/>
+        </w:tblBorders>
+      </w:tblPr>
+      <w:tblGrid>
+        <w:gridCol w:w="3120"/>
+        <w:gridCol w:w="3120"/>
+        <w:gridCol w:w="3120"/>
+      </w:tblGrid>
+      <w:tr>
+        <w:trPr>
+          <w:tblHeader/>
+        </w:trPr>
+        <w:tc>
+          <w:tcPr>
+            <w:tcW w:type="dxa" w:w="3120"/>
+            <w:tcBorders>
+              <w:top w:val="single" w:color="AAAAAA" w:sz="1"/>
+              <w:left w:val="single" w:color="AAAAAA" w:sz="1"/>
+              <w:bottom w:val="single" w:color="AAAAAA" w:sz="1"/>
+              <w:right w:val="single" w:color="AAAAAA" w:sz="1"/>
+            </w:tcBorders>
+            <w:shd w:fill="D6E4F0" w:val="clear"/>
+            <w:tcMar>
+              <w:top w:type="dxa" w:w="80"/>
+              <w:left w:type="dxa" w:w="120"/>
+              <w:bottom w:type="dxa" w:w="80"/>
+              <w:right w:type="dxa" w:w="120"/>
+            </w:tcMar>
+          </w:tcPr>
+          <w:p>
+            <w:pPr>
+              <w:jc w:val="center"/>
+            </w:pPr>
+            <w:r>
+              <w:rPr>
+                <w:rFonts w:ascii="Times New Roman" w:cs="Times New Roman" w:eastAsia="Times New Roman" w:hAnsi="Times New Roman"/>
+                <w:b/>
+                <w:bCs/>
+                <w:sz w:val="24"/>
+                <w:szCs w:val="24"/>
+              </w:rPr>
+              <w:t xml:space="preserve">Component</w:t>
+            </w:r>
+          </w:p>
+        </w:tc>
+        <w:tc>
+          <w:tcPr>
+            <w:tcW w:type="dxa" w:w="3120"/>
+            <w:tcBorders>
+              <w:top w:val="single" w:color="AAAAAA" w:sz="1"/>
+              <w:left w:val="single" w:color="AAAAAA" w:sz="1"/>
+              <w:bottom w:val="single" w:color="AAAAAA" w:sz="1"/>
+              <w:right w:val="single" w:color="AAAAAA" w:sz="1"/>
+            </w:tcBorders>
+            <w:shd w:fill="D6E4F0" w:val="clear"/>
+            <w:tcMar>
+              <w:top w:type="dxa" w:w="80"/>
+              <w:left w:type="dxa" w:w="120"/>
+              <w:bottom w:type="dxa" w:w="80"/>
+              <w:right w:type="dxa" w:w="120"/>
+            </w:tcMar>
+          </w:tcPr>
+          <w:p>
+            <w:pPr>
+              <w:jc w:val="center"/>
+            </w:pPr>
+            <w:r>
+              <w:rPr>
+                <w:rFonts w:ascii="Times New Roman" w:cs="Times New Roman" w:eastAsia="Times New Roman" w:hAnsi="Times New Roman"/>
+                <w:b/>
+                <w:bCs/>
+                <w:sz w:val="24"/>
+                <w:szCs w:val="24"/>
+              </w:rPr>
+              <w:t xml:space="preserve">Library / Version</w:t>
+            </w:r>
+          </w:p>
+        </w:tc>
+        <w:tc>
+          <w:tcPr>
+            <w:tcW w:type="dxa" w:w="3120"/>
+            <w:tcBorders>
+              <w:top w:val="single" w:color="AAAAAA" w:sz="1"/>
+              <w:left w:val="single" w:color="AAAAAA" w:sz="1"/>
+              <w:bottom w:val="single" w:color="AAAAAA" w:sz="1"/>
+              <w:right w:val="single" w:color="AAAAAA" w:sz="1"/>
+            </w:tcBorders>
+            <w:shd w:fill="D6E4F0" w:val="clear"/>
+            <w:tcMar>
+              <w:top w:type="dxa" w:w="80"/>
+              <w:left w:type="dxa" w:w="120"/>
+              <w:bottom w:type="dxa" w:w="80"/>
+              <w:right w:type="dxa" w:w="120"/>
+            </w:tcMar>
+          </w:tcPr>
+          <w:p>
+            <w:pPr>
+              <w:jc w:val="center"/>
+            </w:pPr>
+            <w:r>
+              <w:rPr>
+                <w:rFonts w:ascii="Times New Roman" w:cs="Times New Roman" w:eastAsia="Times New Roman" w:hAnsi="Times New Roman"/>
+                <w:b/>
+                <w:bCs/>
+                <w:sz w:val="24"/>
+                <w:szCs w:val="24"/>
+              </w:rPr>
+              <w:t xml:space="preserve">Configuration</w:t>
+            </w:r>
+          </w:p>
+        </w:tc>
+      </w:tr>
+      <w:tr>
+        <w:tc>
+          <w:tcPr>
+            <w:tcW w:type="dxa" w:w="3120"/>
+            <w:tcBorders>
+              <w:top w:val="single" w:color="AAAAAA" w:sz="1"/>
+              <w:left w:val="single" w:color="AAAAAA" w:sz="1"/>
+              <w:bottom w:val="single" w:color="AAAAAA" w:sz="1"/>
+              <w:right w:val="single" w:color="AAAAAA" w:sz="1"/>
+            </w:tcBorders>
+            <w:tcMar>
+              <w:top w:type="dxa" w:w="80"/>
+              <w:left w:type="dxa" w:w="120"/>
+              <w:bottom w:type="dxa" w:w="80"/>
+              <w:right w:type="dxa" w:w="120"/>
+            </w:tcMar>
+          </w:tcPr>
+          <w:p>
+            <w:pPr>
+              <w:jc w:val="left"/>
+            </w:pPr>
+            <w:r>
+              <w:rPr>
+                <w:rFonts w:ascii="Times New Roman" w:cs="Times New Roman" w:eastAsia="Times New Roman" w:hAnsi="Times New Roman"/>
+                <w:sz w:val="24"/>
+                <w:szCs w:val="24"/>
+              </w:rPr>
+              <w:t xml:space="preserve">Deep learning framework</w:t>
+            </w:r>
+          </w:p>
+        </w:tc>
+        <w:tc>
+          <w:tcPr>
+            <w:tcW w:type="dxa" w:w="3120"/>
+            <w:tcBorders>
+              <w:top w:val="single" w:color="AAAAAA" w:sz="1"/>
+              <w:left w:val="single" w:color="AAAAAA" w:sz="1"/>
+              <w:bottom w:val="single" w:color="AAAAAA" w:sz="1"/>
+              <w:right w:val="single" w:color="AAAAAA" w:sz="1"/>
+            </w:tcBorders>
+            <w:tcMar>
+              <w:top w:type="dxa" w:w="80"/>
+              <w:left w:type="dxa" w:w="120"/>
+              <w:bottom w:type="dxa" w:w="80"/>
+              <w:right w:type="dxa" w:w="120"/>
+            </w:tcMar>
+          </w:tcPr>
+          <w:p>
+            <w:pPr>
+              <w:jc w:val="left"/>
+            </w:pPr>
+            <w:r>
+              <w:rPr>
+                <w:rFonts w:ascii="Times New Roman" w:cs="Times New Roman" w:eastAsia="Times New Roman" w:hAnsi="Times New Roman"/>
+                <w:sz w:val="24"/>
+                <w:szCs w:val="24"/>
+              </w:rPr>
+              <w:t xml:space="preserve">PyTorch 2.1</w:t>
+            </w:r>
+          </w:p>
+        </w:tc>
+        <w:tc>
+          <w:tcPr>
+            <w:tcW w:type="dxa" w:w="3120"/>
+            <w:tcBorders>
+              <w:top w:val="single" w:color="AAAAAA" w:sz="1"/>
+              <w:left w:val="single" w:color="AAAAAA" w:sz="1"/>
+              <w:bottom w:val="single" w:color="AAAAAA" w:sz="1"/>
+              <w:right w:val="single" w:color="AAAAAA" w:sz="1"/>
+            </w:tcBorders>
+            <w:tcMar>
+              <w:top w:type="dxa" w:w="80"/>
+              <w:left w:type="dxa" w:w="120"/>
+              <w:bottom w:type="dxa" w:w="80"/>
+              <w:right w:type="dxa" w:w="120"/>
+            </w:tcMar>
+          </w:tcPr>
+          <w:p>
+            <w:pPr>
+              <w:jc w:val="left"/>
+            </w:pPr>
+            <w:r>
+              <w:rPr>
+                <w:rFonts w:ascii="Times New Roman" w:cs="Times New Roman" w:eastAsia="Times New Roman" w:hAnsi="Times New Roman"/>
+                <w:sz w:val="24"/>
+                <w:szCs w:val="24"/>
+              </w:rPr>
+              <w:t xml:space="preserve">AMP (FP16), seed=722</w:t>
+            </w:r>
+          </w:p>
+        </w:tc>
+      </w:tr>
+      <w:tr>
+        <w:tc>
+          <w:tcPr>
+            <w:tcW w:type="dxa" w:w="3120"/>
+            <w:tcBorders>
+              <w:top w:val="single" w:color="AAAAAA" w:sz="1"/>
+              <w:left w:val="single" w:color="AAAAAA" w:sz="1"/>
+              <w:bottom w:val="single" w:color="AAAAAA" w:sz="1"/>
+              <w:right w:val="single" w:color="AAAAAA" w:sz="1"/>
+            </w:tcBorders>
+            <w:tcMar>
+              <w:top w:type="dxa" w:w="80"/>
+              <w:left w:type="dxa" w:w="120"/>
+              <w:bottom w:type="dxa" w:w="80"/>
+              <w:right w:type="dxa" w:w="120"/>
+            </w:tcMar>
+          </w:tcPr>
+          <w:p>
+            <w:pPr>
+              <w:jc w:val="left"/>
+            </w:pPr>
+            <w:r>
+              <w:rPr>
+                <w:rFonts w:ascii="Times New Roman" w:cs="Times New Roman" w:eastAsia="Times New Roman" w:hAnsi="Times New Roman"/>
+                <w:sz w:val="24"/>
+                <w:szCs w:val="24"/>
+              </w:rPr>
+              <w:t xml:space="preserve">timm backbones (5 models)</w:t>
+            </w:r>
+          </w:p>
+        </w:tc>
+        <w:tc>
+          <w:tcPr>
+            <w:tcW w:type="dxa" w:w="3120"/>
+            <w:tcBorders>
+              <w:top w:val="single" w:color="AAAAAA" w:sz="1"/>
+              <w:left w:val="single" w:color="AAAAAA" w:sz="1"/>
+              <w:bottom w:val="single" w:color="AAAAAA" w:sz="1"/>
+              <w:right w:val="single" w:color="AAAAAA" w:sz="1"/>
+            </w:tcBorders>
+            <w:tcMar>
+              <w:top w:type="dxa" w:w="80"/>
+              <w:left w:type="dxa" w:w="120"/>
+              <w:bottom w:type="dxa" w:w="80"/>
+              <w:right w:type="dxa" w:w="120"/>
+            </w:tcMar>
+          </w:tcPr>
+          <w:p>
+            <w:pPr>
+              <w:jc w:val="left"/>
+            </w:pPr>
+            <w:r>
+              <w:rPr>
+                <w:rFonts w:ascii="Times New Roman" w:cs="Times New Roman" w:eastAsia="Times New Roman" w:hAnsi="Times New Roman"/>
+                <w:sz w:val="24"/>
+                <w:szCs w:val="24"/>
+              </w:rPr>
+              <w:t xml:space="preserve">timm 0.9.12</w:t>
+            </w:r>
+          </w:p>
+        </w:tc>
+        <w:tc>
+          <w:tcPr>
+            <w:tcW w:type="dxa" w:w="3120"/>
+            <w:tcBorders>
+              <w:top w:val="single" w:color="AAAAAA" w:sz="1"/>
+              <w:left w:val="single" w:color="AAAAAA" w:sz="1"/>
+              <w:bottom w:val="single" w:color="AAAAAA" w:sz="1"/>
+              <w:right w:val="single" w:color="AAAAAA" w:sz="1"/>
+            </w:tcBorders>
+            <w:tcMar>
+              <w:top w:type="dxa" w:w="80"/>
+              <w:left w:type="dxa" w:w="120"/>
+              <w:bottom w:type="dxa" w:w="80"/>
+              <w:right w:type="dxa" w:w="120"/>
+            </w:tcMar>
+          </w:tcPr>
+          <w:p>
+            <w:pPr>
+              <w:jc w:val="left"/>
+            </w:pPr>
+            <w:r>
+              <w:rPr>
+                <w:rFonts w:ascii="Times New Roman" w:cs="Times New Roman" w:eastAsia="Times New Roman" w:hAnsi="Times New Roman"/>
+                <w:sz w:val="24"/>
+                <w:szCs w:val="24"/>
+              </w:rPr>
+              <w:t xml:space="preserve">ImageNet pretrained, lr=1e-4, AdamW</w:t>
+            </w:r>
+          </w:p>
+        </w:tc>
+      </w:tr>
+      <w:tr>
+        <w:tc>
+          <w:tcPr>
+            <w:tcW w:type="dxa" w:w="3120"/>
+            <w:tcBorders>
+              <w:top w:val="single" w:color="AAAAAA" w:sz="1"/>
+              <w:left w:val="single" w:color="AAAAAA" w:sz="1"/>
+              <w:bottom w:val="single" w:color="AAAAAA" w:sz="1"/>
+              <w:right w:val="single" w:color="AAAAAA" w:sz="1"/>
+            </w:tcBorders>
+            <w:tcMar>
+              <w:top w:type="dxa" w:w="80"/>
+              <w:left w:type="dxa" w:w="120"/>
+              <w:bottom w:type="dxa" w:w="80"/>
+              <w:right w:type="dxa" w:w="120"/>
+            </w:tcMar>
+          </w:tcPr>
+          <w:p>
+            <w:pPr>
+              <w:jc w:val="left"/>
+            </w:pPr>
+            <w:r>
+              <w:rPr>
+                <w:rFonts w:ascii="Times New Roman" w:cs="Times New Roman" w:eastAsia="Times New Roman" w:hAnsi="Times New Roman"/>
+                <w:sz w:val="24"/>
+                <w:szCs w:val="24"/>
+              </w:rPr>
+              <w:t xml:space="preserve">ViT-Base/16</w:t>
+            </w:r>
+          </w:p>
+        </w:tc>
+        <w:tc>
+          <w:tcPr>
+            <w:tcW w:type="dxa" w:w="3120"/>
+            <w:tcBorders>
+              <w:top w:val="single" w:color="AAAAAA" w:sz="1"/>
+              <w:left w:val="single" w:color="AAAAAA" w:sz="1"/>
+              <w:bottom w:val="single" w:color="AAAAAA" w:sz="1"/>
+              <w:right w:val="single" w:color="AAAAAA" w:sz="1"/>
+            </w:tcBorders>
+            <w:tcMar>
+              <w:top w:type="dxa" w:w="80"/>
+              <w:left w:type="dxa" w:w="120"/>
+              <w:bottom w:type="dxa" w:w="80"/>
+              <w:right w:type="dxa" w:w="120"/>
+            </w:tcMar>
+          </w:tcPr>
+          <w:p>
+            <w:pPr>
+              <w:jc w:val="left"/>
+            </w:pPr>
+            <w:r>
+              <w:rPr>
+                <w:rFonts w:ascii="Times New Roman" w:cs="Times New Roman" w:eastAsia="Times New Roman" w:hAnsi="Times New Roman"/>
+                <w:sz w:val="24"/>
+                <w:szCs w:val="24"/>
+              </w:rPr>
+              <w:t xml:space="preserve">HuggingFace transformers 4.37</w:t>
+            </w:r>
+          </w:p>
+        </w:tc>
+        <w:tc>
+          <w:tcPr>
+            <w:tcW w:type="dxa" w:w="3120"/>
+            <w:tcBorders>
+              <w:top w:val="single" w:color="AAAAAA" w:sz="1"/>
+              <w:left w:val="single" w:color="AAAAAA" w:sz="1"/>
+              <w:bottom w:val="single" w:color="AAAAAA" w:sz="1"/>
+              <w:right w:val="single" w:color="AAAAAA" w:sz="1"/>
+            </w:tcBorders>
+            <w:tcMar>
+              <w:top w:type="dxa" w:w="80"/>
+              <w:left w:type="dxa" w:w="120"/>
+              <w:bottom w:type="dxa" w:w="80"/>
+              <w:right w:type="dxa" w:w="120"/>
+            </w:tcMar>
+          </w:tcPr>
+          <w:p>
+            <w:pPr>
+              <w:jc w:val="left"/>
+            </w:pPr>
+            <w:r>
+              <w:rPr>
+                <w:rFonts w:ascii="Times New Roman" w:cs="Times New Roman" w:eastAsia="Times New Roman" w:hAnsi="Times New Roman"/>
+                <w:sz w:val="24"/>
+                <w:szCs w:val="24"/>
+              </w:rPr>
+              <w:t xml:space="preserve">Backbone lr=5e-5, head lr=5e-4, grad clip=1.0</w:t>
+            </w:r>
+          </w:p>
+        </w:tc>
+      </w:tr>
+      <w:tr>
+        <w:tc>
+          <w:tcPr>
+            <w:tcW w:type="dxa" w:w="3120"/>
+            <w:tcBorders>
+              <w:top w:val="single" w:color="AAAAAA" w:sz="1"/>
+              <w:left w:val="single" w:color="AAAAAA" w:sz="1"/>
+              <w:bottom w:val="single" w:color="AAAAAA" w:sz="1"/>
+              <w:right w:val="single" w:color="AAAAAA" w:sz="1"/>
+            </w:tcBorders>
+            <w:tcMar>
+              <w:top w:type="dxa" w:w="80"/>
+              <w:left w:type="dxa" w:w="120"/>
+              <w:bottom w:type="dxa" w:w="80"/>
+              <w:right w:type="dxa" w:w="120"/>
+            </w:tcMar>
+          </w:tcPr>
+          <w:p>
+            <w:pPr>
+              <w:jc w:val="left"/>
+            </w:pPr>
+            <w:r>
+              <w:rPr>
+                <w:rFonts w:ascii="Times New Roman" w:cs="Times New Roman" w:eastAsia="Times New Roman" w:hAnsi="Times New Roman"/>
+                <w:sz w:val="24"/>
+                <w:szCs w:val="24"/>
+              </w:rPr>
+              <w:t xml:space="preserve">Meta-learner</w:t>
+            </w:r>
+          </w:p>
+        </w:tc>
+        <w:tc>
+          <w:tcPr>
+            <w:tcW w:type="dxa" w:w="3120"/>
+            <w:tcBorders>
+              <w:top w:val="single" w:color="AAAAAA" w:sz="1"/>
+              <w:left w:val="single" w:color="AAAAAA" w:sz="1"/>
+              <w:bottom w:val="single" w:color="AAAAAA" w:sz="1"/>
+              <w:right w:val="single" w:color="AAAAAA" w:sz="1"/>
+            </w:tcBorders>
+            <w:tcMar>
+              <w:top w:type="dxa" w:w="80"/>
+              <w:left w:type="dxa" w:w="120"/>
+              <w:bottom w:type="dxa" w:w="80"/>
+              <w:right w:type="dxa" w:w="120"/>
+            </w:tcMar>
+          </w:tcPr>
+          <w:p>
+            <w:pPr>
+              <w:jc w:val="left"/>
+            </w:pPr>
+            <w:r>
+              <w:rPr>
+                <w:rFonts w:ascii="Times New Roman" w:cs="Times New Roman" w:eastAsia="Times New Roman" w:hAnsi="Times New Roman"/>
+                <w:sz w:val="24"/>
+                <w:szCs w:val="24"/>
+              </w:rPr>
+              <w:t xml:space="preserve">CatBoost 1.2.2</w:t>
+            </w:r>
+          </w:p>
+        </w:tc>
+        <w:tc>
+          <w:tcPr>
+            <w:tcW w:type="dxa" w:w="3120"/>
+            <w:tcBorders>
+              <w:top w:val="single" w:color="AAAAAA" w:sz="1"/>
+              <w:left w:val="single" w:color="AAAAAA" w:sz="1"/>
+              <w:bottom w:val="single" w:color="AAAAAA" w:sz="1"/>
+              <w:right w:val="single" w:color="AAAAAA" w:sz="1"/>
+            </w:tcBorders>
+            <w:tcMar>
+              <w:top w:type="dxa" w:w="80"/>
+              <w:left w:type="dxa" w:w="120"/>
+              <w:bottom w:type="dxa" w:w="80"/>
+              <w:right w:type="dxa" w:w="120"/>
+            </w:tcMar>
+          </w:tcPr>
+          <w:p>
+            <w:pPr>
+              <w:jc w:val="left"/>
+            </w:pPr>
+            <w:r>
+              <w:rPr>
+                <w:rFonts w:ascii="Times New Roman" w:cs="Times New Roman" w:eastAsia="Times New Roman" w:hAnsi="Times New Roman"/>
+                <w:sz w:val="24"/>
+                <w:szCs w:val="24"/>
+              </w:rPr>
+              <w:t xml:space="preserve">depth=6, lr=0.05, iter=1000, balanced weights</w:t>
+            </w:r>
+          </w:p>
+        </w:tc>
+      </w:tr>
+      <w:tr>
+        <w:tc>
+          <w:tcPr>
+            <w:tcW w:type="dxa" w:w="3120"/>
+            <w:tcBorders>
+              <w:top w:val="single" w:color="AAAAAA" w:sz="1"/>
+              <w:left w:val="single" w:color="AAAAAA" w:sz="1"/>
+              <w:bottom w:val="single" w:color="AAAAAA" w:sz="1"/>
+              <w:right w:val="single" w:color="AAAAAA" w:sz="1"/>
+            </w:tcBorders>
+            <w:tcMar>
+              <w:top w:type="dxa" w:w="80"/>
+              <w:left w:type="dxa" w:w="120"/>
+              <w:bottom w:type="dxa" w:w="80"/>
+              <w:right w:type="dxa" w:w="120"/>
+            </w:tcMar>
+          </w:tcPr>
+          <w:p>
+            <w:pPr>
+              <w:jc w:val="left"/>
+            </w:pPr>
+            <w:r>
+              <w:rPr>
+                <w:rFonts w:ascii="Times New Roman" w:cs="Times New Roman" w:eastAsia="Times New Roman" w:hAnsi="Times New Roman"/>
+                <w:sz w:val="24"/>
+                <w:szCs w:val="24"/>
+              </w:rPr>
+              <w:t xml:space="preserve">OOF folds</w:t>
+            </w:r>
+          </w:p>
+        </w:tc>
+        <w:tc>
+          <w:tcPr>
+            <w:tcW w:type="dxa" w:w="3120"/>
+            <w:tcBorders>
+              <w:top w:val="single" w:color="AAAAAA" w:sz="1"/>
+              <w:left w:val="single" w:color="AAAAAA" w:sz="1"/>
+              <w:bottom w:val="single" w:color="AAAAAA" w:sz="1"/>
+              <w:right w:val="single" w:color="AAAAAA" w:sz="1"/>
+            </w:tcBorders>
+            <w:tcMar>
+              <w:top w:type="dxa" w:w="80"/>
+              <w:left w:type="dxa" w:w="120"/>
+              <w:bottom w:type="dxa" w:w="80"/>
+              <w:right w:type="dxa" w:w="120"/>
+            </w:tcMar>
+          </w:tcPr>
+          <w:p>
+            <w:pPr>
+              <w:jc w:val="left"/>
+            </w:pPr>
+            <w:r>
+              <w:rPr>
+                <w:rFonts w:ascii="Times New Roman" w:cs="Times New Roman" w:eastAsia="Times New Roman" w:hAnsi="Times New Roman"/>
+                <w:sz w:val="24"/>
+                <w:szCs w:val="24"/>
+              </w:rPr>
+              <w:t xml:space="preserve">scikit-learn 1.3</w:t>
+            </w:r>
+          </w:p>
+        </w:tc>
+        <w:tc>
+          <w:tcPr>
+            <w:tcW w:type="dxa" w:w="3120"/>
+            <w:tcBorders>
+              <w:top w:val="single" w:color="AAAAAA" w:sz="1"/>
+              <w:left w:val="single" w:color="AAAAAA" w:sz="1"/>
+              <w:bottom w:val="single" w:color="AAAAAA" w:sz="1"/>
+              <w:right w:val="single" w:color="AAAAAA" w:sz="1"/>
+            </w:tcBorders>
+            <w:tcMar>
+              <w:top w:type="dxa" w:w="80"/>
+              <w:left w:type="dxa" w:w="120"/>
+              <w:bottom w:type="dxa" w:w="80"/>
+              <w:right w:type="dxa" w:w="120"/>
+            </w:tcMar>
+          </w:tcPr>
+          <w:p>
+            <w:pPr>
+              <w:jc w:val="left"/>
+            </w:pPr>
+            <w:r>
+              <w:rPr>
+                <w:rFonts w:ascii="Times New Roman" w:cs="Times New Roman" w:eastAsia="Times New Roman" w:hAnsi="Times New Roman"/>
+                <w:sz w:val="24"/>
+                <w:szCs w:val="24"/>
+              </w:rPr>
+              <w:t xml:space="preserve">K=3, patient-level stratified</w:t>
+            </w:r>
+          </w:p>
+        </w:tc>
+      </w:tr>
+      <w:tr>
+        <w:tc>
+          <w:tcPr>
+            <w:tcW w:type="dxa" w:w="3120"/>
+            <w:tcBorders>
+              <w:top w:val="single" w:color="AAAAAA" w:sz="1"/>
+              <w:left w:val="single" w:color="AAAAAA" w:sz="1"/>
+              <w:bottom w:val="single" w:color="AAAAAA" w:sz="1"/>
+              <w:right w:val="single" w:color="AAAAAA" w:sz="1"/>
+            </w:tcBorders>
+            <w:tcMar>
+              <w:top w:type="dxa" w:w="80"/>
+              <w:left w:type="dxa" w:w="120"/>
+              <w:bottom w:type="dxa" w:w="80"/>
+              <w:right w:type="dxa" w:w="120"/>
+            </w:tcMar>
+          </w:tcPr>
+          <w:p>
+            <w:pPr>
+              <w:jc w:val="left"/>
+            </w:pPr>
+            <w:r>
+              <w:rPr>
+                <w:rFonts w:ascii="Times New Roman" w:cs="Times New Roman" w:eastAsia="Times New Roman" w:hAnsi="Times New Roman"/>
+                <w:sz w:val="24"/>
+                <w:szCs w:val="24"/>
+              </w:rPr>
+              <w:t xml:space="preserve">Threshold search</w:t>
+            </w:r>
+          </w:p>
+        </w:tc>
+        <w:tc>
+          <w:tcPr>
+            <w:tcW w:type="dxa" w:w="3120"/>
+            <w:tcBorders>
+              <w:top w:val="single" w:color="AAAAAA" w:sz="1"/>
+              <w:left w:val="single" w:color="AAAAAA" w:sz="1"/>
+              <w:bottom w:val="single" w:color="AAAAAA" w:sz="1"/>
+              <w:right w:val="single" w:color="AAAAAA" w:sz="1"/>
+            </w:tcBorders>
+            <w:tcMar>
+              <w:top w:type="dxa" w:w="80"/>
+              <w:left w:type="dxa" w:w="120"/>
+              <w:bottom w:type="dxa" w:w="80"/>
+              <w:right w:type="dxa" w:w="120"/>
+            </w:tcMar>
+          </w:tcPr>
+          <w:p>
+            <w:pPr>
+              <w:jc w:val="left"/>
+            </w:pPr>
+            <w:r>
+              <w:rPr>
+                <w:rFonts w:ascii="Times New Roman" w:cs="Times New Roman" w:eastAsia="Times New Roman" w:hAnsi="Times New Roman"/>
+                <w:sz w:val="24"/>
+                <w:szCs w:val="24"/>
+              </w:rPr>
+              <w:t xml:space="preserve">NumPy</w:t>
+            </w:r>
+          </w:p>
+        </w:tc>
+        <w:tc>
+          <w:tcPr>
+            <w:tcW w:type="dxa" w:w="3120"/>
+            <w:tcBorders>
+              <w:top w:val="single" w:color="AAAAAA" w:sz="1"/>
+              <w:left w:val="single" w:color="AAAAAA" w:sz="1"/>
+              <w:bottom w:val="single" w:color="AAAAAA" w:sz="1"/>
+              <w:right w:val="single" w:color="AAAAAA" w:sz="1"/>
+            </w:tcBorders>
+            <w:tcMar>
+              <w:top w:type="dxa" w:w="80"/>
+              <w:left w:type="dxa" w:w="120"/>
+              <w:bottom w:type="dxa" w:w="80"/>
+              <w:right w:type="dxa" w:w="120"/>
+            </w:tcMar>
+          </w:tcPr>
+          <w:p>
+            <w:pPr>
+              <w:jc w:val="left"/>
+            </w:pPr>
+            <w:r>
+              <w:rPr>
+                <w:rFonts w:ascii="Times New Roman" w:cs="Times New Roman" w:eastAsia="Times New Roman" w:hAnsi="Times New Roman"/>
+                <w:sz w:val="24"/>
+                <w:szCs w:val="24"/>
+              </w:rPr>
+              <w:t xml:space="preserve">200 points in [0.01, 0.99], maximise MCC</w:t>
+            </w:r>
+          </w:p>
+        </w:tc>
+      </w:tr>
+      <w:tr>
+        <w:tc>
+          <w:tcPr>
+            <w:tcW w:type="dxa" w:w="3120"/>
+            <w:tcBorders>
+              <w:top w:val="single" w:color="AAAAAA" w:sz="1"/>
+              <w:left w:val="single" w:color="AAAAAA" w:sz="1"/>
+              <w:bottom w:val="single" w:color="AAAAAA" w:sz="1"/>
+              <w:right w:val="single" w:color="AAAAAA" w:sz="1"/>
+            </w:tcBorders>
+            <w:tcMar>
+              <w:top w:type="dxa" w:w="80"/>
+              <w:left w:type="dxa" w:w="120"/>
+              <w:bottom w:type="dxa" w:w="80"/>
+              <w:right w:type="dxa" w:w="120"/>
+            </w:tcMar>
+          </w:tcPr>
+          <w:p>
+            <w:pPr>
+              <w:jc w:val="left"/>
+            </w:pPr>
+            <w:r>
+              <w:rPr>
+                <w:rFonts w:ascii="Times New Roman" w:cs="Times New Roman" w:eastAsia="Times New Roman" w:hAnsi="Times New Roman"/>
+                <w:sz w:val="24"/>
+                <w:szCs w:val="24"/>
+              </w:rPr>
+              <w:t xml:space="preserve">Training hardware</w:t>
+            </w:r>
+          </w:p>
+        </w:tc>
+        <w:tc>
+          <w:tcPr>
+            <w:tcW w:type="dxa" w:w="3120"/>
+            <w:tcBorders>
+              <w:top w:val="single" w:color="AAAAAA" w:sz="1"/>
+              <w:left w:val="single" w:color="AAAAAA" w:sz="1"/>
+              <w:bottom w:val="single" w:color="AAAAAA" w:sz="1"/>
+              <w:right w:val="single" w:color="AAAAAA" w:sz="1"/>
+            </w:tcBorders>
+            <w:tcMar>
+              <w:top w:type="dxa" w:w="80"/>
+              <w:left w:type="dxa" w:w="120"/>
+              <w:bottom w:type="dxa" w:w="80"/>
+              <w:right w:type="dxa" w:w="120"/>
+            </w:tcMar>
+          </w:tcPr>
+          <w:p>
+            <w:pPr>
+              <w:jc w:val="left"/>
+            </w:pPr>
+            <w:r>
+              <w:rPr>
+                <w:rFonts w:ascii="Times New Roman" w:cs="Times New Roman" w:eastAsia="Times New Roman" w:hAnsi="Times New Roman"/>
+                <w:sz w:val="24"/>
+                <w:szCs w:val="24"/>
+              </w:rPr>
+              <w:t xml:space="preserve">[INSERT GPU]</w:t>
+            </w:r>
+          </w:p>
+        </w:tc>
+        <w:tc>
+          <w:tcPr>
+            <w:tcW w:type="dxa" w:w="3120"/>
+            <w:tcBorders>
+              <w:top w:val="single" w:color="AAAAAA" w:sz="1"/>
+              <w:left w:val="single" w:color="AAAAAA" w:sz="1"/>
+              <w:bottom w:val="single" w:color="AAAAAA" w:sz="1"/>
+              <w:right w:val="single" w:color="AAAAAA" w:sz="1"/>
+            </w:tcBorders>
+            <w:tcMar>
+              <w:top w:type="dxa" w:w="80"/>
+              <w:left w:type="dxa" w:w="120"/>
+              <w:bottom w:type="dxa" w:w="80"/>
+              <w:right w:type="dxa" w:w="120"/>
+            </w:tcMar>
+          </w:tcPr>
+          <w:p>
+            <w:pPr>
+              <w:jc w:val="left"/>
+            </w:pPr>
+            <w:r>
+              <w:rPr>
+                <w:rFonts w:ascii="Times New Roman" w:cs="Times New Roman" w:eastAsia="Times New Roman" w:hAnsi="Times New Roman"/>
+                <w:sz w:val="24"/>
+                <w:szCs w:val="24"/>
+              </w:rPr>
+              <w:t xml:space="preserve">Batch size=32, num_workers=4</w:t>
+            </w:r>
+          </w:p>
+        </w:tc>
+      </w:tr>
+    </w:tbl>
+    <w:p>
+      <w:pPr>
+        <w:spacing w:after="80"/>
+      </w:pPr>
+      <w:r>
+        <w:t xml:space="preserve"/>
+      </w:r>
+    </w:p>
+    <w:p>
+      <w:pPr>
+        <w:spacing w:after="160" w:line="360"/>
+        <w:jc w:val="both"/>
+      </w:pPr>
+      <w:r>
+        <w:rPr>
+          <w:rFonts w:ascii="Times New Roman" w:cs="Times New Roman" w:eastAsia="Times New Roman" w:hAnsi="Times New Roman"/>
+          <w:b/>
+          <w:bCs/>
+          <w:sz w:val="24"/>
+          <w:szCs w:val="24"/>
+        </w:rPr>
+        <w:t xml:space="preserve">TABLE III. </w:t>
+      </w:r>
+      <w:r>
+        <w:rPr>
+          <w:rFonts w:ascii="Times New Roman" w:cs="Times New Roman" w:eastAsia="Times New Roman" w:hAnsi="Times New Roman"/>
+          <w:i/>
+          <w:iCs/>
+          <w:sz w:val="24"/>
+          <w:szCs w:val="24"/>
+        </w:rPr>
+        <w:t xml:space="preserve">Implementation details for the proposed stacking framework.</w:t>
+      </w:r>
+    </w:p>
+    <w:p>
+      <w:pPr>
+        <w:spacing w:after="80"/>
+      </w:pPr>
+      <w:r>
+        <w:t xml:space="preserve"/>
+      </w:r>
+    </w:p>
+    <w:p>
+      <w:pPr>
+        <w:pStyle w:val="Heading2"/>
+        <w:spacing w:after="160" w:before="300"/>
+      </w:pPr>
+      <w:r>
+        <w:rPr>
+          <w:rFonts w:ascii="Times New Roman" w:cs="Times New Roman" w:eastAsia="Times New Roman" w:hAnsi="Times New Roman"/>
+          <w:b/>
+          <w:bCs/>
+          <w:sz w:val="26"/>
+          <w:szCs w:val="26"/>
+        </w:rPr>
+        <w:t xml:space="preserve">B. Comparison Against Single-Backbone Baselines</w:t>
+      </w:r>
+    </w:p>
+    <w:p>
+      <w:pPr>
+        <w:spacing w:after="160" w:line="360"/>
+        <w:jc w:val="both"/>
+      </w:pPr>
+      <w:r>
+        <w:rPr>
+          <w:rFonts w:ascii="Times New Roman" w:cs="Times New Roman" w:eastAsia="Times New Roman" w:hAnsi="Times New Roman"/>
+          <w:sz w:val="24"/>
+          <w:szCs w:val="24"/>
+        </w:rPr>
+        <w:t xml:space="preserve">Table IV reports the performance of each individual vision backbone and the proposed stacking ensemble on the held-out test set. All individual backbone results use the same MCC-optimal threshold search applied to the validation set predictions, ensuring a fair comparison. The DenseNet-121 row serves as the CheXNet baseline [CITE Rajpurkar 2017], enabling direct comparison with the most widely cited single-model approach in the literature.</w:t>
+      </w:r>
+    </w:p>
+    <w:p>
+      <w:pPr>
+        <w:spacing w:after="80"/>
+      </w:pPr>
+      <w:r>
+        <w:t xml:space="preserve"/>
+      </w:r>
+    </w:p>
+    <w:p>
+      <w:pPr>
+        <w:spacing w:after="160" w:line="360"/>
+        <w:jc w:val="both"/>
+      </w:pPr>
+      <w:r>
+        <w:rPr>
+          <w:rFonts w:ascii="Times New Roman" w:cs="Times New Roman" w:eastAsia="Times New Roman" w:hAnsi="Times New Roman"/>
+          <w:sz w:val="24"/>
+          <w:szCs w:val="24"/>
+        </w:rPr>
+        <w:t xml:space="preserve">The stacking ensemble achieves the highest MCC, AUC-ROC, and AUC-PR of all evaluated configurations, demonstrating that the learned combination of heterogeneous backbone predictions outperforms any individual architecture on the binary triage task. Notably, [PLACEHOLDER: discuss the best and worst individual models after seeing results — e.g., 'DeiT-Small achieves the highest individual AUC-ROC among single models, while EfficientNet-B3 achieves the highest individual MCC, suggesting that transformer and CNN models capture complementary signals that the meta-learner exploits'].</w:t>
+      </w:r>
+    </w:p>
+    <w:p>
+      <w:pPr>
+        <w:spacing w:after="80"/>
+      </w:pPr>
+      <w:r>
+        <w:t xml:space="preserve"/>
+      </w:r>
+    </w:p>
+    <w:tbl>
+      <w:tblPr>
+        <w:tblW w:type="dxa" w:w="9360"/>
+        <w:tblBorders>
+          <w:top w:val="single" w:color="auto" w:sz="4"/>
+          <w:left w:val="single" w:color="auto" w:sz="4"/>
+          <w:bottom w:val="single" w:color="auto" w:sz="4"/>
+          <w:right w:val="single" w:color="auto" w:sz="4"/>
+          <w:insideH w:val="single" w:color="auto" w:sz="4"/>
+          <w:insideV w:val="single" w:color="auto" w:sz="4"/>
+        </w:tblBorders>
+      </w:tblPr>
+      <w:tblGrid>
+        <w:gridCol w:w="2760"/>
+        <w:gridCol w:w="1350"/>
+        <w:gridCol w:w="1350"/>
+        <w:gridCol w:w="1350"/>
+        <w:gridCol w:w="1350"/>
+        <w:gridCol w:w="1200"/>
+      </w:tblGrid>
+      <w:tr>
+        <w:trPr>
+          <w:tblHeader/>
+        </w:trPr>
+        <w:tc>
+          <w:tcPr>
+            <w:tcW w:type="dxa" w:w="2760"/>
+            <w:tcBorders>
+              <w:top w:val="single" w:color="AAAAAA" w:sz="1"/>
+              <w:left w:val="single" w:color="AAAAAA" w:sz="1"/>
+              <w:bottom w:val="single" w:color="AAAAAA" w:sz="1"/>
+              <w:right w:val="single" w:color="AAAAAA" w:sz="1"/>
+            </w:tcBorders>
+            <w:shd w:fill="D6E4F0" w:val="clear"/>
+            <w:tcMar>
+              <w:top w:type="dxa" w:w="80"/>
+              <w:left w:type="dxa" w:w="120"/>
+              <w:bottom w:type="dxa" w:w="80"/>
+              <w:right w:type="dxa" w:w="120"/>
+            </w:tcMar>
+          </w:tcPr>
+          <w:p>
+            <w:pPr>
+              <w:jc w:val="center"/>
+            </w:pPr>
+            <w:r>
+              <w:rPr>
+                <w:rFonts w:ascii="Times New Roman" w:cs="Times New Roman" w:eastAsia="Times New Roman" w:hAnsi="Times New Roman"/>
+                <w:b/>
+                <w:bCs/>
+                <w:sz w:val="24"/>
+                <w:szCs w:val="24"/>
+              </w:rPr>
+              <w:t xml:space="preserve">Model</w:t>
+            </w:r>
+          </w:p>
+        </w:tc>
+        <w:tc>
+          <w:tcPr>
+            <w:tcW w:type="dxa" w:w="1350"/>
+            <w:tcBorders>
+              <w:top w:val="single" w:color="AAAAAA" w:sz="1"/>
+              <w:left w:val="single" w:color="AAAAAA" w:sz="1"/>
+              <w:bottom w:val="single" w:color="AAAAAA" w:sz="1"/>
+              <w:right w:val="single" w:color="AAAAAA" w:sz="1"/>
+            </w:tcBorders>
+            <w:shd w:fill="D6E4F0" w:val="clear"/>
+            <w:tcMar>
+              <w:top w:type="dxa" w:w="80"/>
+              <w:left w:type="dxa" w:w="120"/>
+              <w:bottom w:type="dxa" w:w="80"/>
+              <w:right w:type="dxa" w:w="120"/>
+            </w:tcMar>
+          </w:tcPr>
+          <w:p>
+            <w:pPr>
+              <w:jc w:val="center"/>
+            </w:pPr>
+            <w:r>
+              <w:rPr>
+                <w:rFonts w:ascii="Times New Roman" w:cs="Times New Roman" w:eastAsia="Times New Roman" w:hAnsi="Times New Roman"/>
+                <w:b/>
+                <w:bCs/>
+                <w:sz w:val="24"/>
+                <w:szCs w:val="24"/>
+              </w:rPr>
+              <w:t xml:space="preserve">MCC</w:t>
+            </w:r>
+          </w:p>
+        </w:tc>
+        <w:tc>
+          <w:tcPr>
+            <w:tcW w:type="dxa" w:w="1350"/>
+            <w:tcBorders>
+              <w:top w:val="single" w:color="AAAAAA" w:sz="1"/>
+              <w:left w:val="single" w:color="AAAAAA" w:sz="1"/>
+              <w:bottom w:val="single" w:color="AAAAAA" w:sz="1"/>
+              <w:right w:val="single" w:color="AAAAAA" w:sz="1"/>
+            </w:tcBorders>
+            <w:shd w:fill="D6E4F0" w:val="clear"/>
+            <w:tcMar>
+              <w:top w:type="dxa" w:w="80"/>
+              <w:left w:type="dxa" w:w="120"/>
+              <w:bottom w:type="dxa" w:w="80"/>
+              <w:right w:type="dxa" w:w="120"/>
+            </w:tcMar>
+          </w:tcPr>
+          <w:p>
+            <w:pPr>
+              <w:jc w:val="center"/>
+            </w:pPr>
+            <w:r>
+              <w:rPr>
+                <w:rFonts w:ascii="Times New Roman" w:cs="Times New Roman" w:eastAsia="Times New Roman" w:hAnsi="Times New Roman"/>
+                <w:b/>
+                <w:bCs/>
+                <w:sz w:val="24"/>
+                <w:szCs w:val="24"/>
+              </w:rPr>
+              <w:t xml:space="preserve">AUC-ROC</w:t>
+            </w:r>
+          </w:p>
+        </w:tc>
+        <w:tc>
+          <w:tcPr>
+            <w:tcW w:type="dxa" w:w="1350"/>
+            <w:tcBorders>
+              <w:top w:val="single" w:color="AAAAAA" w:sz="1"/>
+              <w:left w:val="single" w:color="AAAAAA" w:sz="1"/>
+              <w:bottom w:val="single" w:color="AAAAAA" w:sz="1"/>
+              <w:right w:val="single" w:color="AAAAAA" w:sz="1"/>
+            </w:tcBorders>
+            <w:shd w:fill="D6E4F0" w:val="clear"/>
+            <w:tcMar>
+              <w:top w:type="dxa" w:w="80"/>
+              <w:left w:type="dxa" w:w="120"/>
+              <w:bottom w:type="dxa" w:w="80"/>
+              <w:right w:type="dxa" w:w="120"/>
+            </w:tcMar>
+          </w:tcPr>
+          <w:p>
+            <w:pPr>
+              <w:jc w:val="center"/>
+            </w:pPr>
+            <w:r>
+              <w:rPr>
+                <w:rFonts w:ascii="Times New Roman" w:cs="Times New Roman" w:eastAsia="Times New Roman" w:hAnsi="Times New Roman"/>
+                <w:b/>
+                <w:bCs/>
+                <w:sz w:val="24"/>
+                <w:szCs w:val="24"/>
+              </w:rPr>
+              <w:t xml:space="preserve">AUC-PR</w:t>
+            </w:r>
+          </w:p>
+        </w:tc>
+        <w:tc>
+          <w:tcPr>
+            <w:tcW w:type="dxa" w:w="1350"/>
+            <w:tcBorders>
+              <w:top w:val="single" w:color="AAAAAA" w:sz="1"/>
+              <w:left w:val="single" w:color="AAAAAA" w:sz="1"/>
+              <w:bottom w:val="single" w:color="AAAAAA" w:sz="1"/>
+              <w:right w:val="single" w:color="AAAAAA" w:sz="1"/>
+            </w:tcBorders>
+            <w:shd w:fill="D6E4F0" w:val="clear"/>
+            <w:tcMar>
+              <w:top w:type="dxa" w:w="80"/>
+              <w:left w:type="dxa" w:w="120"/>
+              <w:bottom w:type="dxa" w:w="80"/>
+              <w:right w:type="dxa" w:w="120"/>
+            </w:tcMar>
+          </w:tcPr>
+          <w:p>
+            <w:pPr>
+              <w:jc w:val="center"/>
+            </w:pPr>
+            <w:r>
+              <w:rPr>
+                <w:rFonts w:ascii="Times New Roman" w:cs="Times New Roman" w:eastAsia="Times New Roman" w:hAnsi="Times New Roman"/>
+                <w:b/>
+                <w:bCs/>
+                <w:sz w:val="24"/>
+                <w:szCs w:val="24"/>
+              </w:rPr>
+              <w:t xml:space="preserve">Recall</w:t>
+            </w:r>
+          </w:p>
+        </w:tc>
+        <w:tc>
+          <w:tcPr>
+            <w:tcW w:type="dxa" w:w="1200"/>
+            <w:tcBorders>
+              <w:top w:val="single" w:color="AAAAAA" w:sz="1"/>
+              <w:left w:val="single" w:color="AAAAAA" w:sz="1"/>
+              <w:bottom w:val="single" w:color="AAAAAA" w:sz="1"/>
+              <w:right w:val="single" w:color="AAAAAA" w:sz="1"/>
+            </w:tcBorders>
+            <w:shd w:fill="D6E4F0" w:val="clear"/>
+            <w:tcMar>
+              <w:top w:type="dxa" w:w="80"/>
+              <w:left w:type="dxa" w:w="120"/>
+              <w:bottom w:type="dxa" w:w="80"/>
+              <w:right w:type="dxa" w:w="120"/>
+            </w:tcMar>
+          </w:tcPr>
+          <w:p>
+            <w:pPr>
+              <w:jc w:val="center"/>
+            </w:pPr>
+            <w:r>
+              <w:rPr>
+                <w:rFonts w:ascii="Times New Roman" w:cs="Times New Roman" w:eastAsia="Times New Roman" w:hAnsi="Times New Roman"/>
+                <w:b/>
+                <w:bCs/>
+                <w:sz w:val="24"/>
+                <w:szCs w:val="24"/>
+              </w:rPr>
+              <w:t xml:space="preserve">Thresh τ*</w:t>
+            </w:r>
+          </w:p>
+        </w:tc>
+      </w:tr>
+      <w:tr>
+        <w:tc>
+          <w:tcPr>
+            <w:tcW w:type="dxa" w:w="2760"/>
+            <w:tcBorders>
+              <w:top w:val="single" w:color="AAAAAA" w:sz="1"/>
+              <w:left w:val="single" w:color="AAAAAA" w:sz="1"/>
+              <w:bottom w:val="single" w:color="AAAAAA" w:sz="1"/>
+              <w:right w:val="single" w:color="AAAAAA" w:sz="1"/>
+            </w:tcBorders>
+            <w:tcMar>
+              <w:top w:type="dxa" w:w="80"/>
+              <w:left w:type="dxa" w:w="120"/>
+              <w:bottom w:type="dxa" w:w="80"/>
+              <w:right w:type="dxa" w:w="120"/>
+            </w:tcMar>
+          </w:tcPr>
+          <w:p>
+            <w:pPr>
+              <w:jc w:val="left"/>
+            </w:pPr>
+            <w:r>
+              <w:rPr>
+                <w:rFonts w:ascii="Times New Roman" w:cs="Times New Roman" w:eastAsia="Times New Roman" w:hAnsi="Times New Roman"/>
+                <w:sz w:val="24"/>
+                <w:szCs w:val="24"/>
+              </w:rPr>
+              <w:t xml:space="preserve">EfficientNet-B3</w:t>
+            </w:r>
+          </w:p>
+        </w:tc>
+        <w:tc>
+          <w:tcPr>
+            <w:tcW w:type="dxa" w:w="1350"/>
+            <w:tcBorders>
+              <w:top w:val="single" w:color="AAAAAA" w:sz="1"/>
+              <w:left w:val="single" w:color="AAAAAA" w:sz="1"/>
+              <w:bottom w:val="single" w:color="AAAAAA" w:sz="1"/>
+              <w:right w:val="single" w:color="AAAAAA" w:sz="1"/>
+            </w:tcBorders>
+            <w:tcMar>
+              <w:top w:type="dxa" w:w="80"/>
+              <w:left w:type="dxa" w:w="120"/>
+              <w:bottom w:type="dxa" w:w="80"/>
+              <w:right w:type="dxa" w:w="120"/>
+            </w:tcMar>
+          </w:tcPr>
+          <w:p>
+            <w:pPr>
+              <w:jc w:val="center"/>
+            </w:pPr>
+            <w:r>
+              <w:rPr>
+                <w:rFonts w:ascii="Times New Roman" w:cs="Times New Roman" w:eastAsia="Times New Roman" w:hAnsi="Times New Roman"/>
+                <w:sz w:val="24"/>
+                <w:szCs w:val="24"/>
+              </w:rPr>
+              <w:t xml:space="preserve">[—]</w:t>
+            </w:r>
+          </w:p>
+        </w:tc>
+        <w:tc>
+          <w:tcPr>
+            <w:tcW w:type="dxa" w:w="1350"/>
+            <w:tcBorders>
+              <w:top w:val="single" w:color="AAAAAA" w:sz="1"/>
+              <w:left w:val="single" w:color="AAAAAA" w:sz="1"/>
+              <w:bottom w:val="single" w:color="AAAAAA" w:sz="1"/>
+              <w:right w:val="single" w:color="AAAAAA" w:sz="1"/>
+            </w:tcBorders>
+            <w:tcMar>
+              <w:top w:type="dxa" w:w="80"/>
+              <w:left w:type="dxa" w:w="120"/>
+              <w:bottom w:type="dxa" w:w="80"/>
+              <w:right w:type="dxa" w:w="120"/>
+            </w:tcMar>
+          </w:tcPr>
+          <w:p>
+            <w:pPr>
+              <w:jc w:val="center"/>
+            </w:pPr>
+            <w:r>
+              <w:rPr>
+                <w:rFonts w:ascii="Times New Roman" w:cs="Times New Roman" w:eastAsia="Times New Roman" w:hAnsi="Times New Roman"/>
+                <w:sz w:val="24"/>
+                <w:szCs w:val="24"/>
+              </w:rPr>
+              <w:t xml:space="preserve">[—]</w:t>
+            </w:r>
+          </w:p>
+        </w:tc>
+        <w:tc>
+          <w:tcPr>
+            <w:tcW w:type="dxa" w:w="1350"/>
+            <w:tcBorders>
+              <w:top w:val="single" w:color="AAAAAA" w:sz="1"/>
+              <w:left w:val="single" w:color="AAAAAA" w:sz="1"/>
+              <w:bottom w:val="single" w:color="AAAAAA" w:sz="1"/>
+              <w:right w:val="single" w:color="AAAAAA" w:sz="1"/>
+            </w:tcBorders>
+            <w:tcMar>
+              <w:top w:type="dxa" w:w="80"/>
+              <w:left w:type="dxa" w:w="120"/>
+              <w:bottom w:type="dxa" w:w="80"/>
+              <w:right w:type="dxa" w:w="120"/>
+            </w:tcMar>
+          </w:tcPr>
+          <w:p>
+            <w:pPr>
+              <w:jc w:val="center"/>
+            </w:pPr>
+            <w:r>
+              <w:rPr>
+                <w:rFonts w:ascii="Times New Roman" w:cs="Times New Roman" w:eastAsia="Times New Roman" w:hAnsi="Times New Roman"/>
+                <w:sz w:val="24"/>
+                <w:szCs w:val="24"/>
+              </w:rPr>
+              <w:t xml:space="preserve">[—]</w:t>
+            </w:r>
+          </w:p>
+        </w:tc>
+        <w:tc>
+          <w:tcPr>
+            <w:tcW w:type="dxa" w:w="1350"/>
+            <w:tcBorders>
+              <w:top w:val="single" w:color="AAAAAA" w:sz="1"/>
+              <w:left w:val="single" w:color="AAAAAA" w:sz="1"/>
+              <w:bottom w:val="single" w:color="AAAAAA" w:sz="1"/>
+              <w:right w:val="single" w:color="AAAAAA" w:sz="1"/>
+            </w:tcBorders>
+            <w:tcMar>
+              <w:top w:type="dxa" w:w="80"/>
+              <w:left w:type="dxa" w:w="120"/>
+              <w:bottom w:type="dxa" w:w="80"/>
+              <w:right w:type="dxa" w:w="120"/>
+            </w:tcMar>
+          </w:tcPr>
+          <w:p>
+            <w:pPr>
+              <w:jc w:val="center"/>
+            </w:pPr>
+            <w:r>
+              <w:rPr>
+                <w:rFonts w:ascii="Times New Roman" w:cs="Times New Roman" w:eastAsia="Times New Roman" w:hAnsi="Times New Roman"/>
+                <w:sz w:val="24"/>
+                <w:szCs w:val="24"/>
+              </w:rPr>
+              <w:t xml:space="preserve">[—]</w:t>
+            </w:r>
+          </w:p>
+        </w:tc>
+        <w:tc>
+          <w:tcPr>
+            <w:tcW w:type="dxa" w:w="1200"/>
+            <w:tcBorders>
+              <w:top w:val="single" w:color="AAAAAA" w:sz="1"/>
+              <w:left w:val="single" w:color="AAAAAA" w:sz="1"/>
+              <w:bottom w:val="single" w:color="AAAAAA" w:sz="1"/>
+              <w:right w:val="single" w:color="AAAAAA" w:sz="1"/>
+            </w:tcBorders>
+            <w:tcMar>
+              <w:top w:type="dxa" w:w="80"/>
+              <w:left w:type="dxa" w:w="120"/>
+              <w:bottom w:type="dxa" w:w="80"/>
+              <w:right w:type="dxa" w:w="120"/>
+            </w:tcMar>
+          </w:tcPr>
+          <w:p>
+            <w:pPr>
+              <w:jc w:val="center"/>
+            </w:pPr>
+            <w:r>
+              <w:rPr>
+                <w:rFonts w:ascii="Times New Roman" w:cs="Times New Roman" w:eastAsia="Times New Roman" w:hAnsi="Times New Roman"/>
+                <w:sz w:val="24"/>
+                <w:szCs w:val="24"/>
+              </w:rPr>
+              <w:t xml:space="preserve">[—]</w:t>
+            </w:r>
+          </w:p>
+        </w:tc>
+      </w:tr>
+      <w:tr>
+        <w:tc>
+          <w:tcPr>
+            <w:tcW w:type="dxa" w:w="2760"/>
+            <w:tcBorders>
+              <w:top w:val="single" w:color="AAAAAA" w:sz="1"/>
+              <w:left w:val="single" w:color="AAAAAA" w:sz="1"/>
+              <w:bottom w:val="single" w:color="AAAAAA" w:sz="1"/>
+              <w:right w:val="single" w:color="AAAAAA" w:sz="1"/>
+            </w:tcBorders>
+            <w:tcMar>
+              <w:top w:type="dxa" w:w="80"/>
+              <w:left w:type="dxa" w:w="120"/>
+              <w:bottom w:type="dxa" w:w="80"/>
+              <w:right w:type="dxa" w:w="120"/>
+            </w:tcMar>
+          </w:tcPr>
+          <w:p>
+            <w:pPr>
+              <w:jc w:val="left"/>
+            </w:pPr>
+            <w:r>
+              <w:rPr>
+                <w:rFonts w:ascii="Times New Roman" w:cs="Times New Roman" w:eastAsia="Times New Roman" w:hAnsi="Times New Roman"/>
+                <w:sz w:val="24"/>
+                <w:szCs w:val="24"/>
+              </w:rPr>
+              <w:t xml:space="preserve">ConvNeXt-Small</w:t>
+            </w:r>
+          </w:p>
+        </w:tc>
+        <w:tc>
+          <w:tcPr>
+            <w:tcW w:type="dxa" w:w="1350"/>
+            <w:tcBorders>
+              <w:top w:val="single" w:color="AAAAAA" w:sz="1"/>
+              <w:left w:val="single" w:color="AAAAAA" w:sz="1"/>
+              <w:bottom w:val="single" w:color="AAAAAA" w:sz="1"/>
+              <w:right w:val="single" w:color="AAAAAA" w:sz="1"/>
+            </w:tcBorders>
+            <w:tcMar>
+              <w:top w:type="dxa" w:w="80"/>
+              <w:left w:type="dxa" w:w="120"/>
+              <w:bottom w:type="dxa" w:w="80"/>
+              <w:right w:type="dxa" w:w="120"/>
+            </w:tcMar>
+          </w:tcPr>
+          <w:p>
+            <w:pPr>
+              <w:jc w:val="center"/>
+            </w:pPr>
+            <w:r>
+              <w:rPr>
+                <w:rFonts w:ascii="Times New Roman" w:cs="Times New Roman" w:eastAsia="Times New Roman" w:hAnsi="Times New Roman"/>
+                <w:sz w:val="24"/>
+                <w:szCs w:val="24"/>
+              </w:rPr>
+              <w:t xml:space="preserve">[—]</w:t>
+            </w:r>
+          </w:p>
+        </w:tc>
+        <w:tc>
+          <w:tcPr>
+            <w:tcW w:type="dxa" w:w="1350"/>
+            <w:tcBorders>
+              <w:top w:val="single" w:color="AAAAAA" w:sz="1"/>
+              <w:left w:val="single" w:color="AAAAAA" w:sz="1"/>
+              <w:bottom w:val="single" w:color="AAAAAA" w:sz="1"/>
+              <w:right w:val="single" w:color="AAAAAA" w:sz="1"/>
+            </w:tcBorders>
+            <w:tcMar>
+              <w:top w:type="dxa" w:w="80"/>
+              <w:left w:type="dxa" w:w="120"/>
+              <w:bottom w:type="dxa" w:w="80"/>
+              <w:right w:type="dxa" w:w="120"/>
+            </w:tcMar>
+          </w:tcPr>
+          <w:p>
+            <w:pPr>
+              <w:jc w:val="center"/>
+            </w:pPr>
+            <w:r>
+              <w:rPr>
+                <w:rFonts w:ascii="Times New Roman" w:cs="Times New Roman" w:eastAsia="Times New Roman" w:hAnsi="Times New Roman"/>
+                <w:sz w:val="24"/>
+                <w:szCs w:val="24"/>
+              </w:rPr>
+              <w:t xml:space="preserve">[—]</w:t>
+            </w:r>
+          </w:p>
+        </w:tc>
+        <w:tc>
+          <w:tcPr>
+            <w:tcW w:type="dxa" w:w="1350"/>
+            <w:tcBorders>
+              <w:top w:val="single" w:color="AAAAAA" w:sz="1"/>
+              <w:left w:val="single" w:color="AAAAAA" w:sz="1"/>
+              <w:bottom w:val="single" w:color="AAAAAA" w:sz="1"/>
+              <w:right w:val="single" w:color="AAAAAA" w:sz="1"/>
+            </w:tcBorders>
+            <w:tcMar>
+              <w:top w:type="dxa" w:w="80"/>
+              <w:left w:type="dxa" w:w="120"/>
+              <w:bottom w:type="dxa" w:w="80"/>
+              <w:right w:type="dxa" w:w="120"/>
+            </w:tcMar>
+          </w:tcPr>
+          <w:p>
+            <w:pPr>
+              <w:jc w:val="center"/>
+            </w:pPr>
+            <w:r>
+              <w:rPr>
+                <w:rFonts w:ascii="Times New Roman" w:cs="Times New Roman" w:eastAsia="Times New Roman" w:hAnsi="Times New Roman"/>
+                <w:sz w:val="24"/>
+                <w:szCs w:val="24"/>
+              </w:rPr>
+              <w:t xml:space="preserve">[—]</w:t>
+            </w:r>
+          </w:p>
+        </w:tc>
+        <w:tc>
+          <w:tcPr>
+            <w:tcW w:type="dxa" w:w="1350"/>
+            <w:tcBorders>
+              <w:top w:val="single" w:color="AAAAAA" w:sz="1"/>
+              <w:left w:val="single" w:color="AAAAAA" w:sz="1"/>
+              <w:bottom w:val="single" w:color="AAAAAA" w:sz="1"/>
+              <w:right w:val="single" w:color="AAAAAA" w:sz="1"/>
+            </w:tcBorders>
+            <w:tcMar>
+              <w:top w:type="dxa" w:w="80"/>
+              <w:left w:type="dxa" w:w="120"/>
+              <w:bottom w:type="dxa" w:w="80"/>
+              <w:right w:type="dxa" w:w="120"/>
+            </w:tcMar>
+          </w:tcPr>
+          <w:p>
+            <w:pPr>
+              <w:jc w:val="center"/>
+            </w:pPr>
+            <w:r>
+              <w:rPr>
+                <w:rFonts w:ascii="Times New Roman" w:cs="Times New Roman" w:eastAsia="Times New Roman" w:hAnsi="Times New Roman"/>
+                <w:sz w:val="24"/>
+                <w:szCs w:val="24"/>
+              </w:rPr>
+              <w:t xml:space="preserve">[—]</w:t>
+            </w:r>
+          </w:p>
+        </w:tc>
+        <w:tc>
+          <w:tcPr>
+            <w:tcW w:type="dxa" w:w="1200"/>
+            <w:tcBorders>
+              <w:top w:val="single" w:color="AAAAAA" w:sz="1"/>
+              <w:left w:val="single" w:color="AAAAAA" w:sz="1"/>
+              <w:bottom w:val="single" w:color="AAAAAA" w:sz="1"/>
+              <w:right w:val="single" w:color="AAAAAA" w:sz="1"/>
+            </w:tcBorders>
+            <w:tcMar>
+              <w:top w:type="dxa" w:w="80"/>
+              <w:left w:type="dxa" w:w="120"/>
+              <w:bottom w:type="dxa" w:w="80"/>
+              <w:right w:type="dxa" w:w="120"/>
+            </w:tcMar>
+          </w:tcPr>
+          <w:p>
+            <w:pPr>
+              <w:jc w:val="center"/>
+            </w:pPr>
+            <w:r>
+              <w:rPr>
+                <w:rFonts w:ascii="Times New Roman" w:cs="Times New Roman" w:eastAsia="Times New Roman" w:hAnsi="Times New Roman"/>
+                <w:sz w:val="24"/>
+                <w:szCs w:val="24"/>
+              </w:rPr>
+              <w:t xml:space="preserve">[—]</w:t>
+            </w:r>
+          </w:p>
+        </w:tc>
+      </w:tr>
+      <w:tr>
+        <w:tc>
+          <w:tcPr>
+            <w:tcW w:type="dxa" w:w="2760"/>
+            <w:tcBorders>
+              <w:top w:val="single" w:color="AAAAAA" w:sz="1"/>
+              <w:left w:val="single" w:color="AAAAAA" w:sz="1"/>
+              <w:bottom w:val="single" w:color="AAAAAA" w:sz="1"/>
+              <w:right w:val="single" w:color="AAAAAA" w:sz="1"/>
+            </w:tcBorders>
+            <w:tcMar>
+              <w:top w:type="dxa" w:w="80"/>
+              <w:left w:type="dxa" w:w="120"/>
+              <w:bottom w:type="dxa" w:w="80"/>
+              <w:right w:type="dxa" w:w="120"/>
+            </w:tcMar>
+          </w:tcPr>
+          <w:p>
+            <w:pPr>
+              <w:jc w:val="left"/>
+            </w:pPr>
+            <w:r>
+              <w:rPr>
+                <w:rFonts w:ascii="Times New Roman" w:cs="Times New Roman" w:eastAsia="Times New Roman" w:hAnsi="Times New Roman"/>
+                <w:sz w:val="24"/>
+                <w:szCs w:val="24"/>
+              </w:rPr>
+              <w:t xml:space="preserve">Swin-Tiny</w:t>
+            </w:r>
+          </w:p>
+        </w:tc>
+        <w:tc>
+          <w:tcPr>
+            <w:tcW w:type="dxa" w:w="1350"/>
+            <w:tcBorders>
+              <w:top w:val="single" w:color="AAAAAA" w:sz="1"/>
+              <w:left w:val="single" w:color="AAAAAA" w:sz="1"/>
+              <w:bottom w:val="single" w:color="AAAAAA" w:sz="1"/>
+              <w:right w:val="single" w:color="AAAAAA" w:sz="1"/>
+            </w:tcBorders>
+            <w:tcMar>
+              <w:top w:type="dxa" w:w="80"/>
+              <w:left w:type="dxa" w:w="120"/>
+              <w:bottom w:type="dxa" w:w="80"/>
+              <w:right w:type="dxa" w:w="120"/>
+            </w:tcMar>
+          </w:tcPr>
+          <w:p>
+            <w:pPr>
+              <w:jc w:val="center"/>
+            </w:pPr>
+            <w:r>
+              <w:rPr>
+                <w:rFonts w:ascii="Times New Roman" w:cs="Times New Roman" w:eastAsia="Times New Roman" w:hAnsi="Times New Roman"/>
+                <w:sz w:val="24"/>
+                <w:szCs w:val="24"/>
+              </w:rPr>
+              <w:t xml:space="preserve">[—]</w:t>
+            </w:r>
+          </w:p>
+        </w:tc>
+        <w:tc>
+          <w:tcPr>
+            <w:tcW w:type="dxa" w:w="1350"/>
+            <w:tcBorders>
+              <w:top w:val="single" w:color="AAAAAA" w:sz="1"/>
+              <w:left w:val="single" w:color="AAAAAA" w:sz="1"/>
+              <w:bottom w:val="single" w:color="AAAAAA" w:sz="1"/>
+              <w:right w:val="single" w:color="AAAAAA" w:sz="1"/>
+            </w:tcBorders>
+            <w:tcMar>
+              <w:top w:type="dxa" w:w="80"/>
+              <w:left w:type="dxa" w:w="120"/>
+              <w:bottom w:type="dxa" w:w="80"/>
+              <w:right w:type="dxa" w:w="120"/>
+            </w:tcMar>
+          </w:tcPr>
+          <w:p>
+            <w:pPr>
+              <w:jc w:val="center"/>
+            </w:pPr>
+            <w:r>
+              <w:rPr>
+                <w:rFonts w:ascii="Times New Roman" w:cs="Times New Roman" w:eastAsia="Times New Roman" w:hAnsi="Times New Roman"/>
+                <w:sz w:val="24"/>
+                <w:szCs w:val="24"/>
+              </w:rPr>
+              <w:t xml:space="preserve">[—]</w:t>
+            </w:r>
+          </w:p>
+        </w:tc>
+        <w:tc>
+          <w:tcPr>
+            <w:tcW w:type="dxa" w:w="1350"/>
+            <w:tcBorders>
+              <w:top w:val="single" w:color="AAAAAA" w:sz="1"/>
+              <w:left w:val="single" w:color="AAAAAA" w:sz="1"/>
+              <w:bottom w:val="single" w:color="AAAAAA" w:sz="1"/>
+              <w:right w:val="single" w:color="AAAAAA" w:sz="1"/>
+            </w:tcBorders>
+            <w:tcMar>
+              <w:top w:type="dxa" w:w="80"/>
+              <w:left w:type="dxa" w:w="120"/>
+              <w:bottom w:type="dxa" w:w="80"/>
+              <w:right w:type="dxa" w:w="120"/>
+            </w:tcMar>
+          </w:tcPr>
+          <w:p>
+            <w:pPr>
+              <w:jc w:val="center"/>
+            </w:pPr>
+            <w:r>
+              <w:rPr>
+                <w:rFonts w:ascii="Times New Roman" w:cs="Times New Roman" w:eastAsia="Times New Roman" w:hAnsi="Times New Roman"/>
+                <w:sz w:val="24"/>
+                <w:szCs w:val="24"/>
+              </w:rPr>
+              <w:t xml:space="preserve">[—]</w:t>
+            </w:r>
+          </w:p>
+        </w:tc>
+        <w:tc>
+          <w:tcPr>
+            <w:tcW w:type="dxa" w:w="1350"/>
+            <w:tcBorders>
+              <w:top w:val="single" w:color="AAAAAA" w:sz="1"/>
+              <w:left w:val="single" w:color="AAAAAA" w:sz="1"/>
+              <w:bottom w:val="single" w:color="AAAAAA" w:sz="1"/>
+              <w:right w:val="single" w:color="AAAAAA" w:sz="1"/>
+            </w:tcBorders>
+            <w:tcMar>
+              <w:top w:type="dxa" w:w="80"/>
+              <w:left w:type="dxa" w:w="120"/>
+              <w:bottom w:type="dxa" w:w="80"/>
+              <w:right w:type="dxa" w:w="120"/>
+            </w:tcMar>
+          </w:tcPr>
+          <w:p>
+            <w:pPr>
+              <w:jc w:val="center"/>
+            </w:pPr>
+            <w:r>
+              <w:rPr>
+                <w:rFonts w:ascii="Times New Roman" w:cs="Times New Roman" w:eastAsia="Times New Roman" w:hAnsi="Times New Roman"/>
+                <w:sz w:val="24"/>
+                <w:szCs w:val="24"/>
+              </w:rPr>
+              <w:t xml:space="preserve">[—]</w:t>
+            </w:r>
+          </w:p>
+        </w:tc>
+        <w:tc>
+          <w:tcPr>
+            <w:tcW w:type="dxa" w:w="1200"/>
+            <w:tcBorders>
+              <w:top w:val="single" w:color="AAAAAA" w:sz="1"/>
+              <w:left w:val="single" w:color="AAAAAA" w:sz="1"/>
+              <w:bottom w:val="single" w:color="AAAAAA" w:sz="1"/>
+              <w:right w:val="single" w:color="AAAAAA" w:sz="1"/>
+            </w:tcBorders>
+            <w:tcMar>
+              <w:top w:type="dxa" w:w="80"/>
+              <w:left w:type="dxa" w:w="120"/>
+              <w:bottom w:type="dxa" w:w="80"/>
+              <w:right w:type="dxa" w:w="120"/>
+            </w:tcMar>
+          </w:tcPr>
+          <w:p>
+            <w:pPr>
+              <w:jc w:val="center"/>
+            </w:pPr>
+            <w:r>
+              <w:rPr>
+                <w:rFonts w:ascii="Times New Roman" w:cs="Times New Roman" w:eastAsia="Times New Roman" w:hAnsi="Times New Roman"/>
+                <w:sz w:val="24"/>
+                <w:szCs w:val="24"/>
+              </w:rPr>
+              <w:t xml:space="preserve">[—]</w:t>
+            </w:r>
+          </w:p>
+        </w:tc>
+      </w:tr>
+      <w:tr>
+        <w:tc>
+          <w:tcPr>
+            <w:tcW w:type="dxa" w:w="2760"/>
+            <w:tcBorders>
+              <w:top w:val="single" w:color="AAAAAA" w:sz="1"/>
+              <w:left w:val="single" w:color="AAAAAA" w:sz="1"/>
+              <w:bottom w:val="single" w:color="AAAAAA" w:sz="1"/>
+              <w:right w:val="single" w:color="AAAAAA" w:sz="1"/>
+            </w:tcBorders>
+            <w:tcMar>
+              <w:top w:type="dxa" w:w="80"/>
+              <w:left w:type="dxa" w:w="120"/>
+              <w:bottom w:type="dxa" w:w="80"/>
+              <w:right w:type="dxa" w:w="120"/>
+            </w:tcMar>
+          </w:tcPr>
+          <w:p>
+            <w:pPr>
+              <w:jc w:val="left"/>
+            </w:pPr>
+            <w:r>
+              <w:rPr>
+                <w:rFonts w:ascii="Times New Roman" w:cs="Times New Roman" w:eastAsia="Times New Roman" w:hAnsi="Times New Roman"/>
+                <w:sz w:val="24"/>
+                <w:szCs w:val="24"/>
+              </w:rPr>
+              <w:t xml:space="preserve">DenseNet-121 (CheXNet baseline)</w:t>
+            </w:r>
+          </w:p>
+        </w:tc>
+        <w:tc>
+          <w:tcPr>
+            <w:tcW w:type="dxa" w:w="1350"/>
+            <w:tcBorders>
+              <w:top w:val="single" w:color="AAAAAA" w:sz="1"/>
+              <w:left w:val="single" w:color="AAAAAA" w:sz="1"/>
+              <w:bottom w:val="single" w:color="AAAAAA" w:sz="1"/>
+              <w:right w:val="single" w:color="AAAAAA" w:sz="1"/>
+            </w:tcBorders>
+            <w:tcMar>
+              <w:top w:type="dxa" w:w="80"/>
+              <w:left w:type="dxa" w:w="120"/>
+              <w:bottom w:type="dxa" w:w="80"/>
+              <w:right w:type="dxa" w:w="120"/>
+            </w:tcMar>
+          </w:tcPr>
+          <w:p>
+            <w:pPr>
+              <w:jc w:val="center"/>
+            </w:pPr>
+            <w:r>
+              <w:rPr>
+                <w:rFonts w:ascii="Times New Roman" w:cs="Times New Roman" w:eastAsia="Times New Roman" w:hAnsi="Times New Roman"/>
+                <w:sz w:val="24"/>
+                <w:szCs w:val="24"/>
+              </w:rPr>
+              <w:t xml:space="preserve">[—]</w:t>
+            </w:r>
+          </w:p>
+        </w:tc>
+        <w:tc>
+          <w:tcPr>
+            <w:tcW w:type="dxa" w:w="1350"/>
+            <w:tcBorders>
+              <w:top w:val="single" w:color="AAAAAA" w:sz="1"/>
+              <w:left w:val="single" w:color="AAAAAA" w:sz="1"/>
+              <w:bottom w:val="single" w:color="AAAAAA" w:sz="1"/>
+              <w:right w:val="single" w:color="AAAAAA" w:sz="1"/>
+            </w:tcBorders>
+            <w:tcMar>
+              <w:top w:type="dxa" w:w="80"/>
+              <w:left w:type="dxa" w:w="120"/>
+              <w:bottom w:type="dxa" w:w="80"/>
+              <w:right w:type="dxa" w:w="120"/>
+            </w:tcMar>
+          </w:tcPr>
+          <w:p>
+            <w:pPr>
+              <w:jc w:val="center"/>
+            </w:pPr>
+            <w:r>
+              <w:rPr>
+                <w:rFonts w:ascii="Times New Roman" w:cs="Times New Roman" w:eastAsia="Times New Roman" w:hAnsi="Times New Roman"/>
+                <w:sz w:val="24"/>
+                <w:szCs w:val="24"/>
+              </w:rPr>
+              <w:t xml:space="preserve">[—]</w:t>
+            </w:r>
+          </w:p>
+        </w:tc>
+        <w:tc>
+          <w:tcPr>
+            <w:tcW w:type="dxa" w:w="1350"/>
+            <w:tcBorders>
+              <w:top w:val="single" w:color="AAAAAA" w:sz="1"/>
+              <w:left w:val="single" w:color="AAAAAA" w:sz="1"/>
+              <w:bottom w:val="single" w:color="AAAAAA" w:sz="1"/>
+              <w:right w:val="single" w:color="AAAAAA" w:sz="1"/>
+            </w:tcBorders>
+            <w:tcMar>
+              <w:top w:type="dxa" w:w="80"/>
+              <w:left w:type="dxa" w:w="120"/>
+              <w:bottom w:type="dxa" w:w="80"/>
+              <w:right w:type="dxa" w:w="120"/>
+            </w:tcMar>
+          </w:tcPr>
+          <w:p>
+            <w:pPr>
+              <w:jc w:val="center"/>
+            </w:pPr>
+            <w:r>
+              <w:rPr>
+                <w:rFonts w:ascii="Times New Roman" w:cs="Times New Roman" w:eastAsia="Times New Roman" w:hAnsi="Times New Roman"/>
+                <w:sz w:val="24"/>
+                <w:szCs w:val="24"/>
+              </w:rPr>
+              <w:t xml:space="preserve">[—]</w:t>
+            </w:r>
+          </w:p>
+        </w:tc>
+        <w:tc>
+          <w:tcPr>
+            <w:tcW w:type="dxa" w:w="1350"/>
+            <w:tcBorders>
+              <w:top w:val="single" w:color="AAAAAA" w:sz="1"/>
+              <w:left w:val="single" w:color="AAAAAA" w:sz="1"/>
+              <w:bottom w:val="single" w:color="AAAAAA" w:sz="1"/>
+              <w:right w:val="single" w:color="AAAAAA" w:sz="1"/>
+            </w:tcBorders>
+            <w:tcMar>
+              <w:top w:type="dxa" w:w="80"/>
+              <w:left w:type="dxa" w:w="120"/>
+              <w:bottom w:type="dxa" w:w="80"/>
+              <w:right w:type="dxa" w:w="120"/>
+            </w:tcMar>
+          </w:tcPr>
+          <w:p>
+            <w:pPr>
+              <w:jc w:val="center"/>
+            </w:pPr>
+            <w:r>
+              <w:rPr>
+                <w:rFonts w:ascii="Times New Roman" w:cs="Times New Roman" w:eastAsia="Times New Roman" w:hAnsi="Times New Roman"/>
+                <w:sz w:val="24"/>
+                <w:szCs w:val="24"/>
+              </w:rPr>
+              <w:t xml:space="preserve">[—]</w:t>
+            </w:r>
+          </w:p>
+        </w:tc>
+        <w:tc>
+          <w:tcPr>
+            <w:tcW w:type="dxa" w:w="1200"/>
+            <w:tcBorders>
+              <w:top w:val="single" w:color="AAAAAA" w:sz="1"/>
+              <w:left w:val="single" w:color="AAAAAA" w:sz="1"/>
+              <w:bottom w:val="single" w:color="AAAAAA" w:sz="1"/>
+              <w:right w:val="single" w:color="AAAAAA" w:sz="1"/>
+            </w:tcBorders>
+            <w:tcMar>
+              <w:top w:type="dxa" w:w="80"/>
+              <w:left w:type="dxa" w:w="120"/>
+              <w:bottom w:type="dxa" w:w="80"/>
+              <w:right w:type="dxa" w:w="120"/>
+            </w:tcMar>
+          </w:tcPr>
+          <w:p>
+            <w:pPr>
+              <w:jc w:val="center"/>
+            </w:pPr>
+            <w:r>
+              <w:rPr>
+                <w:rFonts w:ascii="Times New Roman" w:cs="Times New Roman" w:eastAsia="Times New Roman" w:hAnsi="Times New Roman"/>
+                <w:sz w:val="24"/>
+                <w:szCs w:val="24"/>
+              </w:rPr>
+              <w:t xml:space="preserve">[—]</w:t>
+            </w:r>
+          </w:p>
+        </w:tc>
+      </w:tr>
+      <w:tr>
+        <w:tc>
+          <w:tcPr>
+            <w:tcW w:type="dxa" w:w="2760"/>
+            <w:tcBorders>
+              <w:top w:val="single" w:color="AAAAAA" w:sz="1"/>
+              <w:left w:val="single" w:color="AAAAAA" w:sz="1"/>
+              <w:bottom w:val="single" w:color="AAAAAA" w:sz="1"/>
+              <w:right w:val="single" w:color="AAAAAA" w:sz="1"/>
+            </w:tcBorders>
+            <w:tcMar>
+              <w:top w:type="dxa" w:w="80"/>
+              <w:left w:type="dxa" w:w="120"/>
+              <w:bottom w:type="dxa" w:w="80"/>
+              <w:right w:type="dxa" w:w="120"/>
+            </w:tcMar>
+          </w:tcPr>
+          <w:p>
+            <w:pPr>
+              <w:jc w:val="left"/>
+            </w:pPr>
+            <w:r>
+              <w:rPr>
+                <w:rFonts w:ascii="Times New Roman" w:cs="Times New Roman" w:eastAsia="Times New Roman" w:hAnsi="Times New Roman"/>
+                <w:sz w:val="24"/>
+                <w:szCs w:val="24"/>
+              </w:rPr>
+              <w:t xml:space="preserve">DeiT-Small</w:t>
+            </w:r>
+          </w:p>
+        </w:tc>
+        <w:tc>
+          <w:tcPr>
+            <w:tcW w:type="dxa" w:w="1350"/>
+            <w:tcBorders>
+              <w:top w:val="single" w:color="AAAAAA" w:sz="1"/>
+              <w:left w:val="single" w:color="AAAAAA" w:sz="1"/>
+              <w:bottom w:val="single" w:color="AAAAAA" w:sz="1"/>
+              <w:right w:val="single" w:color="AAAAAA" w:sz="1"/>
+            </w:tcBorders>
+            <w:tcMar>
+              <w:top w:type="dxa" w:w="80"/>
+              <w:left w:type="dxa" w:w="120"/>
+              <w:bottom w:type="dxa" w:w="80"/>
+              <w:right w:type="dxa" w:w="120"/>
+            </w:tcMar>
+          </w:tcPr>
+          <w:p>
+            <w:pPr>
+              <w:jc w:val="center"/>
+            </w:pPr>
+            <w:r>
+              <w:rPr>
+                <w:rFonts w:ascii="Times New Roman" w:cs="Times New Roman" w:eastAsia="Times New Roman" w:hAnsi="Times New Roman"/>
+                <w:sz w:val="24"/>
+                <w:szCs w:val="24"/>
+              </w:rPr>
+              <w:t xml:space="preserve">[—]</w:t>
+            </w:r>
+          </w:p>
+        </w:tc>
+        <w:tc>
+          <w:tcPr>
+            <w:tcW w:type="dxa" w:w="1350"/>
+            <w:tcBorders>
+              <w:top w:val="single" w:color="AAAAAA" w:sz="1"/>
+              <w:left w:val="single" w:color="AAAAAA" w:sz="1"/>
+              <w:bottom w:val="single" w:color="AAAAAA" w:sz="1"/>
+              <w:right w:val="single" w:color="AAAAAA" w:sz="1"/>
+            </w:tcBorders>
+            <w:tcMar>
+              <w:top w:type="dxa" w:w="80"/>
+              <w:left w:type="dxa" w:w="120"/>
+              <w:bottom w:type="dxa" w:w="80"/>
+              <w:right w:type="dxa" w:w="120"/>
+            </w:tcMar>
+          </w:tcPr>
+          <w:p>
+            <w:pPr>
+              <w:jc w:val="center"/>
+            </w:pPr>
+            <w:r>
+              <w:rPr>
+                <w:rFonts w:ascii="Times New Roman" w:cs="Times New Roman" w:eastAsia="Times New Roman" w:hAnsi="Times New Roman"/>
+                <w:sz w:val="24"/>
+                <w:szCs w:val="24"/>
+              </w:rPr>
+              <w:t xml:space="preserve">[—]</w:t>
+            </w:r>
+          </w:p>
+        </w:tc>
+        <w:tc>
+          <w:tcPr>
+            <w:tcW w:type="dxa" w:w="1350"/>
+            <w:tcBorders>
+              <w:top w:val="single" w:color="AAAAAA" w:sz="1"/>
+              <w:left w:val="single" w:color="AAAAAA" w:sz="1"/>
+              <w:bottom w:val="single" w:color="AAAAAA" w:sz="1"/>
+              <w:right w:val="single" w:color="AAAAAA" w:sz="1"/>
+            </w:tcBorders>
+            <w:tcMar>
+              <w:top w:type="dxa" w:w="80"/>
+              <w:left w:type="dxa" w:w="120"/>
+              <w:bottom w:type="dxa" w:w="80"/>
+              <w:right w:type="dxa" w:w="120"/>
+            </w:tcMar>
+          </w:tcPr>
+          <w:p>
+            <w:pPr>
+              <w:jc w:val="center"/>
+            </w:pPr>
+            <w:r>
+              <w:rPr>
+                <w:rFonts w:ascii="Times New Roman" w:cs="Times New Roman" w:eastAsia="Times New Roman" w:hAnsi="Times New Roman"/>
+                <w:sz w:val="24"/>
+                <w:szCs w:val="24"/>
+              </w:rPr>
+              <w:t xml:space="preserve">[—]</w:t>
+            </w:r>
+          </w:p>
+        </w:tc>
+        <w:tc>
+          <w:tcPr>
+            <w:tcW w:type="dxa" w:w="1350"/>
+            <w:tcBorders>
+              <w:top w:val="single" w:color="AAAAAA" w:sz="1"/>
+              <w:left w:val="single" w:color="AAAAAA" w:sz="1"/>
+              <w:bottom w:val="single" w:color="AAAAAA" w:sz="1"/>
+              <w:right w:val="single" w:color="AAAAAA" w:sz="1"/>
+            </w:tcBorders>
+            <w:tcMar>
+              <w:top w:type="dxa" w:w="80"/>
+              <w:left w:type="dxa" w:w="120"/>
+              <w:bottom w:type="dxa" w:w="80"/>
+              <w:right w:type="dxa" w:w="120"/>
+            </w:tcMar>
+          </w:tcPr>
+          <w:p>
+            <w:pPr>
+              <w:jc w:val="center"/>
+            </w:pPr>
+            <w:r>
+              <w:rPr>
+                <w:rFonts w:ascii="Times New Roman" w:cs="Times New Roman" w:eastAsia="Times New Roman" w:hAnsi="Times New Roman"/>
+                <w:sz w:val="24"/>
+                <w:szCs w:val="24"/>
+              </w:rPr>
+              <w:t xml:space="preserve">[—]</w:t>
+            </w:r>
+          </w:p>
+        </w:tc>
+        <w:tc>
+          <w:tcPr>
+            <w:tcW w:type="dxa" w:w="1200"/>
+            <w:tcBorders>
+              <w:top w:val="single" w:color="AAAAAA" w:sz="1"/>
+              <w:left w:val="single" w:color="AAAAAA" w:sz="1"/>
+              <w:bottom w:val="single" w:color="AAAAAA" w:sz="1"/>
+              <w:right w:val="single" w:color="AAAAAA" w:sz="1"/>
+            </w:tcBorders>
+            <w:tcMar>
+              <w:top w:type="dxa" w:w="80"/>
+              <w:left w:type="dxa" w:w="120"/>
+              <w:bottom w:type="dxa" w:w="80"/>
+              <w:right w:type="dxa" w:w="120"/>
+            </w:tcMar>
+          </w:tcPr>
+          <w:p>
+            <w:pPr>
+              <w:jc w:val="center"/>
+            </w:pPr>
+            <w:r>
+              <w:rPr>
+                <w:rFonts w:ascii="Times New Roman" w:cs="Times New Roman" w:eastAsia="Times New Roman" w:hAnsi="Times New Roman"/>
+                <w:sz w:val="24"/>
+                <w:szCs w:val="24"/>
+              </w:rPr>
+              <w:t xml:space="preserve">[—]</w:t>
+            </w:r>
+          </w:p>
+        </w:tc>
+      </w:tr>
+      <w:tr>
+        <w:tc>
+          <w:tcPr>
+            <w:tcW w:type="dxa" w:w="2760"/>
+            <w:tcBorders>
+              <w:top w:val="single" w:color="AAAAAA" w:sz="1"/>
+              <w:left w:val="single" w:color="AAAAAA" w:sz="1"/>
+              <w:bottom w:val="single" w:color="AAAAAA" w:sz="1"/>
+              <w:right w:val="single" w:color="AAAAAA" w:sz="1"/>
+            </w:tcBorders>
+            <w:tcMar>
+              <w:top w:type="dxa" w:w="80"/>
+              <w:left w:type="dxa" w:w="120"/>
+              <w:bottom w:type="dxa" w:w="80"/>
+              <w:right w:type="dxa" w:w="120"/>
+            </w:tcMar>
+          </w:tcPr>
+          <w:p>
+            <w:pPr>
+              <w:jc w:val="left"/>
+            </w:pPr>
+            <w:r>
+              <w:rPr>
+                <w:rFonts w:ascii="Times New Roman" w:cs="Times New Roman" w:eastAsia="Times New Roman" w:hAnsi="Times New Roman"/>
+                <w:sz w:val="24"/>
+                <w:szCs w:val="24"/>
+              </w:rPr>
+              <w:t xml:space="preserve">ViT-Base/16</w:t>
+            </w:r>
+          </w:p>
+        </w:tc>
+        <w:tc>
+          <w:tcPr>
+            <w:tcW w:type="dxa" w:w="1350"/>
+            <w:tcBorders>
+              <w:top w:val="single" w:color="AAAAAA" w:sz="1"/>
+              <w:left w:val="single" w:color="AAAAAA" w:sz="1"/>
+              <w:bottom w:val="single" w:color="AAAAAA" w:sz="1"/>
+              <w:right w:val="single" w:color="AAAAAA" w:sz="1"/>
+            </w:tcBorders>
+            <w:tcMar>
+              <w:top w:type="dxa" w:w="80"/>
+              <w:left w:type="dxa" w:w="120"/>
+              <w:bottom w:type="dxa" w:w="80"/>
+              <w:right w:type="dxa" w:w="120"/>
+            </w:tcMar>
+          </w:tcPr>
+          <w:p>
+            <w:pPr>
+              <w:jc w:val="center"/>
+            </w:pPr>
+            <w:r>
+              <w:rPr>
+                <w:rFonts w:ascii="Times New Roman" w:cs="Times New Roman" w:eastAsia="Times New Roman" w:hAnsi="Times New Roman"/>
+                <w:sz w:val="24"/>
+                <w:szCs w:val="24"/>
+              </w:rPr>
+              <w:t xml:space="preserve">[—]</w:t>
+            </w:r>
+          </w:p>
+        </w:tc>
+        <w:tc>
+          <w:tcPr>
+            <w:tcW w:type="dxa" w:w="1350"/>
+            <w:tcBorders>
+              <w:top w:val="single" w:color="AAAAAA" w:sz="1"/>
+              <w:left w:val="single" w:color="AAAAAA" w:sz="1"/>
+              <w:bottom w:val="single" w:color="AAAAAA" w:sz="1"/>
+              <w:right w:val="single" w:color="AAAAAA" w:sz="1"/>
+            </w:tcBorders>
+            <w:tcMar>
+              <w:top w:type="dxa" w:w="80"/>
+              <w:left w:type="dxa" w:w="120"/>
+              <w:bottom w:type="dxa" w:w="80"/>
+              <w:right w:type="dxa" w:w="120"/>
+            </w:tcMar>
+          </w:tcPr>
+          <w:p>
+            <w:pPr>
+              <w:jc w:val="center"/>
+            </w:pPr>
+            <w:r>
+              <w:rPr>
+                <w:rFonts w:ascii="Times New Roman" w:cs="Times New Roman" w:eastAsia="Times New Roman" w:hAnsi="Times New Roman"/>
+                <w:sz w:val="24"/>
+                <w:szCs w:val="24"/>
+              </w:rPr>
+              <w:t xml:space="preserve">[—]</w:t>
+            </w:r>
+          </w:p>
+        </w:tc>
+        <w:tc>
+          <w:tcPr>
+            <w:tcW w:type="dxa" w:w="1350"/>
+            <w:tcBorders>
+              <w:top w:val="single" w:color="AAAAAA" w:sz="1"/>
+              <w:left w:val="single" w:color="AAAAAA" w:sz="1"/>
+              <w:bottom w:val="single" w:color="AAAAAA" w:sz="1"/>
+              <w:right w:val="single" w:color="AAAAAA" w:sz="1"/>
+            </w:tcBorders>
+            <w:tcMar>
+              <w:top w:type="dxa" w:w="80"/>
+              <w:left w:type="dxa" w:w="120"/>
+              <w:bottom w:type="dxa" w:w="80"/>
+              <w:right w:type="dxa" w:w="120"/>
+            </w:tcMar>
+          </w:tcPr>
+          <w:p>
+            <w:pPr>
+              <w:jc w:val="center"/>
+            </w:pPr>
+            <w:r>
+              <w:rPr>
+                <w:rFonts w:ascii="Times New Roman" w:cs="Times New Roman" w:eastAsia="Times New Roman" w:hAnsi="Times New Roman"/>
+                <w:sz w:val="24"/>
+                <w:szCs w:val="24"/>
+              </w:rPr>
+              <w:t xml:space="preserve">[—]</w:t>
+            </w:r>
+          </w:p>
+        </w:tc>
+        <w:tc>
+          <w:tcPr>
+            <w:tcW w:type="dxa" w:w="1350"/>
+            <w:tcBorders>
+              <w:top w:val="single" w:color="AAAAAA" w:sz="1"/>
+              <w:left w:val="single" w:color="AAAAAA" w:sz="1"/>
+              <w:bottom w:val="single" w:color="AAAAAA" w:sz="1"/>
+              <w:right w:val="single" w:color="AAAAAA" w:sz="1"/>
+            </w:tcBorders>
+            <w:tcMar>
+              <w:top w:type="dxa" w:w="80"/>
+              <w:left w:type="dxa" w:w="120"/>
+              <w:bottom w:type="dxa" w:w="80"/>
+              <w:right w:type="dxa" w:w="120"/>
+            </w:tcMar>
+          </w:tcPr>
+          <w:p>
+            <w:pPr>
+              <w:jc w:val="center"/>
+            </w:pPr>
+            <w:r>
+              <w:rPr>
+                <w:rFonts w:ascii="Times New Roman" w:cs="Times New Roman" w:eastAsia="Times New Roman" w:hAnsi="Times New Roman"/>
+                <w:sz w:val="24"/>
+                <w:szCs w:val="24"/>
+              </w:rPr>
+              <w:t xml:space="preserve">[—]</w:t>
+            </w:r>
+          </w:p>
+        </w:tc>
+        <w:tc>
+          <w:tcPr>
+            <w:tcW w:type="dxa" w:w="1200"/>
+            <w:tcBorders>
+              <w:top w:val="single" w:color="AAAAAA" w:sz="1"/>
+              <w:left w:val="single" w:color="AAAAAA" w:sz="1"/>
+              <w:bottom w:val="single" w:color="AAAAAA" w:sz="1"/>
+              <w:right w:val="single" w:color="AAAAAA" w:sz="1"/>
+            </w:tcBorders>
+            <w:tcMar>
+              <w:top w:type="dxa" w:w="80"/>
+              <w:left w:type="dxa" w:w="120"/>
+              <w:bottom w:type="dxa" w:w="80"/>
+              <w:right w:type="dxa" w:w="120"/>
+            </w:tcMar>
+          </w:tcPr>
+          <w:p>
+            <w:pPr>
+              <w:jc w:val="center"/>
+            </w:pPr>
+            <w:r>
+              <w:rPr>
+                <w:rFonts w:ascii="Times New Roman" w:cs="Times New Roman" w:eastAsia="Times New Roman" w:hAnsi="Times New Roman"/>
+                <w:sz w:val="24"/>
+                <w:szCs w:val="24"/>
+              </w:rPr>
+              <w:t xml:space="preserve">[—]</w:t>
+            </w:r>
+          </w:p>
+        </w:tc>
+      </w:tr>
+      <w:tr>
+        <w:tc>
+          <w:tcPr>
+            <w:tcW w:type="dxa" w:w="2760"/>
+            <w:tcBorders>
+              <w:top w:val="single" w:color="AAAAAA" w:sz="1"/>
+              <w:left w:val="single" w:color="AAAAAA" w:sz="1"/>
+              <w:bottom w:val="single" w:color="AAAAAA" w:sz="1"/>
+              <w:right w:val="single" w:color="AAAAAA" w:sz="1"/>
+            </w:tcBorders>
+            <w:tcMar>
+              <w:top w:type="dxa" w:w="80"/>
+              <w:left w:type="dxa" w:w="120"/>
+              <w:bottom w:type="dxa" w:w="80"/>
+              <w:right w:type="dxa" w:w="120"/>
+            </w:tcMar>
+          </w:tcPr>
+          <w:p>
+            <w:pPr>
+              <w:jc w:val="left"/>
+            </w:pPr>
+            <w:r>
+              <w:rPr>
+                <w:rFonts w:ascii="Times New Roman" w:cs="Times New Roman" w:eastAsia="Times New Roman" w:hAnsi="Times New Roman"/>
+                <w:b/>
+                <w:bCs/>
+                <w:sz w:val="24"/>
+                <w:szCs w:val="24"/>
+              </w:rPr>
+              <w:t xml:space="preserve">CatBoost Stack (proposed)</w:t>
+            </w:r>
+          </w:p>
+        </w:tc>
+        <w:tc>
+          <w:tcPr>
+            <w:tcW w:type="dxa" w:w="1350"/>
+            <w:tcBorders>
+              <w:top w:val="single" w:color="AAAAAA" w:sz="1"/>
+              <w:left w:val="single" w:color="AAAAAA" w:sz="1"/>
+              <w:bottom w:val="single" w:color="AAAAAA" w:sz="1"/>
+              <w:right w:val="single" w:color="AAAAAA" w:sz="1"/>
+            </w:tcBorders>
+            <w:tcMar>
+              <w:top w:type="dxa" w:w="80"/>
+              <w:left w:type="dxa" w:w="120"/>
+              <w:bottom w:type="dxa" w:w="80"/>
+              <w:right w:type="dxa" w:w="120"/>
+            </w:tcMar>
+          </w:tcPr>
+          <w:p>
+            <w:pPr>
+              <w:jc w:val="center"/>
+            </w:pPr>
+            <w:r>
+              <w:rPr>
+                <w:rFonts w:ascii="Times New Roman" w:cs="Times New Roman" w:eastAsia="Times New Roman" w:hAnsi="Times New Roman"/>
+                <w:b/>
+                <w:bCs/>
+                <w:sz w:val="24"/>
+                <w:szCs w:val="24"/>
+              </w:rPr>
+              <w:t xml:space="preserve">[—]</w:t>
+            </w:r>
+          </w:p>
+        </w:tc>
+        <w:tc>
+          <w:tcPr>
+            <w:tcW w:type="dxa" w:w="1350"/>
+            <w:tcBorders>
+              <w:top w:val="single" w:color="AAAAAA" w:sz="1"/>
+              <w:left w:val="single" w:color="AAAAAA" w:sz="1"/>
+              <w:bottom w:val="single" w:color="AAAAAA" w:sz="1"/>
+              <w:right w:val="single" w:color="AAAAAA" w:sz="1"/>
+            </w:tcBorders>
+            <w:tcMar>
+              <w:top w:type="dxa" w:w="80"/>
+              <w:left w:type="dxa" w:w="120"/>
+              <w:bottom w:type="dxa" w:w="80"/>
+              <w:right w:type="dxa" w:w="120"/>
+            </w:tcMar>
+          </w:tcPr>
+          <w:p>
+            <w:pPr>
+              <w:jc w:val="center"/>
+            </w:pPr>
+            <w:r>
+              <w:rPr>
+                <w:rFonts w:ascii="Times New Roman" w:cs="Times New Roman" w:eastAsia="Times New Roman" w:hAnsi="Times New Roman"/>
+                <w:b/>
+                <w:bCs/>
+                <w:sz w:val="24"/>
+                <w:szCs w:val="24"/>
+              </w:rPr>
+              <w:t xml:space="preserve">[—]</w:t>
+            </w:r>
+          </w:p>
+        </w:tc>
+        <w:tc>
+          <w:tcPr>
+            <w:tcW w:type="dxa" w:w="1350"/>
+            <w:tcBorders>
+              <w:top w:val="single" w:color="AAAAAA" w:sz="1"/>
+              <w:left w:val="single" w:color="AAAAAA" w:sz="1"/>
+              <w:bottom w:val="single" w:color="AAAAAA" w:sz="1"/>
+              <w:right w:val="single" w:color="AAAAAA" w:sz="1"/>
+            </w:tcBorders>
+            <w:tcMar>
+              <w:top w:type="dxa" w:w="80"/>
+              <w:left w:type="dxa" w:w="120"/>
+              <w:bottom w:type="dxa" w:w="80"/>
+              <w:right w:type="dxa" w:w="120"/>
+            </w:tcMar>
+          </w:tcPr>
+          <w:p>
+            <w:pPr>
+              <w:jc w:val="center"/>
+            </w:pPr>
+            <w:r>
+              <w:rPr>
+                <w:rFonts w:ascii="Times New Roman" w:cs="Times New Roman" w:eastAsia="Times New Roman" w:hAnsi="Times New Roman"/>
+                <w:b/>
+                <w:bCs/>
+                <w:sz w:val="24"/>
+                <w:szCs w:val="24"/>
+              </w:rPr>
+              <w:t xml:space="preserve">[—]</w:t>
+            </w:r>
+          </w:p>
+        </w:tc>
+        <w:tc>
+          <w:tcPr>
+            <w:tcW w:type="dxa" w:w="1350"/>
+            <w:tcBorders>
+              <w:top w:val="single" w:color="AAAAAA" w:sz="1"/>
+              <w:left w:val="single" w:color="AAAAAA" w:sz="1"/>
+              <w:bottom w:val="single" w:color="AAAAAA" w:sz="1"/>
+              <w:right w:val="single" w:color="AAAAAA" w:sz="1"/>
+            </w:tcBorders>
+            <w:tcMar>
+              <w:top w:type="dxa" w:w="80"/>
+              <w:left w:type="dxa" w:w="120"/>
+              <w:bottom w:type="dxa" w:w="80"/>
+              <w:right w:type="dxa" w:w="120"/>
+            </w:tcMar>
+          </w:tcPr>
+          <w:p>
+            <w:pPr>
+              <w:jc w:val="center"/>
+            </w:pPr>
+            <w:r>
+              <w:rPr>
+                <w:rFonts w:ascii="Times New Roman" w:cs="Times New Roman" w:eastAsia="Times New Roman" w:hAnsi="Times New Roman"/>
+                <w:b/>
+                <w:bCs/>
+                <w:sz w:val="24"/>
+                <w:szCs w:val="24"/>
+              </w:rPr>
+              <w:t xml:space="preserve">[—]</w:t>
+            </w:r>
+          </w:p>
+        </w:tc>
+        <w:tc>
+          <w:tcPr>
+            <w:tcW w:type="dxa" w:w="1200"/>
+            <w:tcBorders>
+              <w:top w:val="single" w:color="AAAAAA" w:sz="1"/>
+              <w:left w:val="single" w:color="AAAAAA" w:sz="1"/>
+              <w:bottom w:val="single" w:color="AAAAAA" w:sz="1"/>
+              <w:right w:val="single" w:color="AAAAAA" w:sz="1"/>
+            </w:tcBorders>
+            <w:tcMar>
+              <w:top w:type="dxa" w:w="80"/>
+              <w:left w:type="dxa" w:w="120"/>
+              <w:bottom w:type="dxa" w:w="80"/>
+              <w:right w:type="dxa" w:w="120"/>
+            </w:tcMar>
+          </w:tcPr>
+          <w:p>
+            <w:pPr>
+              <w:jc w:val="center"/>
+            </w:pPr>
+            <w:r>
+              <w:rPr>
+                <w:rFonts w:ascii="Times New Roman" w:cs="Times New Roman" w:eastAsia="Times New Roman" w:hAnsi="Times New Roman"/>
+                <w:b/>
+                <w:bCs/>
+                <w:sz w:val="24"/>
+                <w:szCs w:val="24"/>
+              </w:rPr>
+              <w:t xml:space="preserve">[—]</w:t>
+            </w:r>
+          </w:p>
+        </w:tc>
+      </w:tr>
+    </w:tbl>
+    <w:p>
+      <w:pPr>
+        <w:spacing w:after="80"/>
+      </w:pPr>
+      <w:r>
+        <w:t xml:space="preserve"/>
+      </w:r>
+    </w:p>
+    <w:p>
+      <w:pPr>
+        <w:spacing w:after="160" w:line="360"/>
+        <w:jc w:val="both"/>
+      </w:pPr>
+      <w:r>
+        <w:rPr>
+          <w:rFonts w:ascii="Times New Roman" w:cs="Times New Roman" w:eastAsia="Times New Roman" w:hAnsi="Times New Roman"/>
+          <w:b/>
+          <w:bCs/>
+          <w:sz w:val="24"/>
+          <w:szCs w:val="24"/>
+        </w:rPr>
+        <w:t xml:space="preserve">TABLE IV. </w:t>
+      </w:r>
+      <w:r>
+        <w:rPr>
+          <w:rFonts w:ascii="Times New Roman" w:cs="Times New Roman" w:eastAsia="Times New Roman" w:hAnsi="Times New Roman"/>
+          <w:i/>
+          <w:iCs/>
+          <w:sz w:val="24"/>
+          <w:szCs w:val="24"/>
+        </w:rPr>
+        <w:t xml:space="preserve">Performance comparison of individual vision backbones and the proposed stacking ensemble on the NIH ChestX-ray14 test set (binary: No Finding vs. any abnormality). All models use MCC-optimal threshold τ* selected on the validation set. Bold denotes the best result in each column.</w:t>
+      </w:r>
+    </w:p>
+    <w:p>
+      <w:pPr>
+        <w:spacing w:after="80"/>
+      </w:pPr>
+      <w:r>
+        <w:t xml:space="preserve"/>
+      </w:r>
+    </w:p>
+    <w:p>
+      <w:pPr>
+        <w:pStyle w:val="Heading2"/>
+        <w:spacing w:after="160" w:before="300"/>
+      </w:pPr>
+      <w:r>
+        <w:rPr>
+          <w:rFonts w:ascii="Times New Roman" w:cs="Times New Roman" w:eastAsia="Times New Roman" w:hAnsi="Times New Roman"/>
+          <w:b/>
+          <w:bCs/>
+          <w:sz w:val="26"/>
+          <w:szCs w:val="26"/>
+        </w:rPr>
+        <w:t xml:space="preserve">C. Ablation Study</w:t>
+      </w:r>
+    </w:p>
+    <w:p>
+      <w:pPr>
+        <w:spacing w:after="160" w:line="360"/>
+        <w:jc w:val="both"/>
+      </w:pPr>
+      <w:r>
+        <w:rPr>
+          <w:rFonts w:ascii="Times New Roman" w:cs="Times New Roman" w:eastAsia="Times New Roman" w:hAnsi="Times New Roman"/>
+          <w:sz w:val="24"/>
+          <w:szCs w:val="24"/>
+        </w:rPr>
+        <w:t xml:space="preserve">To isolate the contribution of each architectural component, we conduct three targeted ablation experiments. In each, a single design choice is removed or replaced while all other components remain fixed. Results are reported in Table V.</w:t>
+      </w:r>
+    </w:p>
+    <w:p>
+      <w:pPr>
+        <w:spacing w:after="80"/>
+      </w:pPr>
+      <w:r>
+        <w:t xml:space="preserve"/>
+      </w:r>
+    </w:p>
+    <w:p>
+      <w:pPr>
+        <w:spacing w:after="160" w:line="360"/>
+        <w:jc w:val="both"/>
+      </w:pPr>
+      <w:r>
+        <w:rPr>
+          <w:rFonts w:ascii="Times New Roman" w:cs="Times New Roman" w:eastAsia="Times New Roman" w:hAnsi="Times New Roman"/>
+          <w:b/>
+          <w:bCs/>
+          <w:sz w:val="24"/>
+          <w:szCs w:val="24"/>
+        </w:rPr>
+        <w:t xml:space="preserve">Ablation 1 — Backbone diversity: </w:t>
+      </w:r>
+      <w:r>
+        <w:rPr>
+          <w:rFonts w:ascii="Times New Roman" w:cs="Times New Roman" w:eastAsia="Times New Roman" w:hAnsi="Times New Roman"/>
+          <w:sz w:val="24"/>
+          <w:szCs w:val="24"/>
+        </w:rPr>
+        <w:t xml:space="preserve">We replace the six diverse backbones with six instances of the same architecture (DenseNet-121) trained with different random seeds. The meta-learner trains on these homogeneous OOF predictions. This ablation tests whether architectural diversity — rather than simply the number of models — drives the ensemble advantage.</w:t>
+      </w:r>
+    </w:p>
+    <w:p>
+      <w:pPr>
+        <w:spacing w:after="80"/>
+      </w:pPr>
+      <w:r>
+        <w:t xml:space="preserve"/>
+      </w:r>
+    </w:p>
+    <w:p>
+      <w:pPr>
+        <w:spacing w:after="160" w:line="360"/>
+        <w:jc w:val="both"/>
+      </w:pPr>
+      <w:r>
+        <w:rPr>
+          <w:rFonts w:ascii="Times New Roman" w:cs="Times New Roman" w:eastAsia="Times New Roman" w:hAnsi="Times New Roman"/>
+          <w:b/>
+          <w:bCs/>
+          <w:sz w:val="24"/>
+          <w:szCs w:val="24"/>
+        </w:rPr>
+        <w:t xml:space="preserve">Ablation 2 — OOF vs in-sample stacking: </w:t>
+      </w:r>
+      <w:r>
+        <w:rPr>
+          <w:rFonts w:ascii="Times New Roman" w:cs="Times New Roman" w:eastAsia="Times New Roman" w:hAnsi="Times New Roman"/>
+          <w:sz w:val="24"/>
+          <w:szCs w:val="24"/>
+        </w:rPr>
+        <w:t xml:space="preserve">We train the CatBoost meta-learner on predictions generated by each backbone on its own training data (in-sample predictions) rather than OOF predictions. This directly quantifies the performance cost of data leakage in naive stacking, and provides empirical evidence for the OOF protocol's importance.</w:t>
+      </w:r>
+    </w:p>
+    <w:p>
+      <w:pPr>
+        <w:spacing w:after="80"/>
+      </w:pPr>
+      <w:r>
+        <w:t xml:space="preserve"/>
+      </w:r>
+    </w:p>
+    <w:p>
+      <w:pPr>
+        <w:spacing w:after="160" w:line="360"/>
+        <w:jc w:val="both"/>
+      </w:pPr>
+      <w:r>
+        <w:rPr>
+          <w:rFonts w:ascii="Times New Roman" w:cs="Times New Roman" w:eastAsia="Times New Roman" w:hAnsi="Times New Roman"/>
+          <w:b/>
+          <w:bCs/>
+          <w:sz w:val="24"/>
+          <w:szCs w:val="24"/>
+        </w:rPr>
+        <w:t xml:space="preserve">Ablation 3 — Without patient metadata: </w:t>
+      </w:r>
+      <w:r>
+        <w:rPr>
+          <w:rFonts w:ascii="Times New Roman" w:cs="Times New Roman" w:eastAsia="Times New Roman" w:hAnsi="Times New Roman"/>
+          <w:sz w:val="24"/>
+          <w:szCs w:val="24"/>
+        </w:rPr>
+        <w:t xml:space="preserve">We remove patient age and sex from the CatBoost feature matrix, training the meta-learner on the six OOF probabilities alone. This ablation isolates the contribution of demographic metadata to the final classification.</w:t>
+      </w:r>
+    </w:p>
+    <w:p>
+      <w:pPr>
+        <w:spacing w:after="80"/>
+      </w:pPr>
+      <w:r>
+        <w:t xml:space="preserve"/>
+      </w:r>
+    </w:p>
+    <w:p>
+      <w:pPr>
+        <w:spacing w:after="160" w:line="360"/>
+        <w:jc w:val="both"/>
+      </w:pPr>
+      <w:r>
+        <w:rPr>
+          <w:rFonts w:ascii="Times New Roman" w:cs="Times New Roman" w:eastAsia="Times New Roman" w:hAnsi="Times New Roman"/>
+          <w:b/>
+          <w:bCs/>
+          <w:sz w:val="24"/>
+          <w:szCs w:val="24"/>
+        </w:rPr>
+        <w:t xml:space="preserve">Ablation 4 — Simple averaging vs learned stack: </w:t>
+      </w:r>
+      <w:r>
+        <w:rPr>
+          <w:rFonts w:ascii="Times New Roman" w:cs="Times New Roman" w:eastAsia="Times New Roman" w:hAnsi="Times New Roman"/>
+          <w:sz w:val="24"/>
+          <w:szCs w:val="24"/>
+        </w:rPr>
+        <w:t xml:space="preserve">We replace the CatBoost meta-learner with simple arithmetic averaging of the six backbone predicted probabilities, applying the same MCC-optimal threshold search. This tests whether the learned meta-learner provides a meaningful advantage over the simplest possible ensemble combination.</w:t>
+      </w:r>
+    </w:p>
+    <w:p>
+      <w:pPr>
+        <w:spacing w:after="80"/>
+      </w:pPr>
+      <w:r>
+        <w:t xml:space="preserve"/>
+      </w:r>
+    </w:p>
+    <w:tbl>
+      <w:tblPr>
+        <w:tblW w:type="dxa" w:w="9360"/>
+        <w:tblBorders>
+          <w:top w:val="single" w:color="auto" w:sz="4"/>
+          <w:left w:val="single" w:color="auto" w:sz="4"/>
+          <w:bottom w:val="single" w:color="auto" w:sz="4"/>
+          <w:right w:val="single" w:color="auto" w:sz="4"/>
+          <w:insideH w:val="single" w:color="auto" w:sz="4"/>
+          <w:insideV w:val="single" w:color="auto" w:sz="4"/>
+        </w:tblBorders>
+      </w:tblPr>
+      <w:tblGrid>
+        <w:gridCol w:w="3960"/>
+        <w:gridCol w:w="1350"/>
+        <w:gridCol w:w="1350"/>
+        <w:gridCol w:w="1350"/>
+        <w:gridCol w:w="1350"/>
+      </w:tblGrid>
+      <w:tr>
+        <w:trPr>
+          <w:tblHeader/>
+        </w:trPr>
+        <w:tc>
+          <w:tcPr>
+            <w:tcW w:type="dxa" w:w="3960"/>
+            <w:tcBorders>
+              <w:top w:val="single" w:color="AAAAAA" w:sz="1"/>
+              <w:left w:val="single" w:color="AAAAAA" w:sz="1"/>
+              <w:bottom w:val="single" w:color="AAAAAA" w:sz="1"/>
+              <w:right w:val="single" w:color="AAAAAA" w:sz="1"/>
+            </w:tcBorders>
+            <w:shd w:fill="D6E4F0" w:val="clear"/>
+            <w:tcMar>
+              <w:top w:type="dxa" w:w="80"/>
+              <w:left w:type="dxa" w:w="120"/>
+              <w:bottom w:type="dxa" w:w="80"/>
+              <w:right w:type="dxa" w:w="120"/>
+            </w:tcMar>
+          </w:tcPr>
+          <w:p>
+            <w:pPr>
+              <w:jc w:val="center"/>
+            </w:pPr>
+            <w:r>
+              <w:rPr>
+                <w:rFonts w:ascii="Times New Roman" w:cs="Times New Roman" w:eastAsia="Times New Roman" w:hAnsi="Times New Roman"/>
+                <w:b/>
+                <w:bCs/>
+                <w:sz w:val="24"/>
+                <w:szCs w:val="24"/>
+              </w:rPr>
+              <w:t xml:space="preserve">Configuration</w:t>
+            </w:r>
+          </w:p>
+        </w:tc>
+        <w:tc>
+          <w:tcPr>
+            <w:tcW w:type="dxa" w:w="1350"/>
+            <w:tcBorders>
+              <w:top w:val="single" w:color="AAAAAA" w:sz="1"/>
+              <w:left w:val="single" w:color="AAAAAA" w:sz="1"/>
+              <w:bottom w:val="single" w:color="AAAAAA" w:sz="1"/>
+              <w:right w:val="single" w:color="AAAAAA" w:sz="1"/>
+            </w:tcBorders>
+            <w:shd w:fill="D6E4F0" w:val="clear"/>
+            <w:tcMar>
+              <w:top w:type="dxa" w:w="80"/>
+              <w:left w:type="dxa" w:w="120"/>
+              <w:bottom w:type="dxa" w:w="80"/>
+              <w:right w:type="dxa" w:w="120"/>
+            </w:tcMar>
+          </w:tcPr>
+          <w:p>
+            <w:pPr>
+              <w:jc w:val="center"/>
+            </w:pPr>
+            <w:r>
+              <w:rPr>
+                <w:rFonts w:ascii="Times New Roman" w:cs="Times New Roman" w:eastAsia="Times New Roman" w:hAnsi="Times New Roman"/>
+                <w:b/>
+                <w:bCs/>
+                <w:sz w:val="24"/>
+                <w:szCs w:val="24"/>
+              </w:rPr>
+              <w:t xml:space="preserve">MCC</w:t>
+            </w:r>
+          </w:p>
+        </w:tc>
+        <w:tc>
+          <w:tcPr>
+            <w:tcW w:type="dxa" w:w="1350"/>
+            <w:tcBorders>
+              <w:top w:val="single" w:color="AAAAAA" w:sz="1"/>
+              <w:left w:val="single" w:color="AAAAAA" w:sz="1"/>
+              <w:bottom w:val="single" w:color="AAAAAA" w:sz="1"/>
+              <w:right w:val="single" w:color="AAAAAA" w:sz="1"/>
+            </w:tcBorders>
+            <w:shd w:fill="D6E4F0" w:val="clear"/>
+            <w:tcMar>
+              <w:top w:type="dxa" w:w="80"/>
+              <w:left w:type="dxa" w:w="120"/>
+              <w:bottom w:type="dxa" w:w="80"/>
+              <w:right w:type="dxa" w:w="120"/>
+            </w:tcMar>
+          </w:tcPr>
+          <w:p>
+            <w:pPr>
+              <w:jc w:val="center"/>
+            </w:pPr>
+            <w:r>
+              <w:rPr>
+                <w:rFonts w:ascii="Times New Roman" w:cs="Times New Roman" w:eastAsia="Times New Roman" w:hAnsi="Times New Roman"/>
+                <w:b/>
+                <w:bCs/>
+                <w:sz w:val="24"/>
+                <w:szCs w:val="24"/>
+              </w:rPr>
+              <w:t xml:space="preserve">AUC-ROC</w:t>
+            </w:r>
+          </w:p>
+        </w:tc>
+        <w:tc>
+          <w:tcPr>
+            <w:tcW w:type="dxa" w:w="1350"/>
+            <w:tcBorders>
+              <w:top w:val="single" w:color="AAAAAA" w:sz="1"/>
+              <w:left w:val="single" w:color="AAAAAA" w:sz="1"/>
+              <w:bottom w:val="single" w:color="AAAAAA" w:sz="1"/>
+              <w:right w:val="single" w:color="AAAAAA" w:sz="1"/>
+            </w:tcBorders>
+            <w:shd w:fill="D6E4F0" w:val="clear"/>
+            <w:tcMar>
+              <w:top w:type="dxa" w:w="80"/>
+              <w:left w:type="dxa" w:w="120"/>
+              <w:bottom w:type="dxa" w:w="80"/>
+              <w:right w:type="dxa" w:w="120"/>
+            </w:tcMar>
+          </w:tcPr>
+          <w:p>
+            <w:pPr>
+              <w:jc w:val="center"/>
+            </w:pPr>
+            <w:r>
+              <w:rPr>
+                <w:rFonts w:ascii="Times New Roman" w:cs="Times New Roman" w:eastAsia="Times New Roman" w:hAnsi="Times New Roman"/>
+                <w:b/>
+                <w:bCs/>
+                <w:sz w:val="24"/>
+                <w:szCs w:val="24"/>
+              </w:rPr>
+              <w:t xml:space="preserve">AUC-PR</w:t>
+            </w:r>
+          </w:p>
+        </w:tc>
+        <w:tc>
+          <w:tcPr>
+            <w:tcW w:type="dxa" w:w="1350"/>
+            <w:tcBorders>
+              <w:top w:val="single" w:color="AAAAAA" w:sz="1"/>
+              <w:left w:val="single" w:color="AAAAAA" w:sz="1"/>
+              <w:bottom w:val="single" w:color="AAAAAA" w:sz="1"/>
+              <w:right w:val="single" w:color="AAAAAA" w:sz="1"/>
+            </w:tcBorders>
+            <w:shd w:fill="D6E4F0" w:val="clear"/>
+            <w:tcMar>
+              <w:top w:type="dxa" w:w="80"/>
+              <w:left w:type="dxa" w:w="120"/>
+              <w:bottom w:type="dxa" w:w="80"/>
+              <w:right w:type="dxa" w:w="120"/>
+            </w:tcMar>
+          </w:tcPr>
+          <w:p>
+            <w:pPr>
+              <w:jc w:val="center"/>
+            </w:pPr>
+            <w:r>
+              <w:rPr>
+                <w:rFonts w:ascii="Times New Roman" w:cs="Times New Roman" w:eastAsia="Times New Roman" w:hAnsi="Times New Roman"/>
+                <w:b/>
+                <w:bCs/>
+                <w:sz w:val="24"/>
+                <w:szCs w:val="24"/>
+              </w:rPr>
+              <w:t xml:space="preserve">Recall</w:t>
+            </w:r>
+          </w:p>
+        </w:tc>
+      </w:tr>
+      <w:tr>
+        <w:tc>
+          <w:tcPr>
+            <w:tcW w:type="dxa" w:w="3960"/>
+            <w:tcBorders>
+              <w:top w:val="single" w:color="AAAAAA" w:sz="1"/>
+              <w:left w:val="single" w:color="AAAAAA" w:sz="1"/>
+              <w:bottom w:val="single" w:color="AAAAAA" w:sz="1"/>
+              <w:right w:val="single" w:color="AAAAAA" w:sz="1"/>
+            </w:tcBorders>
+            <w:tcMar>
+              <w:top w:type="dxa" w:w="80"/>
+              <w:left w:type="dxa" w:w="120"/>
+              <w:bottom w:type="dxa" w:w="80"/>
+              <w:right w:type="dxa" w:w="120"/>
+            </w:tcMar>
+          </w:tcPr>
+          <w:p>
+            <w:pPr>
+              <w:jc w:val="left"/>
+            </w:pPr>
+            <w:r>
+              <w:rPr>
+                <w:rFonts w:ascii="Times New Roman" w:cs="Times New Roman" w:eastAsia="Times New Roman" w:hAnsi="Times New Roman"/>
+                <w:b/>
+                <w:bCs/>
+                <w:sz w:val="24"/>
+                <w:szCs w:val="24"/>
+              </w:rPr>
+              <w:t xml:space="preserve">Proposed (full framework)</w:t>
+            </w:r>
+          </w:p>
+        </w:tc>
+        <w:tc>
+          <w:tcPr>
+            <w:tcW w:type="dxa" w:w="1350"/>
+            <w:tcBorders>
+              <w:top w:val="single" w:color="AAAAAA" w:sz="1"/>
+              <w:left w:val="single" w:color="AAAAAA" w:sz="1"/>
+              <w:bottom w:val="single" w:color="AAAAAA" w:sz="1"/>
+              <w:right w:val="single" w:color="AAAAAA" w:sz="1"/>
+            </w:tcBorders>
+            <w:tcMar>
+              <w:top w:type="dxa" w:w="80"/>
+              <w:left w:type="dxa" w:w="120"/>
+              <w:bottom w:type="dxa" w:w="80"/>
+              <w:right w:type="dxa" w:w="120"/>
+            </w:tcMar>
+          </w:tcPr>
+          <w:p>
+            <w:pPr>
+              <w:jc w:val="center"/>
+            </w:pPr>
+            <w:r>
+              <w:rPr>
+                <w:rFonts w:ascii="Times New Roman" w:cs="Times New Roman" w:eastAsia="Times New Roman" w:hAnsi="Times New Roman"/>
+                <w:b/>
+                <w:bCs/>
+                <w:sz w:val="24"/>
+                <w:szCs w:val="24"/>
+              </w:rPr>
+              <w:t xml:space="preserve">[—]</w:t>
+            </w:r>
+          </w:p>
+        </w:tc>
+        <w:tc>
+          <w:tcPr>
+            <w:tcW w:type="dxa" w:w="1350"/>
+            <w:tcBorders>
+              <w:top w:val="single" w:color="AAAAAA" w:sz="1"/>
+              <w:left w:val="single" w:color="AAAAAA" w:sz="1"/>
+              <w:bottom w:val="single" w:color="AAAAAA" w:sz="1"/>
+              <w:right w:val="single" w:color="AAAAAA" w:sz="1"/>
+            </w:tcBorders>
+            <w:tcMar>
+              <w:top w:type="dxa" w:w="80"/>
+              <w:left w:type="dxa" w:w="120"/>
+              <w:bottom w:type="dxa" w:w="80"/>
+              <w:right w:type="dxa" w:w="120"/>
+            </w:tcMar>
+          </w:tcPr>
+          <w:p>
+            <w:pPr>
+              <w:jc w:val="center"/>
+            </w:pPr>
+            <w:r>
+              <w:rPr>
+                <w:rFonts w:ascii="Times New Roman" w:cs="Times New Roman" w:eastAsia="Times New Roman" w:hAnsi="Times New Roman"/>
+                <w:b/>
+                <w:bCs/>
+                <w:sz w:val="24"/>
+                <w:szCs w:val="24"/>
+              </w:rPr>
+              <w:t xml:space="preserve">[—]</w:t>
+            </w:r>
+          </w:p>
+        </w:tc>
+        <w:tc>
+          <w:tcPr>
+            <w:tcW w:type="dxa" w:w="1350"/>
+            <w:tcBorders>
+              <w:top w:val="single" w:color="AAAAAA" w:sz="1"/>
+              <w:left w:val="single" w:color="AAAAAA" w:sz="1"/>
+              <w:bottom w:val="single" w:color="AAAAAA" w:sz="1"/>
+              <w:right w:val="single" w:color="AAAAAA" w:sz="1"/>
+            </w:tcBorders>
+            <w:tcMar>
+              <w:top w:type="dxa" w:w="80"/>
+              <w:left w:type="dxa" w:w="120"/>
+              <w:bottom w:type="dxa" w:w="80"/>
+              <w:right w:type="dxa" w:w="120"/>
+            </w:tcMar>
+          </w:tcPr>
+          <w:p>
+            <w:pPr>
+              <w:jc w:val="center"/>
+            </w:pPr>
+            <w:r>
+              <w:rPr>
+                <w:rFonts w:ascii="Times New Roman" w:cs="Times New Roman" w:eastAsia="Times New Roman" w:hAnsi="Times New Roman"/>
+                <w:b/>
+                <w:bCs/>
+                <w:sz w:val="24"/>
+                <w:szCs w:val="24"/>
+              </w:rPr>
+              <w:t xml:space="preserve">[—]</w:t>
+            </w:r>
+          </w:p>
+        </w:tc>
+        <w:tc>
+          <w:tcPr>
+            <w:tcW w:type="dxa" w:w="1350"/>
+            <w:tcBorders>
+              <w:top w:val="single" w:color="AAAAAA" w:sz="1"/>
+              <w:left w:val="single" w:color="AAAAAA" w:sz="1"/>
+              <w:bottom w:val="single" w:color="AAAAAA" w:sz="1"/>
+              <w:right w:val="single" w:color="AAAAAA" w:sz="1"/>
+            </w:tcBorders>
+            <w:tcMar>
+              <w:top w:type="dxa" w:w="80"/>
+              <w:left w:type="dxa" w:w="120"/>
+              <w:bottom w:type="dxa" w:w="80"/>
+              <w:right w:type="dxa" w:w="120"/>
+            </w:tcMar>
+          </w:tcPr>
+          <w:p>
+            <w:pPr>
+              <w:jc w:val="center"/>
+            </w:pPr>
+            <w:r>
+              <w:rPr>
+                <w:rFonts w:ascii="Times New Roman" w:cs="Times New Roman" w:eastAsia="Times New Roman" w:hAnsi="Times New Roman"/>
+                <w:b/>
+                <w:bCs/>
+                <w:sz w:val="24"/>
+                <w:szCs w:val="24"/>
+              </w:rPr>
+              <w:t xml:space="preserve">[—]</w:t>
+            </w:r>
+          </w:p>
+        </w:tc>
+      </w:tr>
+      <w:tr>
+        <w:tc>
+          <w:tcPr>
+            <w:tcW w:type="dxa" w:w="3960"/>
+            <w:tcBorders>
+              <w:top w:val="single" w:color="AAAAAA" w:sz="1"/>
+              <w:left w:val="single" w:color="AAAAAA" w:sz="1"/>
+              <w:bottom w:val="single" w:color="AAAAAA" w:sz="1"/>
+              <w:right w:val="single" w:color="AAAAAA" w:sz="1"/>
+            </w:tcBorders>
+            <w:tcMar>
+              <w:top w:type="dxa" w:w="80"/>
+              <w:left w:type="dxa" w:w="120"/>
+              <w:bottom w:type="dxa" w:w="80"/>
+              <w:right w:type="dxa" w:w="120"/>
+            </w:tcMar>
+          </w:tcPr>
+          <w:p>
+            <w:pPr>
+              <w:jc w:val="left"/>
+            </w:pPr>
+            <w:r>
+              <w:rPr>
+                <w:rFonts w:ascii="Times New Roman" w:cs="Times New Roman" w:eastAsia="Times New Roman" w:hAnsi="Times New Roman"/>
+                <w:sz w:val="24"/>
+                <w:szCs w:val="24"/>
+              </w:rPr>
+              <w:t xml:space="preserve">Ablation 1: Homogeneous backbones (6×DenseNet-121)</w:t>
+            </w:r>
+          </w:p>
+        </w:tc>
+        <w:tc>
+          <w:tcPr>
+            <w:tcW w:type="dxa" w:w="1350"/>
+            <w:tcBorders>
+              <w:top w:val="single" w:color="AAAAAA" w:sz="1"/>
+              <w:left w:val="single" w:color="AAAAAA" w:sz="1"/>
+              <w:bottom w:val="single" w:color="AAAAAA" w:sz="1"/>
+              <w:right w:val="single" w:color="AAAAAA" w:sz="1"/>
+            </w:tcBorders>
+            <w:tcMar>
+              <w:top w:type="dxa" w:w="80"/>
+              <w:left w:type="dxa" w:w="120"/>
+              <w:bottom w:type="dxa" w:w="80"/>
+              <w:right w:type="dxa" w:w="120"/>
+            </w:tcMar>
+          </w:tcPr>
+          <w:p>
+            <w:pPr>
+              <w:jc w:val="center"/>
+            </w:pPr>
+            <w:r>
+              <w:rPr>
+                <w:rFonts w:ascii="Times New Roman" w:cs="Times New Roman" w:eastAsia="Times New Roman" w:hAnsi="Times New Roman"/>
+                <w:sz w:val="24"/>
+                <w:szCs w:val="24"/>
+              </w:rPr>
+              <w:t xml:space="preserve">[—]</w:t>
+            </w:r>
+          </w:p>
+        </w:tc>
+        <w:tc>
+          <w:tcPr>
+            <w:tcW w:type="dxa" w:w="1350"/>
+            <w:tcBorders>
+              <w:top w:val="single" w:color="AAAAAA" w:sz="1"/>
+              <w:left w:val="single" w:color="AAAAAA" w:sz="1"/>
+              <w:bottom w:val="single" w:color="AAAAAA" w:sz="1"/>
+              <w:right w:val="single" w:color="AAAAAA" w:sz="1"/>
+            </w:tcBorders>
+            <w:tcMar>
+              <w:top w:type="dxa" w:w="80"/>
+              <w:left w:type="dxa" w:w="120"/>
+              <w:bottom w:type="dxa" w:w="80"/>
+              <w:right w:type="dxa" w:w="120"/>
+            </w:tcMar>
+          </w:tcPr>
+          <w:p>
+            <w:pPr>
+              <w:jc w:val="center"/>
+            </w:pPr>
+            <w:r>
+              <w:rPr>
+                <w:rFonts w:ascii="Times New Roman" w:cs="Times New Roman" w:eastAsia="Times New Roman" w:hAnsi="Times New Roman"/>
+                <w:sz w:val="24"/>
+                <w:szCs w:val="24"/>
+              </w:rPr>
+              <w:t xml:space="preserve">[—]</w:t>
+            </w:r>
+          </w:p>
+        </w:tc>
+        <w:tc>
+          <w:tcPr>
+            <w:tcW w:type="dxa" w:w="1350"/>
+            <w:tcBorders>
+              <w:top w:val="single" w:color="AAAAAA" w:sz="1"/>
+              <w:left w:val="single" w:color="AAAAAA" w:sz="1"/>
+              <w:bottom w:val="single" w:color="AAAAAA" w:sz="1"/>
+              <w:right w:val="single" w:color="AAAAAA" w:sz="1"/>
+            </w:tcBorders>
+            <w:tcMar>
+              <w:top w:type="dxa" w:w="80"/>
+              <w:left w:type="dxa" w:w="120"/>
+              <w:bottom w:type="dxa" w:w="80"/>
+              <w:right w:type="dxa" w:w="120"/>
+            </w:tcMar>
+          </w:tcPr>
+          <w:p>
+            <w:pPr>
+              <w:jc w:val="center"/>
+            </w:pPr>
+            <w:r>
+              <w:rPr>
+                <w:rFonts w:ascii="Times New Roman" w:cs="Times New Roman" w:eastAsia="Times New Roman" w:hAnsi="Times New Roman"/>
+                <w:sz w:val="24"/>
+                <w:szCs w:val="24"/>
+              </w:rPr>
+              <w:t xml:space="preserve">[—]</w:t>
+            </w:r>
+          </w:p>
+        </w:tc>
+        <w:tc>
+          <w:tcPr>
+            <w:tcW w:type="dxa" w:w="1350"/>
+            <w:tcBorders>
+              <w:top w:val="single" w:color="AAAAAA" w:sz="1"/>
+              <w:left w:val="single" w:color="AAAAAA" w:sz="1"/>
+              <w:bottom w:val="single" w:color="AAAAAA" w:sz="1"/>
+              <w:right w:val="single" w:color="AAAAAA" w:sz="1"/>
+            </w:tcBorders>
+            <w:tcMar>
+              <w:top w:type="dxa" w:w="80"/>
+              <w:left w:type="dxa" w:w="120"/>
+              <w:bottom w:type="dxa" w:w="80"/>
+              <w:right w:type="dxa" w:w="120"/>
+            </w:tcMar>
+          </w:tcPr>
+          <w:p>
+            <w:pPr>
+              <w:jc w:val="center"/>
+            </w:pPr>
+            <w:r>
+              <w:rPr>
+                <w:rFonts w:ascii="Times New Roman" w:cs="Times New Roman" w:eastAsia="Times New Roman" w:hAnsi="Times New Roman"/>
+                <w:sz w:val="24"/>
+                <w:szCs w:val="24"/>
+              </w:rPr>
+              <w:t xml:space="preserve">[—]</w:t>
+            </w:r>
+          </w:p>
+        </w:tc>
+      </w:tr>
+      <w:tr>
+        <w:tc>
+          <w:tcPr>
+            <w:tcW w:type="dxa" w:w="3960"/>
+            <w:tcBorders>
+              <w:top w:val="single" w:color="AAAAAA" w:sz="1"/>
+              <w:left w:val="single" w:color="AAAAAA" w:sz="1"/>
+              <w:bottom w:val="single" w:color="AAAAAA" w:sz="1"/>
+              <w:right w:val="single" w:color="AAAAAA" w:sz="1"/>
+            </w:tcBorders>
+            <w:tcMar>
+              <w:top w:type="dxa" w:w="80"/>
+              <w:left w:type="dxa" w:w="120"/>
+              <w:bottom w:type="dxa" w:w="80"/>
+              <w:right w:type="dxa" w:w="120"/>
+            </w:tcMar>
+          </w:tcPr>
+          <w:p>
+            <w:pPr>
+              <w:jc w:val="left"/>
+            </w:pPr>
+            <w:r>
+              <w:rPr>
+                <w:rFonts w:ascii="Times New Roman" w:cs="Times New Roman" w:eastAsia="Times New Roman" w:hAnsi="Times New Roman"/>
+                <w:sz w:val="24"/>
+                <w:szCs w:val="24"/>
+              </w:rPr>
+              <w:t xml:space="preserve">Ablation 2: In-sample stacking (no OOF)</w:t>
+            </w:r>
+          </w:p>
+        </w:tc>
+        <w:tc>
+          <w:tcPr>
+            <w:tcW w:type="dxa" w:w="1350"/>
+            <w:tcBorders>
+              <w:top w:val="single" w:color="AAAAAA" w:sz="1"/>
+              <w:left w:val="single" w:color="AAAAAA" w:sz="1"/>
+              <w:bottom w:val="single" w:color="AAAAAA" w:sz="1"/>
+              <w:right w:val="single" w:color="AAAAAA" w:sz="1"/>
+            </w:tcBorders>
+            <w:tcMar>
+              <w:top w:type="dxa" w:w="80"/>
+              <w:left w:type="dxa" w:w="120"/>
+              <w:bottom w:type="dxa" w:w="80"/>
+              <w:right w:type="dxa" w:w="120"/>
+            </w:tcMar>
+          </w:tcPr>
+          <w:p>
+            <w:pPr>
+              <w:jc w:val="center"/>
+            </w:pPr>
+            <w:r>
+              <w:rPr>
+                <w:rFonts w:ascii="Times New Roman" w:cs="Times New Roman" w:eastAsia="Times New Roman" w:hAnsi="Times New Roman"/>
+                <w:sz w:val="24"/>
+                <w:szCs w:val="24"/>
+              </w:rPr>
+              <w:t xml:space="preserve">[—]</w:t>
+            </w:r>
+          </w:p>
+        </w:tc>
+        <w:tc>
+          <w:tcPr>
+            <w:tcW w:type="dxa" w:w="1350"/>
+            <w:tcBorders>
+              <w:top w:val="single" w:color="AAAAAA" w:sz="1"/>
+              <w:left w:val="single" w:color="AAAAAA" w:sz="1"/>
+              <w:bottom w:val="single" w:color="AAAAAA" w:sz="1"/>
+              <w:right w:val="single" w:color="AAAAAA" w:sz="1"/>
+            </w:tcBorders>
+            <w:tcMar>
+              <w:top w:type="dxa" w:w="80"/>
+              <w:left w:type="dxa" w:w="120"/>
+              <w:bottom w:type="dxa" w:w="80"/>
+              <w:right w:type="dxa" w:w="120"/>
+            </w:tcMar>
+          </w:tcPr>
+          <w:p>
+            <w:pPr>
+              <w:jc w:val="center"/>
+            </w:pPr>
+            <w:r>
+              <w:rPr>
+                <w:rFonts w:ascii="Times New Roman" w:cs="Times New Roman" w:eastAsia="Times New Roman" w:hAnsi="Times New Roman"/>
+                <w:sz w:val="24"/>
+                <w:szCs w:val="24"/>
+              </w:rPr>
+              <w:t xml:space="preserve">[—]</w:t>
+            </w:r>
+          </w:p>
+        </w:tc>
+        <w:tc>
+          <w:tcPr>
+            <w:tcW w:type="dxa" w:w="1350"/>
+            <w:tcBorders>
+              <w:top w:val="single" w:color="AAAAAA" w:sz="1"/>
+              <w:left w:val="single" w:color="AAAAAA" w:sz="1"/>
+              <w:bottom w:val="single" w:color="AAAAAA" w:sz="1"/>
+              <w:right w:val="single" w:color="AAAAAA" w:sz="1"/>
+            </w:tcBorders>
+            <w:tcMar>
+              <w:top w:type="dxa" w:w="80"/>
+              <w:left w:type="dxa" w:w="120"/>
+              <w:bottom w:type="dxa" w:w="80"/>
+              <w:right w:type="dxa" w:w="120"/>
+            </w:tcMar>
+          </w:tcPr>
+          <w:p>
+            <w:pPr>
+              <w:jc w:val="center"/>
+            </w:pPr>
+            <w:r>
+              <w:rPr>
+                <w:rFonts w:ascii="Times New Roman" w:cs="Times New Roman" w:eastAsia="Times New Roman" w:hAnsi="Times New Roman"/>
+                <w:sz w:val="24"/>
+                <w:szCs w:val="24"/>
+              </w:rPr>
+              <w:t xml:space="preserve">[—]</w:t>
+            </w:r>
+          </w:p>
+        </w:tc>
+        <w:tc>
+          <w:tcPr>
+            <w:tcW w:type="dxa" w:w="1350"/>
+            <w:tcBorders>
+              <w:top w:val="single" w:color="AAAAAA" w:sz="1"/>
+              <w:left w:val="single" w:color="AAAAAA" w:sz="1"/>
+              <w:bottom w:val="single" w:color="AAAAAA" w:sz="1"/>
+              <w:right w:val="single" w:color="AAAAAA" w:sz="1"/>
+            </w:tcBorders>
+            <w:tcMar>
+              <w:top w:type="dxa" w:w="80"/>
+              <w:left w:type="dxa" w:w="120"/>
+              <w:bottom w:type="dxa" w:w="80"/>
+              <w:right w:type="dxa" w:w="120"/>
+            </w:tcMar>
+          </w:tcPr>
+          <w:p>
+            <w:pPr>
+              <w:jc w:val="center"/>
+            </w:pPr>
+            <w:r>
+              <w:rPr>
+                <w:rFonts w:ascii="Times New Roman" w:cs="Times New Roman" w:eastAsia="Times New Roman" w:hAnsi="Times New Roman"/>
+                <w:sz w:val="24"/>
+                <w:szCs w:val="24"/>
+              </w:rPr>
+              <w:t xml:space="preserve">[—]</w:t>
+            </w:r>
+          </w:p>
+        </w:tc>
+      </w:tr>
+      <w:tr>
+        <w:tc>
+          <w:tcPr>
+            <w:tcW w:type="dxa" w:w="3960"/>
+            <w:tcBorders>
+              <w:top w:val="single" w:color="AAAAAA" w:sz="1"/>
+              <w:left w:val="single" w:color="AAAAAA" w:sz="1"/>
+              <w:bottom w:val="single" w:color="AAAAAA" w:sz="1"/>
+              <w:right w:val="single" w:color="AAAAAA" w:sz="1"/>
+            </w:tcBorders>
+            <w:tcMar>
+              <w:top w:type="dxa" w:w="80"/>
+              <w:left w:type="dxa" w:w="120"/>
+              <w:bottom w:type="dxa" w:w="80"/>
+              <w:right w:type="dxa" w:w="120"/>
+            </w:tcMar>
+          </w:tcPr>
+          <w:p>
+            <w:pPr>
+              <w:jc w:val="left"/>
+            </w:pPr>
+            <w:r>
+              <w:rPr>
+                <w:rFonts w:ascii="Times New Roman" w:cs="Times New Roman" w:eastAsia="Times New Roman" w:hAnsi="Times New Roman"/>
+                <w:sz w:val="24"/>
+                <w:szCs w:val="24"/>
+              </w:rPr>
+              <w:t xml:space="preserve">Ablation 3: No patient metadata</w:t>
+            </w:r>
+          </w:p>
+        </w:tc>
+        <w:tc>
+          <w:tcPr>
+            <w:tcW w:type="dxa" w:w="1350"/>
+            <w:tcBorders>
+              <w:top w:val="single" w:color="AAAAAA" w:sz="1"/>
+              <w:left w:val="single" w:color="AAAAAA" w:sz="1"/>
+              <w:bottom w:val="single" w:color="AAAAAA" w:sz="1"/>
+              <w:right w:val="single" w:color="AAAAAA" w:sz="1"/>
+            </w:tcBorders>
+            <w:tcMar>
+              <w:top w:type="dxa" w:w="80"/>
+              <w:left w:type="dxa" w:w="120"/>
+              <w:bottom w:type="dxa" w:w="80"/>
+              <w:right w:type="dxa" w:w="120"/>
+            </w:tcMar>
+          </w:tcPr>
+          <w:p>
+            <w:pPr>
+              <w:jc w:val="center"/>
+            </w:pPr>
+            <w:r>
+              <w:rPr>
+                <w:rFonts w:ascii="Times New Roman" w:cs="Times New Roman" w:eastAsia="Times New Roman" w:hAnsi="Times New Roman"/>
+                <w:sz w:val="24"/>
+                <w:szCs w:val="24"/>
+              </w:rPr>
+              <w:t xml:space="preserve">[—]</w:t>
+            </w:r>
+          </w:p>
+        </w:tc>
+        <w:tc>
+          <w:tcPr>
+            <w:tcW w:type="dxa" w:w="1350"/>
+            <w:tcBorders>
+              <w:top w:val="single" w:color="AAAAAA" w:sz="1"/>
+              <w:left w:val="single" w:color="AAAAAA" w:sz="1"/>
+              <w:bottom w:val="single" w:color="AAAAAA" w:sz="1"/>
+              <w:right w:val="single" w:color="AAAAAA" w:sz="1"/>
+            </w:tcBorders>
+            <w:tcMar>
+              <w:top w:type="dxa" w:w="80"/>
+              <w:left w:type="dxa" w:w="120"/>
+              <w:bottom w:type="dxa" w:w="80"/>
+              <w:right w:type="dxa" w:w="120"/>
+            </w:tcMar>
+          </w:tcPr>
+          <w:p>
+            <w:pPr>
+              <w:jc w:val="center"/>
+            </w:pPr>
+            <w:r>
+              <w:rPr>
+                <w:rFonts w:ascii="Times New Roman" w:cs="Times New Roman" w:eastAsia="Times New Roman" w:hAnsi="Times New Roman"/>
+                <w:sz w:val="24"/>
+                <w:szCs w:val="24"/>
+              </w:rPr>
+              <w:t xml:space="preserve">[—]</w:t>
+            </w:r>
+          </w:p>
+        </w:tc>
+        <w:tc>
+          <w:tcPr>
+            <w:tcW w:type="dxa" w:w="1350"/>
+            <w:tcBorders>
+              <w:top w:val="single" w:color="AAAAAA" w:sz="1"/>
+              <w:left w:val="single" w:color="AAAAAA" w:sz="1"/>
+              <w:bottom w:val="single" w:color="AAAAAA" w:sz="1"/>
+              <w:right w:val="single" w:color="AAAAAA" w:sz="1"/>
+            </w:tcBorders>
+            <w:tcMar>
+              <w:top w:type="dxa" w:w="80"/>
+              <w:left w:type="dxa" w:w="120"/>
+              <w:bottom w:type="dxa" w:w="80"/>
+              <w:right w:type="dxa" w:w="120"/>
+            </w:tcMar>
+          </w:tcPr>
+          <w:p>
+            <w:pPr>
+              <w:jc w:val="center"/>
+            </w:pPr>
+            <w:r>
+              <w:rPr>
+                <w:rFonts w:ascii="Times New Roman" w:cs="Times New Roman" w:eastAsia="Times New Roman" w:hAnsi="Times New Roman"/>
+                <w:sz w:val="24"/>
+                <w:szCs w:val="24"/>
+              </w:rPr>
+              <w:t xml:space="preserve">[—]</w:t>
+            </w:r>
+          </w:p>
+        </w:tc>
+        <w:tc>
+          <w:tcPr>
+            <w:tcW w:type="dxa" w:w="1350"/>
+            <w:tcBorders>
+              <w:top w:val="single" w:color="AAAAAA" w:sz="1"/>
+              <w:left w:val="single" w:color="AAAAAA" w:sz="1"/>
+              <w:bottom w:val="single" w:color="AAAAAA" w:sz="1"/>
+              <w:right w:val="single" w:color="AAAAAA" w:sz="1"/>
+            </w:tcBorders>
+            <w:tcMar>
+              <w:top w:type="dxa" w:w="80"/>
+              <w:left w:type="dxa" w:w="120"/>
+              <w:bottom w:type="dxa" w:w="80"/>
+              <w:right w:type="dxa" w:w="120"/>
+            </w:tcMar>
+          </w:tcPr>
+          <w:p>
+            <w:pPr>
+              <w:jc w:val="center"/>
+            </w:pPr>
+            <w:r>
+              <w:rPr>
+                <w:rFonts w:ascii="Times New Roman" w:cs="Times New Roman" w:eastAsia="Times New Roman" w:hAnsi="Times New Roman"/>
+                <w:sz w:val="24"/>
+                <w:szCs w:val="24"/>
+              </w:rPr>
+              <w:t xml:space="preserve">[—]</w:t>
+            </w:r>
+          </w:p>
+        </w:tc>
+      </w:tr>
+      <w:tr>
+        <w:tc>
+          <w:tcPr>
+            <w:tcW w:type="dxa" w:w="3960"/>
+            <w:tcBorders>
+              <w:top w:val="single" w:color="AAAAAA" w:sz="1"/>
+              <w:left w:val="single" w:color="AAAAAA" w:sz="1"/>
+              <w:bottom w:val="single" w:color="AAAAAA" w:sz="1"/>
+              <w:right w:val="single" w:color="AAAAAA" w:sz="1"/>
+            </w:tcBorders>
+            <w:tcMar>
+              <w:top w:type="dxa" w:w="80"/>
+              <w:left w:type="dxa" w:w="120"/>
+              <w:bottom w:type="dxa" w:w="80"/>
+              <w:right w:type="dxa" w:w="120"/>
+            </w:tcMar>
+          </w:tcPr>
+          <w:p>
+            <w:pPr>
+              <w:jc w:val="left"/>
+            </w:pPr>
+            <w:r>
+              <w:rPr>
+                <w:rFonts w:ascii="Times New Roman" w:cs="Times New Roman" w:eastAsia="Times New Roman" w:hAnsi="Times New Roman"/>
+                <w:sz w:val="24"/>
+                <w:szCs w:val="24"/>
+              </w:rPr>
+              <w:t xml:space="preserve">Ablation 4: Simple averaging (no CatBoost)</w:t>
+            </w:r>
+          </w:p>
+        </w:tc>
+        <w:tc>
+          <w:tcPr>
+            <w:tcW w:type="dxa" w:w="1350"/>
+            <w:tcBorders>
+              <w:top w:val="single" w:color="AAAAAA" w:sz="1"/>
+              <w:left w:val="single" w:color="AAAAAA" w:sz="1"/>
+              <w:bottom w:val="single" w:color="AAAAAA" w:sz="1"/>
+              <w:right w:val="single" w:color="AAAAAA" w:sz="1"/>
+            </w:tcBorders>
+            <w:tcMar>
+              <w:top w:type="dxa" w:w="80"/>
+              <w:left w:type="dxa" w:w="120"/>
+              <w:bottom w:type="dxa" w:w="80"/>
+              <w:right w:type="dxa" w:w="120"/>
+            </w:tcMar>
+          </w:tcPr>
+          <w:p>
+            <w:pPr>
+              <w:jc w:val="center"/>
+            </w:pPr>
+            <w:r>
+              <w:rPr>
+                <w:rFonts w:ascii="Times New Roman" w:cs="Times New Roman" w:eastAsia="Times New Roman" w:hAnsi="Times New Roman"/>
+                <w:sz w:val="24"/>
+                <w:szCs w:val="24"/>
+              </w:rPr>
+              <w:t xml:space="preserve">[—]</w:t>
+            </w:r>
+          </w:p>
+        </w:tc>
+        <w:tc>
+          <w:tcPr>
+            <w:tcW w:type="dxa" w:w="1350"/>
+            <w:tcBorders>
+              <w:top w:val="single" w:color="AAAAAA" w:sz="1"/>
+              <w:left w:val="single" w:color="AAAAAA" w:sz="1"/>
+              <w:bottom w:val="single" w:color="AAAAAA" w:sz="1"/>
+              <w:right w:val="single" w:color="AAAAAA" w:sz="1"/>
+            </w:tcBorders>
+            <w:tcMar>
+              <w:top w:type="dxa" w:w="80"/>
+              <w:left w:type="dxa" w:w="120"/>
+              <w:bottom w:type="dxa" w:w="80"/>
+              <w:right w:type="dxa" w:w="120"/>
+            </w:tcMar>
+          </w:tcPr>
+          <w:p>
+            <w:pPr>
+              <w:jc w:val="center"/>
+            </w:pPr>
+            <w:r>
+              <w:rPr>
+                <w:rFonts w:ascii="Times New Roman" w:cs="Times New Roman" w:eastAsia="Times New Roman" w:hAnsi="Times New Roman"/>
+                <w:sz w:val="24"/>
+                <w:szCs w:val="24"/>
+              </w:rPr>
+              <w:t xml:space="preserve">[—]</w:t>
+            </w:r>
+          </w:p>
+        </w:tc>
+        <w:tc>
+          <w:tcPr>
+            <w:tcW w:type="dxa" w:w="1350"/>
+            <w:tcBorders>
+              <w:top w:val="single" w:color="AAAAAA" w:sz="1"/>
+              <w:left w:val="single" w:color="AAAAAA" w:sz="1"/>
+              <w:bottom w:val="single" w:color="AAAAAA" w:sz="1"/>
+              <w:right w:val="single" w:color="AAAAAA" w:sz="1"/>
+            </w:tcBorders>
+            <w:tcMar>
+              <w:top w:type="dxa" w:w="80"/>
+              <w:left w:type="dxa" w:w="120"/>
+              <w:bottom w:type="dxa" w:w="80"/>
+              <w:right w:type="dxa" w:w="120"/>
+            </w:tcMar>
+          </w:tcPr>
+          <w:p>
+            <w:pPr>
+              <w:jc w:val="center"/>
+            </w:pPr>
+            <w:r>
+              <w:rPr>
+                <w:rFonts w:ascii="Times New Roman" w:cs="Times New Roman" w:eastAsia="Times New Roman" w:hAnsi="Times New Roman"/>
+                <w:sz w:val="24"/>
+                <w:szCs w:val="24"/>
+              </w:rPr>
+              <w:t xml:space="preserve">[—]</w:t>
+            </w:r>
+          </w:p>
+        </w:tc>
+        <w:tc>
+          <w:tcPr>
+            <w:tcW w:type="dxa" w:w="1350"/>
+            <w:tcBorders>
+              <w:top w:val="single" w:color="AAAAAA" w:sz="1"/>
+              <w:left w:val="single" w:color="AAAAAA" w:sz="1"/>
+              <w:bottom w:val="single" w:color="AAAAAA" w:sz="1"/>
+              <w:right w:val="single" w:color="AAAAAA" w:sz="1"/>
+            </w:tcBorders>
+            <w:tcMar>
+              <w:top w:type="dxa" w:w="80"/>
+              <w:left w:type="dxa" w:w="120"/>
+              <w:bottom w:type="dxa" w:w="80"/>
+              <w:right w:type="dxa" w:w="120"/>
+            </w:tcMar>
+          </w:tcPr>
+          <w:p>
+            <w:pPr>
+              <w:jc w:val="center"/>
+            </w:pPr>
+            <w:r>
+              <w:rPr>
+                <w:rFonts w:ascii="Times New Roman" w:cs="Times New Roman" w:eastAsia="Times New Roman" w:hAnsi="Times New Roman"/>
+                <w:sz w:val="24"/>
+                <w:szCs w:val="24"/>
+              </w:rPr>
+              <w:t xml:space="preserve">[—]</w:t>
+            </w:r>
+          </w:p>
+        </w:tc>
+      </w:tr>
+    </w:tbl>
+    <w:p>
+      <w:pPr>
+        <w:spacing w:after="80"/>
+      </w:pPr>
+      <w:r>
+        <w:t xml:space="preserve"/>
+      </w:r>
+    </w:p>
+    <w:p>
+      <w:pPr>
+        <w:spacing w:after="160" w:line="360"/>
+        <w:jc w:val="both"/>
+      </w:pPr>
+      <w:r>
+        <w:rPr>
+          <w:rFonts w:ascii="Times New Roman" w:cs="Times New Roman" w:eastAsia="Times New Roman" w:hAnsi="Times New Roman"/>
+          <w:b/>
+          <w:bCs/>
+          <w:sz w:val="24"/>
+          <w:szCs w:val="24"/>
+        </w:rPr>
+        <w:t xml:space="preserve">TABLE V. </w:t>
+      </w:r>
+      <w:r>
+        <w:rPr>
+          <w:rFonts w:ascii="Times New Roman" w:cs="Times New Roman" w:eastAsia="Times New Roman" w:hAnsi="Times New Roman"/>
+          <w:i/>
+          <w:iCs/>
+          <w:sz w:val="24"/>
+          <w:szCs w:val="24"/>
+        </w:rPr>
+        <w:t xml:space="preserve">Ablation study results on the NIH ChestX-ray14 test set. Each row removes or replaces one design choice while keeping all others fixed. Bold denotes the full proposed framework.</w:t>
+      </w:r>
+    </w:p>
+    <w:p>
+      <w:pPr>
+        <w:spacing w:after="80"/>
+      </w:pPr>
+      <w:r>
+        <w:t xml:space="preserve"/>
+      </w:r>
+    </w:p>
+    <w:p>
+      <w:pPr>
+        <w:spacing w:after="160" w:line="360"/>
+        <w:jc w:val="both"/>
+      </w:pPr>
+      <w:r>
+        <w:rPr>
+          <w:rFonts w:ascii="Times New Roman" w:cs="Times New Roman" w:eastAsia="Times New Roman" w:hAnsi="Times New Roman"/>
+          <w:i/>
+          <w:iCs/>
+          <w:color w:val="CC0000"/>
+          <w:sz w:val="24"/>
+          <w:szCs w:val="24"/>
+        </w:rPr>
+        <w:t xml:space="preserve">[PLACEHOLDER: After training runs, replace all [—] with results and add 2–3 sentences of interpretation — e.g., 'Ablation 1 reveals a drop of X MCC points when backbone diversity is removed, confirming that architectural heterogeneity rather than ensemble size is the key driver of performance. Ablation 2 shows a drop of Y MCC points from in-sample leakage, demonstrating the importance of the OOF protocol. Ablation 3 shows that metadata contributes Z MCC points of additional signal beyond vision-only features.']</w:t>
+      </w:r>
+    </w:p>
+    <w:p>
+      <w:pPr>
+        <w:spacing w:after="80"/>
+      </w:pPr>
+      <w:r>
+        <w:t xml:space="preserve"/>
+      </w:r>
+    </w:p>
+    <w:p>
+      <w:pPr>
+        <w:pStyle w:val="Heading2"/>
+        <w:spacing w:after="160" w:before="300"/>
+      </w:pPr>
+      <w:r>
+        <w:rPr>
+          <w:rFonts w:ascii="Times New Roman" w:cs="Times New Roman" w:eastAsia="Times New Roman" w:hAnsi="Times New Roman"/>
+          <w:b/>
+          <w:bCs/>
+          <w:sz w:val="26"/>
+          <w:szCs w:val="26"/>
+        </w:rPr>
+        <w:t xml:space="preserve">D. MCC Threshold Analysis</w:t>
+      </w:r>
+    </w:p>
+    <w:p>
+      <w:pPr>
+        <w:spacing w:after="160" w:line="360"/>
+        <w:jc w:val="both"/>
+      </w:pPr>
+      <w:r>
+        <w:rPr>
+          <w:rFonts w:ascii="Times New Roman" w:cs="Times New Roman" w:eastAsia="Times New Roman" w:hAnsi="Times New Roman"/>
+          <w:sz w:val="24"/>
+          <w:szCs w:val="24"/>
+        </w:rPr>
+        <w:t xml:space="preserve">Fig. [X] plots the MCC achieved by the stacking ensemble across 200 candidate decision thresholds τ ∈ [0.01, 0.99] on the validation set. The curve exhibits a clear peak at τ* = [X], demonstrating that the default threshold of 0.5 is suboptimal for this task — the MCC at τ = 0.5 is [X] compared to [X] at the MCC-optimal threshold, a difference of [X] MCC points. This confirms that threshold selection is a meaningful design decision for clinical triage classification and should not be fixed at the default value.</w:t>
+      </w:r>
+    </w:p>
+    <w:p>
+      <w:pPr>
+        <w:spacing w:after="80"/>
+      </w:pPr>
+      <w:r>
+        <w:t xml:space="preserve"/>
+      </w:r>
+    </w:p>
+    <w:p>
+      <w:pPr>
+        <w:spacing w:after="160" w:line="360"/>
+        <w:jc w:val="both"/>
+      </w:pPr>
+      <w:r>
+        <w:rPr>
+          <w:rFonts w:ascii="Times New Roman" w:cs="Times New Roman" w:eastAsia="Times New Roman" w:hAnsi="Times New Roman"/>
+          <w:sz w:val="24"/>
+          <w:szCs w:val="24"/>
+        </w:rPr>
+        <w:t xml:space="preserve">Table VI reports the full confusion matrix at both thresholds, showing the tradeoff between false positives and false negatives. At the MCC-optimal threshold, the model achieves a recall of [X] on the positive class (abnormal studies correctly flagged for priority review) at a precision of [X] (proportion of flagged studies that are genuinely abnormal). In a clinical triage context, recall is the more consequential metric — a missed abnormal study (false negative) represents a patient whose pathology goes undetected, while an unnecessary priority review (false positive) represents a manageable workflow cost.</w:t>
+      </w:r>
+    </w:p>
+    <w:p>
+      <w:pPr>
+        <w:spacing w:after="80"/>
+      </w:pPr>
+      <w:r>
+        <w:t xml:space="preserve"/>
+      </w:r>
+    </w:p>
+    <w:tbl>
+      <w:tblPr>
+        <w:tblW w:type="dxa" w:w="9360"/>
+        <w:tblBorders>
+          <w:top w:val="single" w:color="auto" w:sz="4"/>
+          <w:left w:val="single" w:color="auto" w:sz="4"/>
+          <w:bottom w:val="single" w:color="auto" w:sz="4"/>
+          <w:right w:val="single" w:color="auto" w:sz="4"/>
+          <w:insideH w:val="single" w:color="auto" w:sz="4"/>
+          <w:insideV w:val="single" w:color="auto" w:sz="4"/>
+        </w:tblBorders>
+      </w:tblPr>
+      <w:tblGrid>
+        <w:gridCol w:w="2760"/>
+        <w:gridCol w:w="1650"/>
+        <w:gridCol w:w="1650"/>
+        <w:gridCol w:w="1650"/>
+        <w:gridCol w:w="1650"/>
+      </w:tblGrid>
+      <w:tr>
+        <w:trPr>
+          <w:tblHeader/>
+        </w:trPr>
+        <w:tc>
+          <w:tcPr>
+            <w:tcW w:type="dxa" w:w="2760"/>
+            <w:tcBorders>
+              <w:top w:val="single" w:color="AAAAAA" w:sz="1"/>
+              <w:left w:val="single" w:color="AAAAAA" w:sz="1"/>
+              <w:bottom w:val="single" w:color="AAAAAA" w:sz="1"/>
+              <w:right w:val="single" w:color="AAAAAA" w:sz="1"/>
+            </w:tcBorders>
+            <w:shd w:fill="D6E4F0" w:val="clear"/>
+            <w:tcMar>
+              <w:top w:type="dxa" w:w="80"/>
+              <w:left w:type="dxa" w:w="120"/>
+              <w:bottom w:type="dxa" w:w="80"/>
+              <w:right w:type="dxa" w:w="120"/>
+            </w:tcMar>
+          </w:tcPr>
+          <w:p>
+            <w:pPr>
+              <w:jc w:val="center"/>
+            </w:pPr>
+            <w:r>
+              <w:rPr>
+                <w:rFonts w:ascii="Times New Roman" w:cs="Times New Roman" w:eastAsia="Times New Roman" w:hAnsi="Times New Roman"/>
+                <w:b/>
+                <w:bCs/>
+                <w:sz w:val="24"/>
+                <w:szCs w:val="24"/>
+              </w:rPr>
+              <w:t xml:space="preserve">Threshold</w:t>
+            </w:r>
+          </w:p>
+        </w:tc>
+        <w:tc>
+          <w:tcPr>
+            <w:tcW w:type="dxa" w:w="1650"/>
+            <w:tcBorders>
+              <w:top w:val="single" w:color="AAAAAA" w:sz="1"/>
+              <w:left w:val="single" w:color="AAAAAA" w:sz="1"/>
+              <w:bottom w:val="single" w:color="AAAAAA" w:sz="1"/>
+              <w:right w:val="single" w:color="AAAAAA" w:sz="1"/>
+            </w:tcBorders>
+            <w:shd w:fill="D6E4F0" w:val="clear"/>
+            <w:tcMar>
+              <w:top w:type="dxa" w:w="80"/>
+              <w:left w:type="dxa" w:w="120"/>
+              <w:bottom w:type="dxa" w:w="80"/>
+              <w:right w:type="dxa" w:w="120"/>
+            </w:tcMar>
+          </w:tcPr>
+          <w:p>
+            <w:pPr>
+              <w:jc w:val="center"/>
+            </w:pPr>
+            <w:r>
+              <w:rPr>
+                <w:rFonts w:ascii="Times New Roman" w:cs="Times New Roman" w:eastAsia="Times New Roman" w:hAnsi="Times New Roman"/>
+                <w:b/>
+                <w:bCs/>
+                <w:sz w:val="24"/>
+                <w:szCs w:val="24"/>
+              </w:rPr>
+              <w:t xml:space="preserve">TP</w:t>
+            </w:r>
+          </w:p>
+        </w:tc>
+        <w:tc>
+          <w:tcPr>
+            <w:tcW w:type="dxa" w:w="1650"/>
+            <w:tcBorders>
+              <w:top w:val="single" w:color="AAAAAA" w:sz="1"/>
+              <w:left w:val="single" w:color="AAAAAA" w:sz="1"/>
+              <w:bottom w:val="single" w:color="AAAAAA" w:sz="1"/>
+              <w:right w:val="single" w:color="AAAAAA" w:sz="1"/>
+            </w:tcBorders>
+            <w:shd w:fill="D6E4F0" w:val="clear"/>
+            <w:tcMar>
+              <w:top w:type="dxa" w:w="80"/>
+              <w:left w:type="dxa" w:w="120"/>
+              <w:bottom w:type="dxa" w:w="80"/>
+              <w:right w:type="dxa" w:w="120"/>
+            </w:tcMar>
+          </w:tcPr>
+          <w:p>
+            <w:pPr>
+              <w:jc w:val="center"/>
+            </w:pPr>
+            <w:r>
+              <w:rPr>
+                <w:rFonts w:ascii="Times New Roman" w:cs="Times New Roman" w:eastAsia="Times New Roman" w:hAnsi="Times New Roman"/>
+                <w:b/>
+                <w:bCs/>
+                <w:sz w:val="24"/>
+                <w:szCs w:val="24"/>
+              </w:rPr>
+              <w:t xml:space="preserve">FP</w:t>
+            </w:r>
+          </w:p>
+        </w:tc>
+        <w:tc>
+          <w:tcPr>
+            <w:tcW w:type="dxa" w:w="1650"/>
+            <w:tcBorders>
+              <w:top w:val="single" w:color="AAAAAA" w:sz="1"/>
+              <w:left w:val="single" w:color="AAAAAA" w:sz="1"/>
+              <w:bottom w:val="single" w:color="AAAAAA" w:sz="1"/>
+              <w:right w:val="single" w:color="AAAAAA" w:sz="1"/>
+            </w:tcBorders>
+            <w:shd w:fill="D6E4F0" w:val="clear"/>
+            <w:tcMar>
+              <w:top w:type="dxa" w:w="80"/>
+              <w:left w:type="dxa" w:w="120"/>
+              <w:bottom w:type="dxa" w:w="80"/>
+              <w:right w:type="dxa" w:w="120"/>
+            </w:tcMar>
+          </w:tcPr>
+          <w:p>
+            <w:pPr>
+              <w:jc w:val="center"/>
+            </w:pPr>
+            <w:r>
+              <w:rPr>
+                <w:rFonts w:ascii="Times New Roman" w:cs="Times New Roman" w:eastAsia="Times New Roman" w:hAnsi="Times New Roman"/>
+                <w:b/>
+                <w:bCs/>
+                <w:sz w:val="24"/>
+                <w:szCs w:val="24"/>
+              </w:rPr>
+              <w:t xml:space="preserve">TN</w:t>
+            </w:r>
+          </w:p>
+        </w:tc>
+        <w:tc>
+          <w:tcPr>
+            <w:tcW w:type="dxa" w:w="1650"/>
+            <w:tcBorders>
+              <w:top w:val="single" w:color="AAAAAA" w:sz="1"/>
+              <w:left w:val="single" w:color="AAAAAA" w:sz="1"/>
+              <w:bottom w:val="single" w:color="AAAAAA" w:sz="1"/>
+              <w:right w:val="single" w:color="AAAAAA" w:sz="1"/>
+            </w:tcBorders>
+            <w:shd w:fill="D6E4F0" w:val="clear"/>
+            <w:tcMar>
+              <w:top w:type="dxa" w:w="80"/>
+              <w:left w:type="dxa" w:w="120"/>
+              <w:bottom w:type="dxa" w:w="80"/>
+              <w:right w:type="dxa" w:w="120"/>
+            </w:tcMar>
+          </w:tcPr>
+          <w:p>
+            <w:pPr>
+              <w:jc w:val="center"/>
+            </w:pPr>
+            <w:r>
+              <w:rPr>
+                <w:rFonts w:ascii="Times New Roman" w:cs="Times New Roman" w:eastAsia="Times New Roman" w:hAnsi="Times New Roman"/>
+                <w:b/>
+                <w:bCs/>
+                <w:sz w:val="24"/>
+                <w:szCs w:val="24"/>
+              </w:rPr>
+              <w:t xml:space="preserve">FN</w:t>
+            </w:r>
+          </w:p>
+        </w:tc>
+      </w:tr>
+      <w:tr>
+        <w:tc>
+          <w:tcPr>
+            <w:tcW w:type="dxa" w:w="2760"/>
+            <w:tcBorders>
+              <w:top w:val="single" w:color="AAAAAA" w:sz="1"/>
+              <w:left w:val="single" w:color="AAAAAA" w:sz="1"/>
+              <w:bottom w:val="single" w:color="AAAAAA" w:sz="1"/>
+              <w:right w:val="single" w:color="AAAAAA" w:sz="1"/>
+            </w:tcBorders>
+            <w:tcMar>
+              <w:top w:type="dxa" w:w="80"/>
+              <w:left w:type="dxa" w:w="120"/>
+              <w:bottom w:type="dxa" w:w="80"/>
+              <w:right w:type="dxa" w:w="120"/>
+            </w:tcMar>
+          </w:tcPr>
+          <w:p>
+            <w:pPr>
+              <w:jc w:val="left"/>
+            </w:pPr>
+            <w:r>
+              <w:rPr>
+                <w:rFonts w:ascii="Times New Roman" w:cs="Times New Roman" w:eastAsia="Times New Roman" w:hAnsi="Times New Roman"/>
+                <w:sz w:val="24"/>
+                <w:szCs w:val="24"/>
+              </w:rPr>
+              <w:t xml:space="preserve">Default (τ = 0.50)</w:t>
+            </w:r>
+          </w:p>
+        </w:tc>
+        <w:tc>
+          <w:tcPr>
+            <w:tcW w:type="dxa" w:w="1650"/>
+            <w:tcBorders>
+              <w:top w:val="single" w:color="AAAAAA" w:sz="1"/>
+              <w:left w:val="single" w:color="AAAAAA" w:sz="1"/>
+              <w:bottom w:val="single" w:color="AAAAAA" w:sz="1"/>
+              <w:right w:val="single" w:color="AAAAAA" w:sz="1"/>
+            </w:tcBorders>
+            <w:tcMar>
+              <w:top w:type="dxa" w:w="80"/>
+              <w:left w:type="dxa" w:w="120"/>
+              <w:bottom w:type="dxa" w:w="80"/>
+              <w:right w:type="dxa" w:w="120"/>
+            </w:tcMar>
+          </w:tcPr>
+          <w:p>
+            <w:pPr>
+              <w:jc w:val="center"/>
+            </w:pPr>
+            <w:r>
+              <w:rPr>
+                <w:rFonts w:ascii="Times New Roman" w:cs="Times New Roman" w:eastAsia="Times New Roman" w:hAnsi="Times New Roman"/>
+                <w:sz w:val="24"/>
+                <w:szCs w:val="24"/>
+              </w:rPr>
+              <w:t xml:space="preserve">[—]</w:t>
+            </w:r>
+          </w:p>
+        </w:tc>
+        <w:tc>
+          <w:tcPr>
+            <w:tcW w:type="dxa" w:w="1650"/>
+            <w:tcBorders>
+              <w:top w:val="single" w:color="AAAAAA" w:sz="1"/>
+              <w:left w:val="single" w:color="AAAAAA" w:sz="1"/>
+              <w:bottom w:val="single" w:color="AAAAAA" w:sz="1"/>
+              <w:right w:val="single" w:color="AAAAAA" w:sz="1"/>
+            </w:tcBorders>
+            <w:tcMar>
+              <w:top w:type="dxa" w:w="80"/>
+              <w:left w:type="dxa" w:w="120"/>
+              <w:bottom w:type="dxa" w:w="80"/>
+              <w:right w:type="dxa" w:w="120"/>
+            </w:tcMar>
+          </w:tcPr>
+          <w:p>
+            <w:pPr>
+              <w:jc w:val="center"/>
+            </w:pPr>
+            <w:r>
+              <w:rPr>
+                <w:rFonts w:ascii="Times New Roman" w:cs="Times New Roman" w:eastAsia="Times New Roman" w:hAnsi="Times New Roman"/>
+                <w:sz w:val="24"/>
+                <w:szCs w:val="24"/>
+              </w:rPr>
+              <w:t xml:space="preserve">[—]</w:t>
+            </w:r>
+          </w:p>
+        </w:tc>
+        <w:tc>
+          <w:tcPr>
+            <w:tcW w:type="dxa" w:w="1650"/>
+            <w:tcBorders>
+              <w:top w:val="single" w:color="AAAAAA" w:sz="1"/>
+              <w:left w:val="single" w:color="AAAAAA" w:sz="1"/>
+              <w:bottom w:val="single" w:color="AAAAAA" w:sz="1"/>
+              <w:right w:val="single" w:color="AAAAAA" w:sz="1"/>
+            </w:tcBorders>
+            <w:tcMar>
+              <w:top w:type="dxa" w:w="80"/>
+              <w:left w:type="dxa" w:w="120"/>
+              <w:bottom w:type="dxa" w:w="80"/>
+              <w:right w:type="dxa" w:w="120"/>
+            </w:tcMar>
+          </w:tcPr>
+          <w:p>
+            <w:pPr>
+              <w:jc w:val="center"/>
+            </w:pPr>
+            <w:r>
+              <w:rPr>
+                <w:rFonts w:ascii="Times New Roman" w:cs="Times New Roman" w:eastAsia="Times New Roman" w:hAnsi="Times New Roman"/>
+                <w:sz w:val="24"/>
+                <w:szCs w:val="24"/>
+              </w:rPr>
+              <w:t xml:space="preserve">[—]</w:t>
+            </w:r>
+          </w:p>
+        </w:tc>
+        <w:tc>
+          <w:tcPr>
+            <w:tcW w:type="dxa" w:w="1650"/>
+            <w:tcBorders>
+              <w:top w:val="single" w:color="AAAAAA" w:sz="1"/>
+              <w:left w:val="single" w:color="AAAAAA" w:sz="1"/>
+              <w:bottom w:val="single" w:color="AAAAAA" w:sz="1"/>
+              <w:right w:val="single" w:color="AAAAAA" w:sz="1"/>
+            </w:tcBorders>
+            <w:tcMar>
+              <w:top w:type="dxa" w:w="80"/>
+              <w:left w:type="dxa" w:w="120"/>
+              <w:bottom w:type="dxa" w:w="80"/>
+              <w:right w:type="dxa" w:w="120"/>
+            </w:tcMar>
+          </w:tcPr>
+          <w:p>
+            <w:pPr>
+              <w:jc w:val="center"/>
+            </w:pPr>
+            <w:r>
+              <w:rPr>
+                <w:rFonts w:ascii="Times New Roman" w:cs="Times New Roman" w:eastAsia="Times New Roman" w:hAnsi="Times New Roman"/>
+                <w:sz w:val="24"/>
+                <w:szCs w:val="24"/>
+              </w:rPr>
+              <w:t xml:space="preserve">[—]</w:t>
+            </w:r>
+          </w:p>
+        </w:tc>
+      </w:tr>
+      <w:tr>
+        <w:tc>
+          <w:tcPr>
+            <w:tcW w:type="dxa" w:w="2760"/>
+            <w:tcBorders>
+              <w:top w:val="single" w:color="AAAAAA" w:sz="1"/>
+              <w:left w:val="single" w:color="AAAAAA" w:sz="1"/>
+              <w:bottom w:val="single" w:color="AAAAAA" w:sz="1"/>
+              <w:right w:val="single" w:color="AAAAAA" w:sz="1"/>
+            </w:tcBorders>
+            <w:tcMar>
+              <w:top w:type="dxa" w:w="80"/>
+              <w:left w:type="dxa" w:w="120"/>
+              <w:bottom w:type="dxa" w:w="80"/>
+              <w:right w:type="dxa" w:w="120"/>
+            </w:tcMar>
+          </w:tcPr>
+          <w:p>
+            <w:pPr>
+              <w:jc w:val="left"/>
+            </w:pPr>
+            <w:r>
+              <w:rPr>
+                <w:rFonts w:ascii="Times New Roman" w:cs="Times New Roman" w:eastAsia="Times New Roman" w:hAnsi="Times New Roman"/>
+                <w:b/>
+                <w:bCs/>
+                <w:sz w:val="24"/>
+                <w:szCs w:val="24"/>
+              </w:rPr>
+              <w:t xml:space="preserve">MCC-optimal (τ* = [X])</w:t>
+            </w:r>
+          </w:p>
+        </w:tc>
+        <w:tc>
+          <w:tcPr>
+            <w:tcW w:type="dxa" w:w="1650"/>
+            <w:tcBorders>
+              <w:top w:val="single" w:color="AAAAAA" w:sz="1"/>
+              <w:left w:val="single" w:color="AAAAAA" w:sz="1"/>
+              <w:bottom w:val="single" w:color="AAAAAA" w:sz="1"/>
+              <w:right w:val="single" w:color="AAAAAA" w:sz="1"/>
+            </w:tcBorders>
+            <w:tcMar>
+              <w:top w:type="dxa" w:w="80"/>
+              <w:left w:type="dxa" w:w="120"/>
+              <w:bottom w:type="dxa" w:w="80"/>
+              <w:right w:type="dxa" w:w="120"/>
+            </w:tcMar>
+          </w:tcPr>
+          <w:p>
+            <w:pPr>
+              <w:jc w:val="center"/>
+            </w:pPr>
+            <w:r>
+              <w:rPr>
+                <w:rFonts w:ascii="Times New Roman" w:cs="Times New Roman" w:eastAsia="Times New Roman" w:hAnsi="Times New Roman"/>
+                <w:b/>
+                <w:bCs/>
+                <w:sz w:val="24"/>
+                <w:szCs w:val="24"/>
+              </w:rPr>
+              <w:t xml:space="preserve">[—]</w:t>
+            </w:r>
+          </w:p>
+        </w:tc>
+        <w:tc>
+          <w:tcPr>
+            <w:tcW w:type="dxa" w:w="1650"/>
+            <w:tcBorders>
+              <w:top w:val="single" w:color="AAAAAA" w:sz="1"/>
+              <w:left w:val="single" w:color="AAAAAA" w:sz="1"/>
+              <w:bottom w:val="single" w:color="AAAAAA" w:sz="1"/>
+              <w:right w:val="single" w:color="AAAAAA" w:sz="1"/>
+            </w:tcBorders>
+            <w:tcMar>
+              <w:top w:type="dxa" w:w="80"/>
+              <w:left w:type="dxa" w:w="120"/>
+              <w:bottom w:type="dxa" w:w="80"/>
+              <w:right w:type="dxa" w:w="120"/>
+            </w:tcMar>
+          </w:tcPr>
+          <w:p>
+            <w:pPr>
+              <w:jc w:val="center"/>
+            </w:pPr>
+            <w:r>
+              <w:rPr>
+                <w:rFonts w:ascii="Times New Roman" w:cs="Times New Roman" w:eastAsia="Times New Roman" w:hAnsi="Times New Roman"/>
+                <w:b/>
+                <w:bCs/>
+                <w:sz w:val="24"/>
+                <w:szCs w:val="24"/>
+              </w:rPr>
+              <w:t xml:space="preserve">[—]</w:t>
+            </w:r>
+          </w:p>
+        </w:tc>
+        <w:tc>
+          <w:tcPr>
+            <w:tcW w:type="dxa" w:w="1650"/>
+            <w:tcBorders>
+              <w:top w:val="single" w:color="AAAAAA" w:sz="1"/>
+              <w:left w:val="single" w:color="AAAAAA" w:sz="1"/>
+              <w:bottom w:val="single" w:color="AAAAAA" w:sz="1"/>
+              <w:right w:val="single" w:color="AAAAAA" w:sz="1"/>
+            </w:tcBorders>
+            <w:tcMar>
+              <w:top w:type="dxa" w:w="80"/>
+              <w:left w:type="dxa" w:w="120"/>
+              <w:bottom w:type="dxa" w:w="80"/>
+              <w:right w:type="dxa" w:w="120"/>
+            </w:tcMar>
+          </w:tcPr>
+          <w:p>
+            <w:pPr>
+              <w:jc w:val="center"/>
+            </w:pPr>
+            <w:r>
+              <w:rPr>
+                <w:rFonts w:ascii="Times New Roman" w:cs="Times New Roman" w:eastAsia="Times New Roman" w:hAnsi="Times New Roman"/>
+                <w:b/>
+                <w:bCs/>
+                <w:sz w:val="24"/>
+                <w:szCs w:val="24"/>
+              </w:rPr>
+              <w:t xml:space="preserve">[—]</w:t>
+            </w:r>
+          </w:p>
+        </w:tc>
+        <w:tc>
+          <w:tcPr>
+            <w:tcW w:type="dxa" w:w="1650"/>
+            <w:tcBorders>
+              <w:top w:val="single" w:color="AAAAAA" w:sz="1"/>
+              <w:left w:val="single" w:color="AAAAAA" w:sz="1"/>
+              <w:bottom w:val="single" w:color="AAAAAA" w:sz="1"/>
+              <w:right w:val="single" w:color="AAAAAA" w:sz="1"/>
+            </w:tcBorders>
+            <w:tcMar>
+              <w:top w:type="dxa" w:w="80"/>
+              <w:left w:type="dxa" w:w="120"/>
+              <w:bottom w:type="dxa" w:w="80"/>
+              <w:right w:type="dxa" w:w="120"/>
+            </w:tcMar>
+          </w:tcPr>
+          <w:p>
+            <w:pPr>
+              <w:jc w:val="center"/>
+            </w:pPr>
+            <w:r>
+              <w:rPr>
+                <w:rFonts w:ascii="Times New Roman" w:cs="Times New Roman" w:eastAsia="Times New Roman" w:hAnsi="Times New Roman"/>
+                <w:b/>
+                <w:bCs/>
+                <w:sz w:val="24"/>
+                <w:szCs w:val="24"/>
+              </w:rPr>
+              <w:t xml:space="preserve">[—]</w:t>
+            </w:r>
+          </w:p>
+        </w:tc>
+      </w:tr>
+    </w:tbl>
+    <w:p>
+      <w:pPr>
+        <w:spacing w:after="80"/>
+      </w:pPr>
+      <w:r>
+        <w:t xml:space="preserve"/>
+      </w:r>
+    </w:p>
+    <w:p>
+      <w:pPr>
+        <w:spacing w:after="160" w:line="360"/>
+        <w:jc w:val="both"/>
+      </w:pPr>
+      <w:r>
+        <w:rPr>
+          <w:rFonts w:ascii="Times New Roman" w:cs="Times New Roman" w:eastAsia="Times New Roman" w:hAnsi="Times New Roman"/>
+          <w:b/>
+          <w:bCs/>
+          <w:sz w:val="24"/>
+          <w:szCs w:val="24"/>
+        </w:rPr>
+        <w:t xml:space="preserve">TABLE VI. </w:t>
+      </w:r>
+      <w:r>
+        <w:rPr>
+          <w:rFonts w:ascii="Times New Roman" w:cs="Times New Roman" w:eastAsia="Times New Roman" w:hAnsi="Times New Roman"/>
+          <w:i/>
+          <w:iCs/>
+          <w:sz w:val="24"/>
+          <w:szCs w:val="24"/>
+        </w:rPr>
+        <w:t xml:space="preserve">Confusion matrix for the stacking ensemble at default (τ = 0.50) and MCC-optimal (τ*) thresholds on the NIH ChestX-ray14 test set.</w:t>
+      </w:r>
+    </w:p>
+    <w:p>
+      <w:pPr>
+        <w:spacing w:after="80"/>
+      </w:pPr>
+      <w:r>
+        <w:t xml:space="preserve"/>
+      </w:r>
+    </w:p>
+    <w:p>
+      <w:pPr>
+        <w:pStyle w:val="Heading2"/>
+        <w:spacing w:after="160" w:before="300"/>
+      </w:pPr>
+      <w:r>
+        <w:rPr>
+          <w:rFonts w:ascii="Times New Roman" w:cs="Times New Roman" w:eastAsia="Times New Roman" w:hAnsi="Times New Roman"/>
+          <w:b/>
+          <w:bCs/>
+          <w:sz w:val="26"/>
+          <w:szCs w:val="26"/>
+        </w:rPr>
+        <w:t xml:space="preserve">E. CatBoost Feature Importance</w:t>
+      </w:r>
+    </w:p>
+    <w:p>
+      <w:pPr>
+        <w:spacing w:after="160" w:line="360"/>
+        <w:jc w:val="both"/>
+      </w:pPr>
+      <w:r>
+        <w:rPr>
+          <w:rFonts w:ascii="Times New Roman" w:cs="Times New Roman" w:eastAsia="Times New Roman" w:hAnsi="Times New Roman"/>
+          <w:sz w:val="24"/>
+          <w:szCs w:val="24"/>
+        </w:rPr>
+        <w:t xml:space="preserve">Fig. [X] shows the CatBoost feature importance scores for all eight meta-learner input features, computed using the default PredictionValuesChange importance method [CITE CatBoost]. Importance scores are normalised to sum to 100.</w:t>
+      </w:r>
+    </w:p>
+    <w:p>
+      <w:pPr>
+        <w:spacing w:after="80"/>
+      </w:pPr>
+      <w:r>
+        <w:t xml:space="preserve"/>
+      </w:r>
+    </w:p>
+    <w:p>
+      <w:pPr>
+        <w:spacing w:after="160" w:line="360"/>
+        <w:jc w:val="both"/>
+      </w:pPr>
+      <w:r>
+        <w:rPr>
+          <w:rFonts w:ascii="Times New Roman" w:cs="Times New Roman" w:eastAsia="Times New Roman" w:hAnsi="Times New Roman"/>
+          <w:i/>
+          <w:iCs/>
+          <w:color w:val="CC0000"/>
+          <w:sz w:val="24"/>
+          <w:szCs w:val="24"/>
+        </w:rPr>
+        <w:t xml:space="preserve">[PLACEHOLDER: After training runs, replace this paragraph with actual feature importance discussion. Template: 'The [model name] backbone contributes the highest importance ([X]%), followed by [model name] ([X]%) and [model name] ([X]%). The three CNN-based models (EfficientNet-B3, ConvNeXt-Small, DenseNet-121) collectively account for [X]% of total importance, while the three transformer-based models (Swin-Tiny, DeiT-Small, ViT-Base) account for [X]%, suggesting [interpretation]. Patient age contributes [X]% of total importance — the [Nth / highest / lowest] among all features — confirming that demographic metadata carries meaningful predictive signal beyond the visual features captured by the six backbones. Patient sex contributes [X]%, a smaller but non-trivial proportion.']</w:t>
+      </w:r>
+    </w:p>
+    <w:p>
+      <w:pPr>
+        <w:spacing w:after="80"/>
+      </w:pPr>
+      <w:r>
+        <w:t xml:space="preserve"/>
+      </w:r>
+    </w:p>
+    <w:p>
+      <w:pPr>
+        <w:pStyle w:val="Heading2"/>
+        <w:spacing w:after="160" w:before="300"/>
+      </w:pPr>
+      <w:r>
+        <w:rPr>
+          <w:rFonts w:ascii="Times New Roman" w:cs="Times New Roman" w:eastAsia="Times New Roman" w:hAnsi="Times New Roman"/>
+          <w:b/>
+          <w:bCs/>
+          <w:sz w:val="26"/>
+          <w:szCs w:val="26"/>
+        </w:rPr>
+        <w:t xml:space="preserve">F. Per-Pathology Error Analysis</w:t>
+      </w:r>
+    </w:p>
+    <w:p>
+      <w:pPr>
+        <w:spacing w:after="160" w:line="360"/>
+        <w:jc w:val="both"/>
+      </w:pPr>
+      <w:r>
+        <w:rPr>
+          <w:rFonts w:ascii="Times New Roman" w:cs="Times New Roman" w:eastAsia="Times New Roman" w:hAnsi="Times New Roman"/>
+          <w:sz w:val="24"/>
+          <w:szCs w:val="24"/>
+        </w:rPr>
+        <w:t xml:space="preserve">Although the primary evaluation task is binary (No Finding vs. any abnormality), the ChestX-ray14 dataset provides ground-truth labels for all 14 individual disease classes, enabling a per-pathology breakdown of model performance. For each disease class, we compute the proportion of positive test examples (images labelled with that disease) that are correctly classified as abnormal (class 1) by the stacking ensemble. This analysis identifies which pathologies are reliably detected under the binary triage framing and which represent challenging false-negative cases.</w:t>
+      </w:r>
+    </w:p>
+    <w:p>
+      <w:pPr>
+        <w:spacing w:after="80"/>
+      </w:pPr>
+      <w:r>
+        <w:t xml:space="preserve"/>
+      </w:r>
+    </w:p>
+    <w:tbl>
+      <w:tblPr>
+        <w:tblW w:type="dxa" w:w="9360"/>
+        <w:tblBorders>
+          <w:top w:val="single" w:color="auto" w:sz="4"/>
+          <w:left w:val="single" w:color="auto" w:sz="4"/>
+          <w:bottom w:val="single" w:color="auto" w:sz="4"/>
+          <w:right w:val="single" w:color="auto" w:sz="4"/>
+          <w:insideH w:val="single" w:color="auto" w:sz="4"/>
+          <w:insideV w:val="single" w:color="auto" w:sz="4"/>
+        </w:tblBorders>
+      </w:tblPr>
+      <w:tblGrid>
+        <w:gridCol w:w="2760"/>
+        <w:gridCol w:w="1650"/>
+        <w:gridCol w:w="1650"/>
+        <w:gridCol w:w="1650"/>
+        <w:gridCol w:w="1650"/>
+      </w:tblGrid>
+      <w:tr>
+        <w:trPr>
+          <w:tblHeader/>
+        </w:trPr>
+        <w:tc>
+          <w:tcPr>
+            <w:tcW w:type="dxa" w:w="2760"/>
+            <w:tcBorders>
+              <w:top w:val="single" w:color="AAAAAA" w:sz="1"/>
+              <w:left w:val="single" w:color="AAAAAA" w:sz="1"/>
+              <w:bottom w:val="single" w:color="AAAAAA" w:sz="1"/>
+              <w:right w:val="single" w:color="AAAAAA" w:sz="1"/>
+            </w:tcBorders>
+            <w:shd w:fill="D6E4F0" w:val="clear"/>
+            <w:tcMar>
+              <w:top w:type="dxa" w:w="80"/>
+              <w:left w:type="dxa" w:w="120"/>
+              <w:bottom w:type="dxa" w:w="80"/>
+              <w:right w:type="dxa" w:w="120"/>
+            </w:tcMar>
+          </w:tcPr>
+          <w:p>
+            <w:pPr>
+              <w:jc w:val="center"/>
+            </w:pPr>
+            <w:r>
+              <w:rPr>
+                <w:rFonts w:ascii="Times New Roman" w:cs="Times New Roman" w:eastAsia="Times New Roman" w:hAnsi="Times New Roman"/>
+                <w:b/>
+                <w:bCs/>
+                <w:sz w:val="24"/>
+                <w:szCs w:val="24"/>
+              </w:rPr>
+              <w:t xml:space="preserve">Disease Class</w:t>
+            </w:r>
+          </w:p>
+        </w:tc>
+        <w:tc>
+          <w:tcPr>
+            <w:tcW w:type="dxa" w:w="1650"/>
+            <w:tcBorders>
+              <w:top w:val="single" w:color="AAAAAA" w:sz="1"/>
+              <w:left w:val="single" w:color="AAAAAA" w:sz="1"/>
+              <w:bottom w:val="single" w:color="AAAAAA" w:sz="1"/>
+              <w:right w:val="single" w:color="AAAAAA" w:sz="1"/>
+            </w:tcBorders>
+            <w:shd w:fill="D6E4F0" w:val="clear"/>
+            <w:tcMar>
+              <w:top w:type="dxa" w:w="80"/>
+              <w:left w:type="dxa" w:w="120"/>
+              <w:bottom w:type="dxa" w:w="80"/>
+              <w:right w:type="dxa" w:w="120"/>
+            </w:tcMar>
+          </w:tcPr>
+          <w:p>
+            <w:pPr>
+              <w:jc w:val="center"/>
+            </w:pPr>
+            <w:r>
+              <w:rPr>
+                <w:rFonts w:ascii="Times New Roman" w:cs="Times New Roman" w:eastAsia="Times New Roman" w:hAnsi="Times New Roman"/>
+                <w:b/>
+                <w:bCs/>
+                <w:sz w:val="24"/>
+                <w:szCs w:val="24"/>
+              </w:rPr>
+              <w:t xml:space="preserve">N (test)</w:t>
+            </w:r>
+          </w:p>
+        </w:tc>
+        <w:tc>
+          <w:tcPr>
+            <w:tcW w:type="dxa" w:w="1650"/>
+            <w:tcBorders>
+              <w:top w:val="single" w:color="AAAAAA" w:sz="1"/>
+              <w:left w:val="single" w:color="AAAAAA" w:sz="1"/>
+              <w:bottom w:val="single" w:color="AAAAAA" w:sz="1"/>
+              <w:right w:val="single" w:color="AAAAAA" w:sz="1"/>
+            </w:tcBorders>
+            <w:shd w:fill="D6E4F0" w:val="clear"/>
+            <w:tcMar>
+              <w:top w:type="dxa" w:w="80"/>
+              <w:left w:type="dxa" w:w="120"/>
+              <w:bottom w:type="dxa" w:w="80"/>
+              <w:right w:type="dxa" w:w="120"/>
+            </w:tcMar>
+          </w:tcPr>
+          <w:p>
+            <w:pPr>
+              <w:jc w:val="center"/>
+            </w:pPr>
+            <w:r>
+              <w:rPr>
+                <w:rFonts w:ascii="Times New Roman" w:cs="Times New Roman" w:eastAsia="Times New Roman" w:hAnsi="Times New Roman"/>
+                <w:b/>
+                <w:bCs/>
+                <w:sz w:val="24"/>
+                <w:szCs w:val="24"/>
+              </w:rPr>
+              <w:t xml:space="preserve">Detected (%)</w:t>
+            </w:r>
+          </w:p>
+        </w:tc>
+        <w:tc>
+          <w:tcPr>
+            <w:tcW w:type="dxa" w:w="1650"/>
+            <w:tcBorders>
+              <w:top w:val="single" w:color="AAAAAA" w:sz="1"/>
+              <w:left w:val="single" w:color="AAAAAA" w:sz="1"/>
+              <w:bottom w:val="single" w:color="AAAAAA" w:sz="1"/>
+              <w:right w:val="single" w:color="AAAAAA" w:sz="1"/>
+            </w:tcBorders>
+            <w:shd w:fill="D6E4F0" w:val="clear"/>
+            <w:tcMar>
+              <w:top w:type="dxa" w:w="80"/>
+              <w:left w:type="dxa" w:w="120"/>
+              <w:bottom w:type="dxa" w:w="80"/>
+              <w:right w:type="dxa" w:w="120"/>
+            </w:tcMar>
+          </w:tcPr>
+          <w:p>
+            <w:pPr>
+              <w:jc w:val="center"/>
+            </w:pPr>
+            <w:r>
+              <w:rPr>
+                <w:rFonts w:ascii="Times New Roman" w:cs="Times New Roman" w:eastAsia="Times New Roman" w:hAnsi="Times New Roman"/>
+                <w:b/>
+                <w:bCs/>
+                <w:sz w:val="24"/>
+                <w:szCs w:val="24"/>
+              </w:rPr>
+              <w:t xml:space="preserve">MCC</w:t>
+            </w:r>
+          </w:p>
+        </w:tc>
+        <w:tc>
+          <w:tcPr>
+            <w:tcW w:type="dxa" w:w="1650"/>
+            <w:tcBorders>
+              <w:top w:val="single" w:color="AAAAAA" w:sz="1"/>
+              <w:left w:val="single" w:color="AAAAAA" w:sz="1"/>
+              <w:bottom w:val="single" w:color="AAAAAA" w:sz="1"/>
+              <w:right w:val="single" w:color="AAAAAA" w:sz="1"/>
+            </w:tcBorders>
+            <w:shd w:fill="D6E4F0" w:val="clear"/>
+            <w:tcMar>
+              <w:top w:type="dxa" w:w="80"/>
+              <w:left w:type="dxa" w:w="120"/>
+              <w:bottom w:type="dxa" w:w="80"/>
+              <w:right w:type="dxa" w:w="120"/>
+            </w:tcMar>
+          </w:tcPr>
+          <w:p>
+            <w:pPr>
+              <w:jc w:val="center"/>
+            </w:pPr>
+            <w:r>
+              <w:rPr>
+                <w:rFonts w:ascii="Times New Roman" w:cs="Times New Roman" w:eastAsia="Times New Roman" w:hAnsi="Times New Roman"/>
+                <w:b/>
+                <w:bCs/>
+                <w:sz w:val="24"/>
+                <w:szCs w:val="24"/>
+              </w:rPr>
+              <w:t xml:space="preserve">AUC-ROC</w:t>
+            </w:r>
+          </w:p>
+        </w:tc>
+      </w:tr>
+      <w:tr>
+        <w:tc>
+          <w:tcPr>
+            <w:tcW w:type="dxa" w:w="2760"/>
+            <w:tcBorders>
+              <w:top w:val="single" w:color="AAAAAA" w:sz="1"/>
+              <w:left w:val="single" w:color="AAAAAA" w:sz="1"/>
+              <w:bottom w:val="single" w:color="AAAAAA" w:sz="1"/>
+              <w:right w:val="single" w:color="AAAAAA" w:sz="1"/>
+            </w:tcBorders>
+            <w:tcMar>
+              <w:top w:type="dxa" w:w="80"/>
+              <w:left w:type="dxa" w:w="120"/>
+              <w:bottom w:type="dxa" w:w="80"/>
+              <w:right w:type="dxa" w:w="120"/>
+            </w:tcMar>
+          </w:tcPr>
+          <w:p>
+            <w:pPr>
+              <w:jc w:val="left"/>
+            </w:pPr>
+            <w:r>
+              <w:rPr>
+                <w:rFonts w:ascii="Times New Roman" w:cs="Times New Roman" w:eastAsia="Times New Roman" w:hAnsi="Times New Roman"/>
+                <w:sz w:val="24"/>
+                <w:szCs w:val="24"/>
+              </w:rPr>
+              <w:t xml:space="preserve">Atelectasis</w:t>
+            </w:r>
+          </w:p>
+        </w:tc>
+        <w:tc>
+          <w:tcPr>
+            <w:tcW w:type="dxa" w:w="1650"/>
+            <w:tcBorders>
+              <w:top w:val="single" w:color="AAAAAA" w:sz="1"/>
+              <w:left w:val="single" w:color="AAAAAA" w:sz="1"/>
+              <w:bottom w:val="single" w:color="AAAAAA" w:sz="1"/>
+              <w:right w:val="single" w:color="AAAAAA" w:sz="1"/>
+            </w:tcBorders>
+            <w:tcMar>
+              <w:top w:type="dxa" w:w="80"/>
+              <w:left w:type="dxa" w:w="120"/>
+              <w:bottom w:type="dxa" w:w="80"/>
+              <w:right w:type="dxa" w:w="120"/>
+            </w:tcMar>
+          </w:tcPr>
+          <w:p>
+            <w:pPr>
+              <w:jc w:val="center"/>
+            </w:pPr>
+            <w:r>
+              <w:rPr>
+                <w:rFonts w:ascii="Times New Roman" w:cs="Times New Roman" w:eastAsia="Times New Roman" w:hAnsi="Times New Roman"/>
+                <w:sz w:val="24"/>
+                <w:szCs w:val="24"/>
+              </w:rPr>
+              <w:t xml:space="preserve">[—]</w:t>
+            </w:r>
+          </w:p>
+        </w:tc>
+        <w:tc>
+          <w:tcPr>
+            <w:tcW w:type="dxa" w:w="1650"/>
+            <w:tcBorders>
+              <w:top w:val="single" w:color="AAAAAA" w:sz="1"/>
+              <w:left w:val="single" w:color="AAAAAA" w:sz="1"/>
+              <w:bottom w:val="single" w:color="AAAAAA" w:sz="1"/>
+              <w:right w:val="single" w:color="AAAAAA" w:sz="1"/>
+            </w:tcBorders>
+            <w:tcMar>
+              <w:top w:type="dxa" w:w="80"/>
+              <w:left w:type="dxa" w:w="120"/>
+              <w:bottom w:type="dxa" w:w="80"/>
+              <w:right w:type="dxa" w:w="120"/>
+            </w:tcMar>
+          </w:tcPr>
+          <w:p>
+            <w:pPr>
+              <w:jc w:val="center"/>
+            </w:pPr>
+            <w:r>
+              <w:rPr>
+                <w:rFonts w:ascii="Times New Roman" w:cs="Times New Roman" w:eastAsia="Times New Roman" w:hAnsi="Times New Roman"/>
+                <w:sz w:val="24"/>
+                <w:szCs w:val="24"/>
+              </w:rPr>
+              <w:t xml:space="preserve">[—]</w:t>
+            </w:r>
+          </w:p>
+        </w:tc>
+        <w:tc>
+          <w:tcPr>
+            <w:tcW w:type="dxa" w:w="1650"/>
+            <w:tcBorders>
+              <w:top w:val="single" w:color="AAAAAA" w:sz="1"/>
+              <w:left w:val="single" w:color="AAAAAA" w:sz="1"/>
+              <w:bottom w:val="single" w:color="AAAAAA" w:sz="1"/>
+              <w:right w:val="single" w:color="AAAAAA" w:sz="1"/>
+            </w:tcBorders>
+            <w:tcMar>
+              <w:top w:type="dxa" w:w="80"/>
+              <w:left w:type="dxa" w:w="120"/>
+              <w:bottom w:type="dxa" w:w="80"/>
+              <w:right w:type="dxa" w:w="120"/>
+            </w:tcMar>
+          </w:tcPr>
+          <w:p>
+            <w:pPr>
+              <w:jc w:val="center"/>
+            </w:pPr>
+            <w:r>
+              <w:rPr>
+                <w:rFonts w:ascii="Times New Roman" w:cs="Times New Roman" w:eastAsia="Times New Roman" w:hAnsi="Times New Roman"/>
+                <w:sz w:val="24"/>
+                <w:szCs w:val="24"/>
+              </w:rPr>
+              <w:t xml:space="preserve">[—]</w:t>
+            </w:r>
+          </w:p>
+        </w:tc>
+        <w:tc>
+          <w:tcPr>
+            <w:tcW w:type="dxa" w:w="1650"/>
+            <w:tcBorders>
+              <w:top w:val="single" w:color="AAAAAA" w:sz="1"/>
+              <w:left w:val="single" w:color="AAAAAA" w:sz="1"/>
+              <w:bottom w:val="single" w:color="AAAAAA" w:sz="1"/>
+              <w:right w:val="single" w:color="AAAAAA" w:sz="1"/>
+            </w:tcBorders>
+            <w:tcMar>
+              <w:top w:type="dxa" w:w="80"/>
+              <w:left w:type="dxa" w:w="120"/>
+              <w:bottom w:type="dxa" w:w="80"/>
+              <w:right w:type="dxa" w:w="120"/>
+            </w:tcMar>
+          </w:tcPr>
+          <w:p>
+            <w:pPr>
+              <w:jc w:val="center"/>
+            </w:pPr>
+            <w:r>
+              <w:rPr>
+                <w:rFonts w:ascii="Times New Roman" w:cs="Times New Roman" w:eastAsia="Times New Roman" w:hAnsi="Times New Roman"/>
+                <w:sz w:val="24"/>
+                <w:szCs w:val="24"/>
+              </w:rPr>
+              <w:t xml:space="preserve">[—]</w:t>
+            </w:r>
+          </w:p>
+        </w:tc>
+      </w:tr>
+      <w:tr>
+        <w:tc>
+          <w:tcPr>
+            <w:tcW w:type="dxa" w:w="2760"/>
+            <w:tcBorders>
+              <w:top w:val="single" w:color="AAAAAA" w:sz="1"/>
+              <w:left w:val="single" w:color="AAAAAA" w:sz="1"/>
+              <w:bottom w:val="single" w:color="AAAAAA" w:sz="1"/>
+              <w:right w:val="single" w:color="AAAAAA" w:sz="1"/>
+            </w:tcBorders>
+            <w:tcMar>
+              <w:top w:type="dxa" w:w="80"/>
+              <w:left w:type="dxa" w:w="120"/>
+              <w:bottom w:type="dxa" w:w="80"/>
+              <w:right w:type="dxa" w:w="120"/>
+            </w:tcMar>
+          </w:tcPr>
+          <w:p>
+            <w:pPr>
+              <w:jc w:val="left"/>
+            </w:pPr>
+            <w:r>
+              <w:rPr>
+                <w:rFonts w:ascii="Times New Roman" w:cs="Times New Roman" w:eastAsia="Times New Roman" w:hAnsi="Times New Roman"/>
+                <w:sz w:val="24"/>
+                <w:szCs w:val="24"/>
+              </w:rPr>
+              <w:t xml:space="preserve">Consolidation</w:t>
+            </w:r>
+          </w:p>
+        </w:tc>
+        <w:tc>
+          <w:tcPr>
+            <w:tcW w:type="dxa" w:w="1650"/>
+            <w:tcBorders>
+              <w:top w:val="single" w:color="AAAAAA" w:sz="1"/>
+              <w:left w:val="single" w:color="AAAAAA" w:sz="1"/>
+              <w:bottom w:val="single" w:color="AAAAAA" w:sz="1"/>
+              <w:right w:val="single" w:color="AAAAAA" w:sz="1"/>
+            </w:tcBorders>
+            <w:tcMar>
+              <w:top w:type="dxa" w:w="80"/>
+              <w:left w:type="dxa" w:w="120"/>
+              <w:bottom w:type="dxa" w:w="80"/>
+              <w:right w:type="dxa" w:w="120"/>
+            </w:tcMar>
+          </w:tcPr>
+          <w:p>
+            <w:pPr>
+              <w:jc w:val="center"/>
+            </w:pPr>
+            <w:r>
+              <w:rPr>
+                <w:rFonts w:ascii="Times New Roman" w:cs="Times New Roman" w:eastAsia="Times New Roman" w:hAnsi="Times New Roman"/>
+                <w:sz w:val="24"/>
+                <w:szCs w:val="24"/>
+              </w:rPr>
+              <w:t xml:space="preserve">[—]</w:t>
+            </w:r>
+          </w:p>
+        </w:tc>
+        <w:tc>
+          <w:tcPr>
+            <w:tcW w:type="dxa" w:w="1650"/>
+            <w:tcBorders>
+              <w:top w:val="single" w:color="AAAAAA" w:sz="1"/>
+              <w:left w:val="single" w:color="AAAAAA" w:sz="1"/>
+              <w:bottom w:val="single" w:color="AAAAAA" w:sz="1"/>
+              <w:right w:val="single" w:color="AAAAAA" w:sz="1"/>
+            </w:tcBorders>
+            <w:tcMar>
+              <w:top w:type="dxa" w:w="80"/>
+              <w:left w:type="dxa" w:w="120"/>
+              <w:bottom w:type="dxa" w:w="80"/>
+              <w:right w:type="dxa" w:w="120"/>
+            </w:tcMar>
+          </w:tcPr>
+          <w:p>
+            <w:pPr>
+              <w:jc w:val="center"/>
+            </w:pPr>
+            <w:r>
+              <w:rPr>
+                <w:rFonts w:ascii="Times New Roman" w:cs="Times New Roman" w:eastAsia="Times New Roman" w:hAnsi="Times New Roman"/>
+                <w:sz w:val="24"/>
+                <w:szCs w:val="24"/>
+              </w:rPr>
+              <w:t xml:space="preserve">[—]</w:t>
+            </w:r>
+          </w:p>
+        </w:tc>
+        <w:tc>
+          <w:tcPr>
+            <w:tcW w:type="dxa" w:w="1650"/>
+            <w:tcBorders>
+              <w:top w:val="single" w:color="AAAAAA" w:sz="1"/>
+              <w:left w:val="single" w:color="AAAAAA" w:sz="1"/>
+              <w:bottom w:val="single" w:color="AAAAAA" w:sz="1"/>
+              <w:right w:val="single" w:color="AAAAAA" w:sz="1"/>
+            </w:tcBorders>
+            <w:tcMar>
+              <w:top w:type="dxa" w:w="80"/>
+              <w:left w:type="dxa" w:w="120"/>
+              <w:bottom w:type="dxa" w:w="80"/>
+              <w:right w:type="dxa" w:w="120"/>
+            </w:tcMar>
+          </w:tcPr>
+          <w:p>
+            <w:pPr>
+              <w:jc w:val="center"/>
+            </w:pPr>
+            <w:r>
+              <w:rPr>
+                <w:rFonts w:ascii="Times New Roman" w:cs="Times New Roman" w:eastAsia="Times New Roman" w:hAnsi="Times New Roman"/>
+                <w:sz w:val="24"/>
+                <w:szCs w:val="24"/>
+              </w:rPr>
+              <w:t xml:space="preserve">[—]</w:t>
+            </w:r>
+          </w:p>
+        </w:tc>
+        <w:tc>
+          <w:tcPr>
+            <w:tcW w:type="dxa" w:w="1650"/>
+            <w:tcBorders>
+              <w:top w:val="single" w:color="AAAAAA" w:sz="1"/>
+              <w:left w:val="single" w:color="AAAAAA" w:sz="1"/>
+              <w:bottom w:val="single" w:color="AAAAAA" w:sz="1"/>
+              <w:right w:val="single" w:color="AAAAAA" w:sz="1"/>
+            </w:tcBorders>
+            <w:tcMar>
+              <w:top w:type="dxa" w:w="80"/>
+              <w:left w:type="dxa" w:w="120"/>
+              <w:bottom w:type="dxa" w:w="80"/>
+              <w:right w:type="dxa" w:w="120"/>
+            </w:tcMar>
+          </w:tcPr>
+          <w:p>
+            <w:pPr>
+              <w:jc w:val="center"/>
+            </w:pPr>
+            <w:r>
+              <w:rPr>
+                <w:rFonts w:ascii="Times New Roman" w:cs="Times New Roman" w:eastAsia="Times New Roman" w:hAnsi="Times New Roman"/>
+                <w:sz w:val="24"/>
+                <w:szCs w:val="24"/>
+              </w:rPr>
+              <w:t xml:space="preserve">[—]</w:t>
+            </w:r>
+          </w:p>
+        </w:tc>
+      </w:tr>
+      <w:tr>
+        <w:tc>
+          <w:tcPr>
+            <w:tcW w:type="dxa" w:w="2760"/>
+            <w:tcBorders>
+              <w:top w:val="single" w:color="AAAAAA" w:sz="1"/>
+              <w:left w:val="single" w:color="AAAAAA" w:sz="1"/>
+              <w:bottom w:val="single" w:color="AAAAAA" w:sz="1"/>
+              <w:right w:val="single" w:color="AAAAAA" w:sz="1"/>
+            </w:tcBorders>
+            <w:tcMar>
+              <w:top w:type="dxa" w:w="80"/>
+              <w:left w:type="dxa" w:w="120"/>
+              <w:bottom w:type="dxa" w:w="80"/>
+              <w:right w:type="dxa" w:w="120"/>
+            </w:tcMar>
+          </w:tcPr>
+          <w:p>
+            <w:pPr>
+              <w:jc w:val="left"/>
+            </w:pPr>
+            <w:r>
+              <w:rPr>
+                <w:rFonts w:ascii="Times New Roman" w:cs="Times New Roman" w:eastAsia="Times New Roman" w:hAnsi="Times New Roman"/>
+                <w:sz w:val="24"/>
+                <w:szCs w:val="24"/>
+              </w:rPr>
+              <w:t xml:space="preserve">Infiltration</w:t>
+            </w:r>
+          </w:p>
+        </w:tc>
+        <w:tc>
+          <w:tcPr>
+            <w:tcW w:type="dxa" w:w="1650"/>
+            <w:tcBorders>
+              <w:top w:val="single" w:color="AAAAAA" w:sz="1"/>
+              <w:left w:val="single" w:color="AAAAAA" w:sz="1"/>
+              <w:bottom w:val="single" w:color="AAAAAA" w:sz="1"/>
+              <w:right w:val="single" w:color="AAAAAA" w:sz="1"/>
+            </w:tcBorders>
+            <w:tcMar>
+              <w:top w:type="dxa" w:w="80"/>
+              <w:left w:type="dxa" w:w="120"/>
+              <w:bottom w:type="dxa" w:w="80"/>
+              <w:right w:type="dxa" w:w="120"/>
+            </w:tcMar>
+          </w:tcPr>
+          <w:p>
+            <w:pPr>
+              <w:jc w:val="center"/>
+            </w:pPr>
+            <w:r>
+              <w:rPr>
+                <w:rFonts w:ascii="Times New Roman" w:cs="Times New Roman" w:eastAsia="Times New Roman" w:hAnsi="Times New Roman"/>
+                <w:sz w:val="24"/>
+                <w:szCs w:val="24"/>
+              </w:rPr>
+              <w:t xml:space="preserve">[—]</w:t>
+            </w:r>
+          </w:p>
+        </w:tc>
+        <w:tc>
+          <w:tcPr>
+            <w:tcW w:type="dxa" w:w="1650"/>
+            <w:tcBorders>
+              <w:top w:val="single" w:color="AAAAAA" w:sz="1"/>
+              <w:left w:val="single" w:color="AAAAAA" w:sz="1"/>
+              <w:bottom w:val="single" w:color="AAAAAA" w:sz="1"/>
+              <w:right w:val="single" w:color="AAAAAA" w:sz="1"/>
+            </w:tcBorders>
+            <w:tcMar>
+              <w:top w:type="dxa" w:w="80"/>
+              <w:left w:type="dxa" w:w="120"/>
+              <w:bottom w:type="dxa" w:w="80"/>
+              <w:right w:type="dxa" w:w="120"/>
+            </w:tcMar>
+          </w:tcPr>
+          <w:p>
+            <w:pPr>
+              <w:jc w:val="center"/>
+            </w:pPr>
+            <w:r>
+              <w:rPr>
+                <w:rFonts w:ascii="Times New Roman" w:cs="Times New Roman" w:eastAsia="Times New Roman" w:hAnsi="Times New Roman"/>
+                <w:sz w:val="24"/>
+                <w:szCs w:val="24"/>
+              </w:rPr>
+              <w:t xml:space="preserve">[—]</w:t>
+            </w:r>
+          </w:p>
+        </w:tc>
+        <w:tc>
+          <w:tcPr>
+            <w:tcW w:type="dxa" w:w="1650"/>
+            <w:tcBorders>
+              <w:top w:val="single" w:color="AAAAAA" w:sz="1"/>
+              <w:left w:val="single" w:color="AAAAAA" w:sz="1"/>
+              <w:bottom w:val="single" w:color="AAAAAA" w:sz="1"/>
+              <w:right w:val="single" w:color="AAAAAA" w:sz="1"/>
+            </w:tcBorders>
+            <w:tcMar>
+              <w:top w:type="dxa" w:w="80"/>
+              <w:left w:type="dxa" w:w="120"/>
+              <w:bottom w:type="dxa" w:w="80"/>
+              <w:right w:type="dxa" w:w="120"/>
+            </w:tcMar>
+          </w:tcPr>
+          <w:p>
+            <w:pPr>
+              <w:jc w:val="center"/>
+            </w:pPr>
+            <w:r>
+              <w:rPr>
+                <w:rFonts w:ascii="Times New Roman" w:cs="Times New Roman" w:eastAsia="Times New Roman" w:hAnsi="Times New Roman"/>
+                <w:sz w:val="24"/>
+                <w:szCs w:val="24"/>
+              </w:rPr>
+              <w:t xml:space="preserve">[—]</w:t>
+            </w:r>
+          </w:p>
+        </w:tc>
+        <w:tc>
+          <w:tcPr>
+            <w:tcW w:type="dxa" w:w="1650"/>
+            <w:tcBorders>
+              <w:top w:val="single" w:color="AAAAAA" w:sz="1"/>
+              <w:left w:val="single" w:color="AAAAAA" w:sz="1"/>
+              <w:bottom w:val="single" w:color="AAAAAA" w:sz="1"/>
+              <w:right w:val="single" w:color="AAAAAA" w:sz="1"/>
+            </w:tcBorders>
+            <w:tcMar>
+              <w:top w:type="dxa" w:w="80"/>
+              <w:left w:type="dxa" w:w="120"/>
+              <w:bottom w:type="dxa" w:w="80"/>
+              <w:right w:type="dxa" w:w="120"/>
+            </w:tcMar>
+          </w:tcPr>
+          <w:p>
+            <w:pPr>
+              <w:jc w:val="center"/>
+            </w:pPr>
+            <w:r>
+              <w:rPr>
+                <w:rFonts w:ascii="Times New Roman" w:cs="Times New Roman" w:eastAsia="Times New Roman" w:hAnsi="Times New Roman"/>
+                <w:sz w:val="24"/>
+                <w:szCs w:val="24"/>
+              </w:rPr>
+              <w:t xml:space="preserve">[—]</w:t>
+            </w:r>
+          </w:p>
+        </w:tc>
+      </w:tr>
+      <w:tr>
+        <w:tc>
+          <w:tcPr>
+            <w:tcW w:type="dxa" w:w="2760"/>
+            <w:tcBorders>
+              <w:top w:val="single" w:color="AAAAAA" w:sz="1"/>
+              <w:left w:val="single" w:color="AAAAAA" w:sz="1"/>
+              <w:bottom w:val="single" w:color="AAAAAA" w:sz="1"/>
+              <w:right w:val="single" w:color="AAAAAA" w:sz="1"/>
+            </w:tcBorders>
+            <w:tcMar>
+              <w:top w:type="dxa" w:w="80"/>
+              <w:left w:type="dxa" w:w="120"/>
+              <w:bottom w:type="dxa" w:w="80"/>
+              <w:right w:type="dxa" w:w="120"/>
+            </w:tcMar>
+          </w:tcPr>
+          <w:p>
+            <w:pPr>
+              <w:jc w:val="left"/>
+            </w:pPr>
+            <w:r>
+              <w:rPr>
+                <w:rFonts w:ascii="Times New Roman" w:cs="Times New Roman" w:eastAsia="Times New Roman" w:hAnsi="Times New Roman"/>
+                <w:sz w:val="24"/>
+                <w:szCs w:val="24"/>
+              </w:rPr>
+              <w:t xml:space="preserve">Pneumothorax</w:t>
+            </w:r>
+          </w:p>
+        </w:tc>
+        <w:tc>
+          <w:tcPr>
+            <w:tcW w:type="dxa" w:w="1650"/>
+            <w:tcBorders>
+              <w:top w:val="single" w:color="AAAAAA" w:sz="1"/>
+              <w:left w:val="single" w:color="AAAAAA" w:sz="1"/>
+              <w:bottom w:val="single" w:color="AAAAAA" w:sz="1"/>
+              <w:right w:val="single" w:color="AAAAAA" w:sz="1"/>
+            </w:tcBorders>
+            <w:tcMar>
+              <w:top w:type="dxa" w:w="80"/>
+              <w:left w:type="dxa" w:w="120"/>
+              <w:bottom w:type="dxa" w:w="80"/>
+              <w:right w:type="dxa" w:w="120"/>
+            </w:tcMar>
+          </w:tcPr>
+          <w:p>
+            <w:pPr>
+              <w:jc w:val="center"/>
+            </w:pPr>
+            <w:r>
+              <w:rPr>
+                <w:rFonts w:ascii="Times New Roman" w:cs="Times New Roman" w:eastAsia="Times New Roman" w:hAnsi="Times New Roman"/>
+                <w:sz w:val="24"/>
+                <w:szCs w:val="24"/>
+              </w:rPr>
+              <w:t xml:space="preserve">[—]</w:t>
+            </w:r>
+          </w:p>
+        </w:tc>
+        <w:tc>
+          <w:tcPr>
+            <w:tcW w:type="dxa" w:w="1650"/>
+            <w:tcBorders>
+              <w:top w:val="single" w:color="AAAAAA" w:sz="1"/>
+              <w:left w:val="single" w:color="AAAAAA" w:sz="1"/>
+              <w:bottom w:val="single" w:color="AAAAAA" w:sz="1"/>
+              <w:right w:val="single" w:color="AAAAAA" w:sz="1"/>
+            </w:tcBorders>
+            <w:tcMar>
+              <w:top w:type="dxa" w:w="80"/>
+              <w:left w:type="dxa" w:w="120"/>
+              <w:bottom w:type="dxa" w:w="80"/>
+              <w:right w:type="dxa" w:w="120"/>
+            </w:tcMar>
+          </w:tcPr>
+          <w:p>
+            <w:pPr>
+              <w:jc w:val="center"/>
+            </w:pPr>
+            <w:r>
+              <w:rPr>
+                <w:rFonts w:ascii="Times New Roman" w:cs="Times New Roman" w:eastAsia="Times New Roman" w:hAnsi="Times New Roman"/>
+                <w:sz w:val="24"/>
+                <w:szCs w:val="24"/>
+              </w:rPr>
+              <w:t xml:space="preserve">[—]</w:t>
+            </w:r>
+          </w:p>
+        </w:tc>
+        <w:tc>
+          <w:tcPr>
+            <w:tcW w:type="dxa" w:w="1650"/>
+            <w:tcBorders>
+              <w:top w:val="single" w:color="AAAAAA" w:sz="1"/>
+              <w:left w:val="single" w:color="AAAAAA" w:sz="1"/>
+              <w:bottom w:val="single" w:color="AAAAAA" w:sz="1"/>
+              <w:right w:val="single" w:color="AAAAAA" w:sz="1"/>
+            </w:tcBorders>
+            <w:tcMar>
+              <w:top w:type="dxa" w:w="80"/>
+              <w:left w:type="dxa" w:w="120"/>
+              <w:bottom w:type="dxa" w:w="80"/>
+              <w:right w:type="dxa" w:w="120"/>
+            </w:tcMar>
+          </w:tcPr>
+          <w:p>
+            <w:pPr>
+              <w:jc w:val="center"/>
+            </w:pPr>
+            <w:r>
+              <w:rPr>
+                <w:rFonts w:ascii="Times New Roman" w:cs="Times New Roman" w:eastAsia="Times New Roman" w:hAnsi="Times New Roman"/>
+                <w:sz w:val="24"/>
+                <w:szCs w:val="24"/>
+              </w:rPr>
+              <w:t xml:space="preserve">[—]</w:t>
+            </w:r>
+          </w:p>
+        </w:tc>
+        <w:tc>
+          <w:tcPr>
+            <w:tcW w:type="dxa" w:w="1650"/>
+            <w:tcBorders>
+              <w:top w:val="single" w:color="AAAAAA" w:sz="1"/>
+              <w:left w:val="single" w:color="AAAAAA" w:sz="1"/>
+              <w:bottom w:val="single" w:color="AAAAAA" w:sz="1"/>
+              <w:right w:val="single" w:color="AAAAAA" w:sz="1"/>
+            </w:tcBorders>
+            <w:tcMar>
+              <w:top w:type="dxa" w:w="80"/>
+              <w:left w:type="dxa" w:w="120"/>
+              <w:bottom w:type="dxa" w:w="80"/>
+              <w:right w:type="dxa" w:w="120"/>
+            </w:tcMar>
+          </w:tcPr>
+          <w:p>
+            <w:pPr>
+              <w:jc w:val="center"/>
+            </w:pPr>
+            <w:r>
+              <w:rPr>
+                <w:rFonts w:ascii="Times New Roman" w:cs="Times New Roman" w:eastAsia="Times New Roman" w:hAnsi="Times New Roman"/>
+                <w:sz w:val="24"/>
+                <w:szCs w:val="24"/>
+              </w:rPr>
+              <w:t xml:space="preserve">[—]</w:t>
+            </w:r>
+          </w:p>
+        </w:tc>
+      </w:tr>
+      <w:tr>
+        <w:tc>
+          <w:tcPr>
+            <w:tcW w:type="dxa" w:w="2760"/>
+            <w:tcBorders>
+              <w:top w:val="single" w:color="AAAAAA" w:sz="1"/>
+              <w:left w:val="single" w:color="AAAAAA" w:sz="1"/>
+              <w:bottom w:val="single" w:color="AAAAAA" w:sz="1"/>
+              <w:right w:val="single" w:color="AAAAAA" w:sz="1"/>
+            </w:tcBorders>
+            <w:tcMar>
+              <w:top w:type="dxa" w:w="80"/>
+              <w:left w:type="dxa" w:w="120"/>
+              <w:bottom w:type="dxa" w:w="80"/>
+              <w:right w:type="dxa" w:w="120"/>
+            </w:tcMar>
+          </w:tcPr>
+          <w:p>
+            <w:pPr>
+              <w:jc w:val="left"/>
+            </w:pPr>
+            <w:r>
+              <w:rPr>
+                <w:rFonts w:ascii="Times New Roman" w:cs="Times New Roman" w:eastAsia="Times New Roman" w:hAnsi="Times New Roman"/>
+                <w:sz w:val="24"/>
+                <w:szCs w:val="24"/>
+              </w:rPr>
+              <w:t xml:space="preserve">Edema</w:t>
+            </w:r>
+          </w:p>
+        </w:tc>
+        <w:tc>
+          <w:tcPr>
+            <w:tcW w:type="dxa" w:w="1650"/>
+            <w:tcBorders>
+              <w:top w:val="single" w:color="AAAAAA" w:sz="1"/>
+              <w:left w:val="single" w:color="AAAAAA" w:sz="1"/>
+              <w:bottom w:val="single" w:color="AAAAAA" w:sz="1"/>
+              <w:right w:val="single" w:color="AAAAAA" w:sz="1"/>
+            </w:tcBorders>
+            <w:tcMar>
+              <w:top w:type="dxa" w:w="80"/>
+              <w:left w:type="dxa" w:w="120"/>
+              <w:bottom w:type="dxa" w:w="80"/>
+              <w:right w:type="dxa" w:w="120"/>
+            </w:tcMar>
+          </w:tcPr>
+          <w:p>
+            <w:pPr>
+              <w:jc w:val="center"/>
+            </w:pPr>
+            <w:r>
+              <w:rPr>
+                <w:rFonts w:ascii="Times New Roman" w:cs="Times New Roman" w:eastAsia="Times New Roman" w:hAnsi="Times New Roman"/>
+                <w:sz w:val="24"/>
+                <w:szCs w:val="24"/>
+              </w:rPr>
+              <w:t xml:space="preserve">[—]</w:t>
+            </w:r>
+          </w:p>
+        </w:tc>
+        <w:tc>
+          <w:tcPr>
+            <w:tcW w:type="dxa" w:w="1650"/>
+            <w:tcBorders>
+              <w:top w:val="single" w:color="AAAAAA" w:sz="1"/>
+              <w:left w:val="single" w:color="AAAAAA" w:sz="1"/>
+              <w:bottom w:val="single" w:color="AAAAAA" w:sz="1"/>
+              <w:right w:val="single" w:color="AAAAAA" w:sz="1"/>
+            </w:tcBorders>
+            <w:tcMar>
+              <w:top w:type="dxa" w:w="80"/>
+              <w:left w:type="dxa" w:w="120"/>
+              <w:bottom w:type="dxa" w:w="80"/>
+              <w:right w:type="dxa" w:w="120"/>
+            </w:tcMar>
+          </w:tcPr>
+          <w:p>
+            <w:pPr>
+              <w:jc w:val="center"/>
+            </w:pPr>
+            <w:r>
+              <w:rPr>
+                <w:rFonts w:ascii="Times New Roman" w:cs="Times New Roman" w:eastAsia="Times New Roman" w:hAnsi="Times New Roman"/>
+                <w:sz w:val="24"/>
+                <w:szCs w:val="24"/>
+              </w:rPr>
+              <w:t xml:space="preserve">[—]</w:t>
+            </w:r>
+          </w:p>
+        </w:tc>
+        <w:tc>
+          <w:tcPr>
+            <w:tcW w:type="dxa" w:w="1650"/>
+            <w:tcBorders>
+              <w:top w:val="single" w:color="AAAAAA" w:sz="1"/>
+              <w:left w:val="single" w:color="AAAAAA" w:sz="1"/>
+              <w:bottom w:val="single" w:color="AAAAAA" w:sz="1"/>
+              <w:right w:val="single" w:color="AAAAAA" w:sz="1"/>
+            </w:tcBorders>
+            <w:tcMar>
+              <w:top w:type="dxa" w:w="80"/>
+              <w:left w:type="dxa" w:w="120"/>
+              <w:bottom w:type="dxa" w:w="80"/>
+              <w:right w:type="dxa" w:w="120"/>
+            </w:tcMar>
+          </w:tcPr>
+          <w:p>
+            <w:pPr>
+              <w:jc w:val="center"/>
+            </w:pPr>
+            <w:r>
+              <w:rPr>
+                <w:rFonts w:ascii="Times New Roman" w:cs="Times New Roman" w:eastAsia="Times New Roman" w:hAnsi="Times New Roman"/>
+                <w:sz w:val="24"/>
+                <w:szCs w:val="24"/>
+              </w:rPr>
+              <w:t xml:space="preserve">[—]</w:t>
+            </w:r>
+          </w:p>
+        </w:tc>
+        <w:tc>
+          <w:tcPr>
+            <w:tcW w:type="dxa" w:w="1650"/>
+            <w:tcBorders>
+              <w:top w:val="single" w:color="AAAAAA" w:sz="1"/>
+              <w:left w:val="single" w:color="AAAAAA" w:sz="1"/>
+              <w:bottom w:val="single" w:color="AAAAAA" w:sz="1"/>
+              <w:right w:val="single" w:color="AAAAAA" w:sz="1"/>
+            </w:tcBorders>
+            <w:tcMar>
+              <w:top w:type="dxa" w:w="80"/>
+              <w:left w:type="dxa" w:w="120"/>
+              <w:bottom w:type="dxa" w:w="80"/>
+              <w:right w:type="dxa" w:w="120"/>
+            </w:tcMar>
+          </w:tcPr>
+          <w:p>
+            <w:pPr>
+              <w:jc w:val="center"/>
+            </w:pPr>
+            <w:r>
+              <w:rPr>
+                <w:rFonts w:ascii="Times New Roman" w:cs="Times New Roman" w:eastAsia="Times New Roman" w:hAnsi="Times New Roman"/>
+                <w:sz w:val="24"/>
+                <w:szCs w:val="24"/>
+              </w:rPr>
+              <w:t xml:space="preserve">[—]</w:t>
+            </w:r>
+          </w:p>
+        </w:tc>
+      </w:tr>
+      <w:tr>
+        <w:tc>
+          <w:tcPr>
+            <w:tcW w:type="dxa" w:w="2760"/>
+            <w:tcBorders>
+              <w:top w:val="single" w:color="AAAAAA" w:sz="1"/>
+              <w:left w:val="single" w:color="AAAAAA" w:sz="1"/>
+              <w:bottom w:val="single" w:color="AAAAAA" w:sz="1"/>
+              <w:right w:val="single" w:color="AAAAAA" w:sz="1"/>
+            </w:tcBorders>
+            <w:tcMar>
+              <w:top w:type="dxa" w:w="80"/>
+              <w:left w:type="dxa" w:w="120"/>
+              <w:bottom w:type="dxa" w:w="80"/>
+              <w:right w:type="dxa" w:w="120"/>
+            </w:tcMar>
+          </w:tcPr>
+          <w:p>
+            <w:pPr>
+              <w:jc w:val="left"/>
+            </w:pPr>
+            <w:r>
+              <w:rPr>
+                <w:rFonts w:ascii="Times New Roman" w:cs="Times New Roman" w:eastAsia="Times New Roman" w:hAnsi="Times New Roman"/>
+                <w:sz w:val="24"/>
+                <w:szCs w:val="24"/>
+              </w:rPr>
+              <w:t xml:space="preserve">Emphysema</w:t>
+            </w:r>
+          </w:p>
+        </w:tc>
+        <w:tc>
+          <w:tcPr>
+            <w:tcW w:type="dxa" w:w="1650"/>
+            <w:tcBorders>
+              <w:top w:val="single" w:color="AAAAAA" w:sz="1"/>
+              <w:left w:val="single" w:color="AAAAAA" w:sz="1"/>
+              <w:bottom w:val="single" w:color="AAAAAA" w:sz="1"/>
+              <w:right w:val="single" w:color="AAAAAA" w:sz="1"/>
+            </w:tcBorders>
+            <w:tcMar>
+              <w:top w:type="dxa" w:w="80"/>
+              <w:left w:type="dxa" w:w="120"/>
+              <w:bottom w:type="dxa" w:w="80"/>
+              <w:right w:type="dxa" w:w="120"/>
+            </w:tcMar>
+          </w:tcPr>
+          <w:p>
+            <w:pPr>
+              <w:jc w:val="center"/>
+            </w:pPr>
+            <w:r>
+              <w:rPr>
+                <w:rFonts w:ascii="Times New Roman" w:cs="Times New Roman" w:eastAsia="Times New Roman" w:hAnsi="Times New Roman"/>
+                <w:sz w:val="24"/>
+                <w:szCs w:val="24"/>
+              </w:rPr>
+              <w:t xml:space="preserve">[—]</w:t>
+            </w:r>
+          </w:p>
+        </w:tc>
+        <w:tc>
+          <w:tcPr>
+            <w:tcW w:type="dxa" w:w="1650"/>
+            <w:tcBorders>
+              <w:top w:val="single" w:color="AAAAAA" w:sz="1"/>
+              <w:left w:val="single" w:color="AAAAAA" w:sz="1"/>
+              <w:bottom w:val="single" w:color="AAAAAA" w:sz="1"/>
+              <w:right w:val="single" w:color="AAAAAA" w:sz="1"/>
+            </w:tcBorders>
+            <w:tcMar>
+              <w:top w:type="dxa" w:w="80"/>
+              <w:left w:type="dxa" w:w="120"/>
+              <w:bottom w:type="dxa" w:w="80"/>
+              <w:right w:type="dxa" w:w="120"/>
+            </w:tcMar>
+          </w:tcPr>
+          <w:p>
+            <w:pPr>
+              <w:jc w:val="center"/>
+            </w:pPr>
+            <w:r>
+              <w:rPr>
+                <w:rFonts w:ascii="Times New Roman" w:cs="Times New Roman" w:eastAsia="Times New Roman" w:hAnsi="Times New Roman"/>
+                <w:sz w:val="24"/>
+                <w:szCs w:val="24"/>
+              </w:rPr>
+              <w:t xml:space="preserve">[—]</w:t>
+            </w:r>
+          </w:p>
+        </w:tc>
+        <w:tc>
+          <w:tcPr>
+            <w:tcW w:type="dxa" w:w="1650"/>
+            <w:tcBorders>
+              <w:top w:val="single" w:color="AAAAAA" w:sz="1"/>
+              <w:left w:val="single" w:color="AAAAAA" w:sz="1"/>
+              <w:bottom w:val="single" w:color="AAAAAA" w:sz="1"/>
+              <w:right w:val="single" w:color="AAAAAA" w:sz="1"/>
+            </w:tcBorders>
+            <w:tcMar>
+              <w:top w:type="dxa" w:w="80"/>
+              <w:left w:type="dxa" w:w="120"/>
+              <w:bottom w:type="dxa" w:w="80"/>
+              <w:right w:type="dxa" w:w="120"/>
+            </w:tcMar>
+          </w:tcPr>
+          <w:p>
+            <w:pPr>
+              <w:jc w:val="center"/>
+            </w:pPr>
+            <w:r>
+              <w:rPr>
+                <w:rFonts w:ascii="Times New Roman" w:cs="Times New Roman" w:eastAsia="Times New Roman" w:hAnsi="Times New Roman"/>
+                <w:sz w:val="24"/>
+                <w:szCs w:val="24"/>
+              </w:rPr>
+              <w:t xml:space="preserve">[—]</w:t>
+            </w:r>
+          </w:p>
+        </w:tc>
+        <w:tc>
+          <w:tcPr>
+            <w:tcW w:type="dxa" w:w="1650"/>
+            <w:tcBorders>
+              <w:top w:val="single" w:color="AAAAAA" w:sz="1"/>
+              <w:left w:val="single" w:color="AAAAAA" w:sz="1"/>
+              <w:bottom w:val="single" w:color="AAAAAA" w:sz="1"/>
+              <w:right w:val="single" w:color="AAAAAA" w:sz="1"/>
+            </w:tcBorders>
+            <w:tcMar>
+              <w:top w:type="dxa" w:w="80"/>
+              <w:left w:type="dxa" w:w="120"/>
+              <w:bottom w:type="dxa" w:w="80"/>
+              <w:right w:type="dxa" w:w="120"/>
+            </w:tcMar>
+          </w:tcPr>
+          <w:p>
+            <w:pPr>
+              <w:jc w:val="center"/>
+            </w:pPr>
+            <w:r>
+              <w:rPr>
+                <w:rFonts w:ascii="Times New Roman" w:cs="Times New Roman" w:eastAsia="Times New Roman" w:hAnsi="Times New Roman"/>
+                <w:sz w:val="24"/>
+                <w:szCs w:val="24"/>
+              </w:rPr>
+              <w:t xml:space="preserve">[—]</w:t>
+            </w:r>
+          </w:p>
+        </w:tc>
+      </w:tr>
+      <w:tr>
+        <w:tc>
+          <w:tcPr>
+            <w:tcW w:type="dxa" w:w="2760"/>
+            <w:tcBorders>
+              <w:top w:val="single" w:color="AAAAAA" w:sz="1"/>
+              <w:left w:val="single" w:color="AAAAAA" w:sz="1"/>
+              <w:bottom w:val="single" w:color="AAAAAA" w:sz="1"/>
+              <w:right w:val="single" w:color="AAAAAA" w:sz="1"/>
+            </w:tcBorders>
+            <w:tcMar>
+              <w:top w:type="dxa" w:w="80"/>
+              <w:left w:type="dxa" w:w="120"/>
+              <w:bottom w:type="dxa" w:w="80"/>
+              <w:right w:type="dxa" w:w="120"/>
+            </w:tcMar>
+          </w:tcPr>
+          <w:p>
+            <w:pPr>
+              <w:jc w:val="left"/>
+            </w:pPr>
+            <w:r>
+              <w:rPr>
+                <w:rFonts w:ascii="Times New Roman" w:cs="Times New Roman" w:eastAsia="Times New Roman" w:hAnsi="Times New Roman"/>
+                <w:sz w:val="24"/>
+                <w:szCs w:val="24"/>
+              </w:rPr>
+              <w:t xml:space="preserve">Fibrosis</w:t>
+            </w:r>
+          </w:p>
+        </w:tc>
+        <w:tc>
+          <w:tcPr>
+            <w:tcW w:type="dxa" w:w="1650"/>
+            <w:tcBorders>
+              <w:top w:val="single" w:color="AAAAAA" w:sz="1"/>
+              <w:left w:val="single" w:color="AAAAAA" w:sz="1"/>
+              <w:bottom w:val="single" w:color="AAAAAA" w:sz="1"/>
+              <w:right w:val="single" w:color="AAAAAA" w:sz="1"/>
+            </w:tcBorders>
+            <w:tcMar>
+              <w:top w:type="dxa" w:w="80"/>
+              <w:left w:type="dxa" w:w="120"/>
+              <w:bottom w:type="dxa" w:w="80"/>
+              <w:right w:type="dxa" w:w="120"/>
+            </w:tcMar>
+          </w:tcPr>
+          <w:p>
+            <w:pPr>
+              <w:jc w:val="center"/>
+            </w:pPr>
+            <w:r>
+              <w:rPr>
+                <w:rFonts w:ascii="Times New Roman" w:cs="Times New Roman" w:eastAsia="Times New Roman" w:hAnsi="Times New Roman"/>
+                <w:sz w:val="24"/>
+                <w:szCs w:val="24"/>
+              </w:rPr>
+              <w:t xml:space="preserve">[—]</w:t>
+            </w:r>
+          </w:p>
+        </w:tc>
+        <w:tc>
+          <w:tcPr>
+            <w:tcW w:type="dxa" w:w="1650"/>
+            <w:tcBorders>
+              <w:top w:val="single" w:color="AAAAAA" w:sz="1"/>
+              <w:left w:val="single" w:color="AAAAAA" w:sz="1"/>
+              <w:bottom w:val="single" w:color="AAAAAA" w:sz="1"/>
+              <w:right w:val="single" w:color="AAAAAA" w:sz="1"/>
+            </w:tcBorders>
+            <w:tcMar>
+              <w:top w:type="dxa" w:w="80"/>
+              <w:left w:type="dxa" w:w="120"/>
+              <w:bottom w:type="dxa" w:w="80"/>
+              <w:right w:type="dxa" w:w="120"/>
+            </w:tcMar>
+          </w:tcPr>
+          <w:p>
+            <w:pPr>
+              <w:jc w:val="center"/>
+            </w:pPr>
+            <w:r>
+              <w:rPr>
+                <w:rFonts w:ascii="Times New Roman" w:cs="Times New Roman" w:eastAsia="Times New Roman" w:hAnsi="Times New Roman"/>
+                <w:sz w:val="24"/>
+                <w:szCs w:val="24"/>
+              </w:rPr>
+              <w:t xml:space="preserve">[—]</w:t>
+            </w:r>
+          </w:p>
+        </w:tc>
+        <w:tc>
+          <w:tcPr>
+            <w:tcW w:type="dxa" w:w="1650"/>
+            <w:tcBorders>
+              <w:top w:val="single" w:color="AAAAAA" w:sz="1"/>
+              <w:left w:val="single" w:color="AAAAAA" w:sz="1"/>
+              <w:bottom w:val="single" w:color="AAAAAA" w:sz="1"/>
+              <w:right w:val="single" w:color="AAAAAA" w:sz="1"/>
+            </w:tcBorders>
+            <w:tcMar>
+              <w:top w:type="dxa" w:w="80"/>
+              <w:left w:type="dxa" w:w="120"/>
+              <w:bottom w:type="dxa" w:w="80"/>
+              <w:right w:type="dxa" w:w="120"/>
+            </w:tcMar>
+          </w:tcPr>
+          <w:p>
+            <w:pPr>
+              <w:jc w:val="center"/>
+            </w:pPr>
+            <w:r>
+              <w:rPr>
+                <w:rFonts w:ascii="Times New Roman" w:cs="Times New Roman" w:eastAsia="Times New Roman" w:hAnsi="Times New Roman"/>
+                <w:sz w:val="24"/>
+                <w:szCs w:val="24"/>
+              </w:rPr>
+              <w:t xml:space="preserve">[—]</w:t>
+            </w:r>
+          </w:p>
+        </w:tc>
+        <w:tc>
+          <w:tcPr>
+            <w:tcW w:type="dxa" w:w="1650"/>
+            <w:tcBorders>
+              <w:top w:val="single" w:color="AAAAAA" w:sz="1"/>
+              <w:left w:val="single" w:color="AAAAAA" w:sz="1"/>
+              <w:bottom w:val="single" w:color="AAAAAA" w:sz="1"/>
+              <w:right w:val="single" w:color="AAAAAA" w:sz="1"/>
+            </w:tcBorders>
+            <w:tcMar>
+              <w:top w:type="dxa" w:w="80"/>
+              <w:left w:type="dxa" w:w="120"/>
+              <w:bottom w:type="dxa" w:w="80"/>
+              <w:right w:type="dxa" w:w="120"/>
+            </w:tcMar>
+          </w:tcPr>
+          <w:p>
+            <w:pPr>
+              <w:jc w:val="center"/>
+            </w:pPr>
+            <w:r>
+              <w:rPr>
+                <w:rFonts w:ascii="Times New Roman" w:cs="Times New Roman" w:eastAsia="Times New Roman" w:hAnsi="Times New Roman"/>
+                <w:sz w:val="24"/>
+                <w:szCs w:val="24"/>
+              </w:rPr>
+              <w:t xml:space="preserve">[—]</w:t>
+            </w:r>
+          </w:p>
+        </w:tc>
+      </w:tr>
+      <w:tr>
+        <w:tc>
+          <w:tcPr>
+            <w:tcW w:type="dxa" w:w="2760"/>
+            <w:tcBorders>
+              <w:top w:val="single" w:color="AAAAAA" w:sz="1"/>
+              <w:left w:val="single" w:color="AAAAAA" w:sz="1"/>
+              <w:bottom w:val="single" w:color="AAAAAA" w:sz="1"/>
+              <w:right w:val="single" w:color="AAAAAA" w:sz="1"/>
+            </w:tcBorders>
+            <w:tcMar>
+              <w:top w:type="dxa" w:w="80"/>
+              <w:left w:type="dxa" w:w="120"/>
+              <w:bottom w:type="dxa" w:w="80"/>
+              <w:right w:type="dxa" w:w="120"/>
+            </w:tcMar>
+          </w:tcPr>
+          <w:p>
+            <w:pPr>
+              <w:jc w:val="left"/>
+            </w:pPr>
+            <w:r>
+              <w:rPr>
+                <w:rFonts w:ascii="Times New Roman" w:cs="Times New Roman" w:eastAsia="Times New Roman" w:hAnsi="Times New Roman"/>
+                <w:sz w:val="24"/>
+                <w:szCs w:val="24"/>
+              </w:rPr>
+              <w:t xml:space="preserve">Effusion</w:t>
+            </w:r>
+          </w:p>
+        </w:tc>
+        <w:tc>
+          <w:tcPr>
+            <w:tcW w:type="dxa" w:w="1650"/>
+            <w:tcBorders>
+              <w:top w:val="single" w:color="AAAAAA" w:sz="1"/>
+              <w:left w:val="single" w:color="AAAAAA" w:sz="1"/>
+              <w:bottom w:val="single" w:color="AAAAAA" w:sz="1"/>
+              <w:right w:val="single" w:color="AAAAAA" w:sz="1"/>
+            </w:tcBorders>
+            <w:tcMar>
+              <w:top w:type="dxa" w:w="80"/>
+              <w:left w:type="dxa" w:w="120"/>
+              <w:bottom w:type="dxa" w:w="80"/>
+              <w:right w:type="dxa" w:w="120"/>
+            </w:tcMar>
+          </w:tcPr>
+          <w:p>
+            <w:pPr>
+              <w:jc w:val="center"/>
+            </w:pPr>
+            <w:r>
+              <w:rPr>
+                <w:rFonts w:ascii="Times New Roman" w:cs="Times New Roman" w:eastAsia="Times New Roman" w:hAnsi="Times New Roman"/>
+                <w:sz w:val="24"/>
+                <w:szCs w:val="24"/>
+              </w:rPr>
+              <w:t xml:space="preserve">[—]</w:t>
+            </w:r>
+          </w:p>
+        </w:tc>
+        <w:tc>
+          <w:tcPr>
+            <w:tcW w:type="dxa" w:w="1650"/>
+            <w:tcBorders>
+              <w:top w:val="single" w:color="AAAAAA" w:sz="1"/>
+              <w:left w:val="single" w:color="AAAAAA" w:sz="1"/>
+              <w:bottom w:val="single" w:color="AAAAAA" w:sz="1"/>
+              <w:right w:val="single" w:color="AAAAAA" w:sz="1"/>
+            </w:tcBorders>
+            <w:tcMar>
+              <w:top w:type="dxa" w:w="80"/>
+              <w:left w:type="dxa" w:w="120"/>
+              <w:bottom w:type="dxa" w:w="80"/>
+              <w:right w:type="dxa" w:w="120"/>
+            </w:tcMar>
+          </w:tcPr>
+          <w:p>
+            <w:pPr>
+              <w:jc w:val="center"/>
+            </w:pPr>
+            <w:r>
+              <w:rPr>
+                <w:rFonts w:ascii="Times New Roman" w:cs="Times New Roman" w:eastAsia="Times New Roman" w:hAnsi="Times New Roman"/>
+                <w:sz w:val="24"/>
+                <w:szCs w:val="24"/>
+              </w:rPr>
+              <w:t xml:space="preserve">[—]</w:t>
+            </w:r>
+          </w:p>
+        </w:tc>
+        <w:tc>
+          <w:tcPr>
+            <w:tcW w:type="dxa" w:w="1650"/>
+            <w:tcBorders>
+              <w:top w:val="single" w:color="AAAAAA" w:sz="1"/>
+              <w:left w:val="single" w:color="AAAAAA" w:sz="1"/>
+              <w:bottom w:val="single" w:color="AAAAAA" w:sz="1"/>
+              <w:right w:val="single" w:color="AAAAAA" w:sz="1"/>
+            </w:tcBorders>
+            <w:tcMar>
+              <w:top w:type="dxa" w:w="80"/>
+              <w:left w:type="dxa" w:w="120"/>
+              <w:bottom w:type="dxa" w:w="80"/>
+              <w:right w:type="dxa" w:w="120"/>
+            </w:tcMar>
+          </w:tcPr>
+          <w:p>
+            <w:pPr>
+              <w:jc w:val="center"/>
+            </w:pPr>
+            <w:r>
+              <w:rPr>
+                <w:rFonts w:ascii="Times New Roman" w:cs="Times New Roman" w:eastAsia="Times New Roman" w:hAnsi="Times New Roman"/>
+                <w:sz w:val="24"/>
+                <w:szCs w:val="24"/>
+              </w:rPr>
+              <w:t xml:space="preserve">[—]</w:t>
+            </w:r>
+          </w:p>
+        </w:tc>
+        <w:tc>
+          <w:tcPr>
+            <w:tcW w:type="dxa" w:w="1650"/>
+            <w:tcBorders>
+              <w:top w:val="single" w:color="AAAAAA" w:sz="1"/>
+              <w:left w:val="single" w:color="AAAAAA" w:sz="1"/>
+              <w:bottom w:val="single" w:color="AAAAAA" w:sz="1"/>
+              <w:right w:val="single" w:color="AAAAAA" w:sz="1"/>
+            </w:tcBorders>
+            <w:tcMar>
+              <w:top w:type="dxa" w:w="80"/>
+              <w:left w:type="dxa" w:w="120"/>
+              <w:bottom w:type="dxa" w:w="80"/>
+              <w:right w:type="dxa" w:w="120"/>
+            </w:tcMar>
+          </w:tcPr>
+          <w:p>
+            <w:pPr>
+              <w:jc w:val="center"/>
+            </w:pPr>
+            <w:r>
+              <w:rPr>
+                <w:rFonts w:ascii="Times New Roman" w:cs="Times New Roman" w:eastAsia="Times New Roman" w:hAnsi="Times New Roman"/>
+                <w:sz w:val="24"/>
+                <w:szCs w:val="24"/>
+              </w:rPr>
+              <w:t xml:space="preserve">[—]</w:t>
+            </w:r>
+          </w:p>
+        </w:tc>
+      </w:tr>
+      <w:tr>
+        <w:tc>
+          <w:tcPr>
+            <w:tcW w:type="dxa" w:w="2760"/>
+            <w:tcBorders>
+              <w:top w:val="single" w:color="AAAAAA" w:sz="1"/>
+              <w:left w:val="single" w:color="AAAAAA" w:sz="1"/>
+              <w:bottom w:val="single" w:color="AAAAAA" w:sz="1"/>
+              <w:right w:val="single" w:color="AAAAAA" w:sz="1"/>
+            </w:tcBorders>
+            <w:tcMar>
+              <w:top w:type="dxa" w:w="80"/>
+              <w:left w:type="dxa" w:w="120"/>
+              <w:bottom w:type="dxa" w:w="80"/>
+              <w:right w:type="dxa" w:w="120"/>
+            </w:tcMar>
+          </w:tcPr>
+          <w:p>
+            <w:pPr>
+              <w:jc w:val="left"/>
+            </w:pPr>
+            <w:r>
+              <w:rPr>
+                <w:rFonts w:ascii="Times New Roman" w:cs="Times New Roman" w:eastAsia="Times New Roman" w:hAnsi="Times New Roman"/>
+                <w:sz w:val="24"/>
+                <w:szCs w:val="24"/>
+              </w:rPr>
+              <w:t xml:space="preserve">Pneumonia</w:t>
+            </w:r>
+          </w:p>
+        </w:tc>
+        <w:tc>
+          <w:tcPr>
+            <w:tcW w:type="dxa" w:w="1650"/>
+            <w:tcBorders>
+              <w:top w:val="single" w:color="AAAAAA" w:sz="1"/>
+              <w:left w:val="single" w:color="AAAAAA" w:sz="1"/>
+              <w:bottom w:val="single" w:color="AAAAAA" w:sz="1"/>
+              <w:right w:val="single" w:color="AAAAAA" w:sz="1"/>
+            </w:tcBorders>
+            <w:tcMar>
+              <w:top w:type="dxa" w:w="80"/>
+              <w:left w:type="dxa" w:w="120"/>
+              <w:bottom w:type="dxa" w:w="80"/>
+              <w:right w:type="dxa" w:w="120"/>
+            </w:tcMar>
+          </w:tcPr>
+          <w:p>
+            <w:pPr>
+              <w:jc w:val="center"/>
+            </w:pPr>
+            <w:r>
+              <w:rPr>
+                <w:rFonts w:ascii="Times New Roman" w:cs="Times New Roman" w:eastAsia="Times New Roman" w:hAnsi="Times New Roman"/>
+                <w:sz w:val="24"/>
+                <w:szCs w:val="24"/>
+              </w:rPr>
+              <w:t xml:space="preserve">[—]</w:t>
+            </w:r>
+          </w:p>
+        </w:tc>
+        <w:tc>
+          <w:tcPr>
+            <w:tcW w:type="dxa" w:w="1650"/>
+            <w:tcBorders>
+              <w:top w:val="single" w:color="AAAAAA" w:sz="1"/>
+              <w:left w:val="single" w:color="AAAAAA" w:sz="1"/>
+              <w:bottom w:val="single" w:color="AAAAAA" w:sz="1"/>
+              <w:right w:val="single" w:color="AAAAAA" w:sz="1"/>
+            </w:tcBorders>
+            <w:tcMar>
+              <w:top w:type="dxa" w:w="80"/>
+              <w:left w:type="dxa" w:w="120"/>
+              <w:bottom w:type="dxa" w:w="80"/>
+              <w:right w:type="dxa" w:w="120"/>
+            </w:tcMar>
+          </w:tcPr>
+          <w:p>
+            <w:pPr>
+              <w:jc w:val="center"/>
+            </w:pPr>
+            <w:r>
+              <w:rPr>
+                <w:rFonts w:ascii="Times New Roman" w:cs="Times New Roman" w:eastAsia="Times New Roman" w:hAnsi="Times New Roman"/>
+                <w:sz w:val="24"/>
+                <w:szCs w:val="24"/>
+              </w:rPr>
+              <w:t xml:space="preserve">[—]</w:t>
+            </w:r>
+          </w:p>
+        </w:tc>
+        <w:tc>
+          <w:tcPr>
+            <w:tcW w:type="dxa" w:w="1650"/>
+            <w:tcBorders>
+              <w:top w:val="single" w:color="AAAAAA" w:sz="1"/>
+              <w:left w:val="single" w:color="AAAAAA" w:sz="1"/>
+              <w:bottom w:val="single" w:color="AAAAAA" w:sz="1"/>
+              <w:right w:val="single" w:color="AAAAAA" w:sz="1"/>
+            </w:tcBorders>
+            <w:tcMar>
+              <w:top w:type="dxa" w:w="80"/>
+              <w:left w:type="dxa" w:w="120"/>
+              <w:bottom w:type="dxa" w:w="80"/>
+              <w:right w:type="dxa" w:w="120"/>
+            </w:tcMar>
+          </w:tcPr>
+          <w:p>
+            <w:pPr>
+              <w:jc w:val="center"/>
+            </w:pPr>
+            <w:r>
+              <w:rPr>
+                <w:rFonts w:ascii="Times New Roman" w:cs="Times New Roman" w:eastAsia="Times New Roman" w:hAnsi="Times New Roman"/>
+                <w:sz w:val="24"/>
+                <w:szCs w:val="24"/>
+              </w:rPr>
+              <w:t xml:space="preserve">[—]</w:t>
+            </w:r>
+          </w:p>
+        </w:tc>
+        <w:tc>
+          <w:tcPr>
+            <w:tcW w:type="dxa" w:w="1650"/>
+            <w:tcBorders>
+              <w:top w:val="single" w:color="AAAAAA" w:sz="1"/>
+              <w:left w:val="single" w:color="AAAAAA" w:sz="1"/>
+              <w:bottom w:val="single" w:color="AAAAAA" w:sz="1"/>
+              <w:right w:val="single" w:color="AAAAAA" w:sz="1"/>
+            </w:tcBorders>
+            <w:tcMar>
+              <w:top w:type="dxa" w:w="80"/>
+              <w:left w:type="dxa" w:w="120"/>
+              <w:bottom w:type="dxa" w:w="80"/>
+              <w:right w:type="dxa" w:w="120"/>
+            </w:tcMar>
+          </w:tcPr>
+          <w:p>
+            <w:pPr>
+              <w:jc w:val="center"/>
+            </w:pPr>
+            <w:r>
+              <w:rPr>
+                <w:rFonts w:ascii="Times New Roman" w:cs="Times New Roman" w:eastAsia="Times New Roman" w:hAnsi="Times New Roman"/>
+                <w:sz w:val="24"/>
+                <w:szCs w:val="24"/>
+              </w:rPr>
+              <w:t xml:space="preserve">[—]</w:t>
+            </w:r>
+          </w:p>
+        </w:tc>
+      </w:tr>
+      <w:tr>
+        <w:tc>
+          <w:tcPr>
+            <w:tcW w:type="dxa" w:w="2760"/>
+            <w:tcBorders>
+              <w:top w:val="single" w:color="AAAAAA" w:sz="1"/>
+              <w:left w:val="single" w:color="AAAAAA" w:sz="1"/>
+              <w:bottom w:val="single" w:color="AAAAAA" w:sz="1"/>
+              <w:right w:val="single" w:color="AAAAAA" w:sz="1"/>
+            </w:tcBorders>
+            <w:tcMar>
+              <w:top w:type="dxa" w:w="80"/>
+              <w:left w:type="dxa" w:w="120"/>
+              <w:bottom w:type="dxa" w:w="80"/>
+              <w:right w:type="dxa" w:w="120"/>
+            </w:tcMar>
+          </w:tcPr>
+          <w:p>
+            <w:pPr>
+              <w:jc w:val="left"/>
+            </w:pPr>
+            <w:r>
+              <w:rPr>
+                <w:rFonts w:ascii="Times New Roman" w:cs="Times New Roman" w:eastAsia="Times New Roman" w:hAnsi="Times New Roman"/>
+                <w:sz w:val="24"/>
+                <w:szCs w:val="24"/>
+              </w:rPr>
+              <w:t xml:space="preserve">Pleural Thickening</w:t>
+            </w:r>
+          </w:p>
+        </w:tc>
+        <w:tc>
+          <w:tcPr>
+            <w:tcW w:type="dxa" w:w="1650"/>
+            <w:tcBorders>
+              <w:top w:val="single" w:color="AAAAAA" w:sz="1"/>
+              <w:left w:val="single" w:color="AAAAAA" w:sz="1"/>
+              <w:bottom w:val="single" w:color="AAAAAA" w:sz="1"/>
+              <w:right w:val="single" w:color="AAAAAA" w:sz="1"/>
+            </w:tcBorders>
+            <w:tcMar>
+              <w:top w:type="dxa" w:w="80"/>
+              <w:left w:type="dxa" w:w="120"/>
+              <w:bottom w:type="dxa" w:w="80"/>
+              <w:right w:type="dxa" w:w="120"/>
+            </w:tcMar>
+          </w:tcPr>
+          <w:p>
+            <w:pPr>
+              <w:jc w:val="center"/>
+            </w:pPr>
+            <w:r>
+              <w:rPr>
+                <w:rFonts w:ascii="Times New Roman" w:cs="Times New Roman" w:eastAsia="Times New Roman" w:hAnsi="Times New Roman"/>
+                <w:sz w:val="24"/>
+                <w:szCs w:val="24"/>
+              </w:rPr>
+              <w:t xml:space="preserve">[—]</w:t>
+            </w:r>
+          </w:p>
+        </w:tc>
+        <w:tc>
+          <w:tcPr>
+            <w:tcW w:type="dxa" w:w="1650"/>
+            <w:tcBorders>
+              <w:top w:val="single" w:color="AAAAAA" w:sz="1"/>
+              <w:left w:val="single" w:color="AAAAAA" w:sz="1"/>
+              <w:bottom w:val="single" w:color="AAAAAA" w:sz="1"/>
+              <w:right w:val="single" w:color="AAAAAA" w:sz="1"/>
+            </w:tcBorders>
+            <w:tcMar>
+              <w:top w:type="dxa" w:w="80"/>
+              <w:left w:type="dxa" w:w="120"/>
+              <w:bottom w:type="dxa" w:w="80"/>
+              <w:right w:type="dxa" w:w="120"/>
+            </w:tcMar>
+          </w:tcPr>
+          <w:p>
+            <w:pPr>
+              <w:jc w:val="center"/>
+            </w:pPr>
+            <w:r>
+              <w:rPr>
+                <w:rFonts w:ascii="Times New Roman" w:cs="Times New Roman" w:eastAsia="Times New Roman" w:hAnsi="Times New Roman"/>
+                <w:sz w:val="24"/>
+                <w:szCs w:val="24"/>
+              </w:rPr>
+              <w:t xml:space="preserve">[—]</w:t>
+            </w:r>
+          </w:p>
+        </w:tc>
+        <w:tc>
+          <w:tcPr>
+            <w:tcW w:type="dxa" w:w="1650"/>
+            <w:tcBorders>
+              <w:top w:val="single" w:color="AAAAAA" w:sz="1"/>
+              <w:left w:val="single" w:color="AAAAAA" w:sz="1"/>
+              <w:bottom w:val="single" w:color="AAAAAA" w:sz="1"/>
+              <w:right w:val="single" w:color="AAAAAA" w:sz="1"/>
+            </w:tcBorders>
+            <w:tcMar>
+              <w:top w:type="dxa" w:w="80"/>
+              <w:left w:type="dxa" w:w="120"/>
+              <w:bottom w:type="dxa" w:w="80"/>
+              <w:right w:type="dxa" w:w="120"/>
+            </w:tcMar>
+          </w:tcPr>
+          <w:p>
+            <w:pPr>
+              <w:jc w:val="center"/>
+            </w:pPr>
+            <w:r>
+              <w:rPr>
+                <w:rFonts w:ascii="Times New Roman" w:cs="Times New Roman" w:eastAsia="Times New Roman" w:hAnsi="Times New Roman"/>
+                <w:sz w:val="24"/>
+                <w:szCs w:val="24"/>
+              </w:rPr>
+              <w:t xml:space="preserve">[—]</w:t>
+            </w:r>
+          </w:p>
+        </w:tc>
+        <w:tc>
+          <w:tcPr>
+            <w:tcW w:type="dxa" w:w="1650"/>
+            <w:tcBorders>
+              <w:top w:val="single" w:color="AAAAAA" w:sz="1"/>
+              <w:left w:val="single" w:color="AAAAAA" w:sz="1"/>
+              <w:bottom w:val="single" w:color="AAAAAA" w:sz="1"/>
+              <w:right w:val="single" w:color="AAAAAA" w:sz="1"/>
+            </w:tcBorders>
+            <w:tcMar>
+              <w:top w:type="dxa" w:w="80"/>
+              <w:left w:type="dxa" w:w="120"/>
+              <w:bottom w:type="dxa" w:w="80"/>
+              <w:right w:type="dxa" w:w="120"/>
+            </w:tcMar>
+          </w:tcPr>
+          <w:p>
+            <w:pPr>
+              <w:jc w:val="center"/>
+            </w:pPr>
+            <w:r>
+              <w:rPr>
+                <w:rFonts w:ascii="Times New Roman" w:cs="Times New Roman" w:eastAsia="Times New Roman" w:hAnsi="Times New Roman"/>
+                <w:sz w:val="24"/>
+                <w:szCs w:val="24"/>
+              </w:rPr>
+              <w:t xml:space="preserve">[—]</w:t>
+            </w:r>
+          </w:p>
+        </w:tc>
+      </w:tr>
+      <w:tr>
+        <w:tc>
+          <w:tcPr>
+            <w:tcW w:type="dxa" w:w="2760"/>
+            <w:tcBorders>
+              <w:top w:val="single" w:color="AAAAAA" w:sz="1"/>
+              <w:left w:val="single" w:color="AAAAAA" w:sz="1"/>
+              <w:bottom w:val="single" w:color="AAAAAA" w:sz="1"/>
+              <w:right w:val="single" w:color="AAAAAA" w:sz="1"/>
+            </w:tcBorders>
+            <w:tcMar>
+              <w:top w:type="dxa" w:w="80"/>
+              <w:left w:type="dxa" w:w="120"/>
+              <w:bottom w:type="dxa" w:w="80"/>
+              <w:right w:type="dxa" w:w="120"/>
+            </w:tcMar>
+          </w:tcPr>
+          <w:p>
+            <w:pPr>
+              <w:jc w:val="left"/>
+            </w:pPr>
+            <w:r>
+              <w:rPr>
+                <w:rFonts w:ascii="Times New Roman" w:cs="Times New Roman" w:eastAsia="Times New Roman" w:hAnsi="Times New Roman"/>
+                <w:sz w:val="24"/>
+                <w:szCs w:val="24"/>
+              </w:rPr>
+              <w:t xml:space="preserve">Cardiomegaly</w:t>
+            </w:r>
+          </w:p>
+        </w:tc>
+        <w:tc>
+          <w:tcPr>
+            <w:tcW w:type="dxa" w:w="1650"/>
+            <w:tcBorders>
+              <w:top w:val="single" w:color="AAAAAA" w:sz="1"/>
+              <w:left w:val="single" w:color="AAAAAA" w:sz="1"/>
+              <w:bottom w:val="single" w:color="AAAAAA" w:sz="1"/>
+              <w:right w:val="single" w:color="AAAAAA" w:sz="1"/>
+            </w:tcBorders>
+            <w:tcMar>
+              <w:top w:type="dxa" w:w="80"/>
+              <w:left w:type="dxa" w:w="120"/>
+              <w:bottom w:type="dxa" w:w="80"/>
+              <w:right w:type="dxa" w:w="120"/>
+            </w:tcMar>
+          </w:tcPr>
+          <w:p>
+            <w:pPr>
+              <w:jc w:val="center"/>
+            </w:pPr>
+            <w:r>
+              <w:rPr>
+                <w:rFonts w:ascii="Times New Roman" w:cs="Times New Roman" w:eastAsia="Times New Roman" w:hAnsi="Times New Roman"/>
+                <w:sz w:val="24"/>
+                <w:szCs w:val="24"/>
+              </w:rPr>
+              <w:t xml:space="preserve">[—]</w:t>
+            </w:r>
+          </w:p>
+        </w:tc>
+        <w:tc>
+          <w:tcPr>
+            <w:tcW w:type="dxa" w:w="1650"/>
+            <w:tcBorders>
+              <w:top w:val="single" w:color="AAAAAA" w:sz="1"/>
+              <w:left w:val="single" w:color="AAAAAA" w:sz="1"/>
+              <w:bottom w:val="single" w:color="AAAAAA" w:sz="1"/>
+              <w:right w:val="single" w:color="AAAAAA" w:sz="1"/>
+            </w:tcBorders>
+            <w:tcMar>
+              <w:top w:type="dxa" w:w="80"/>
+              <w:left w:type="dxa" w:w="120"/>
+              <w:bottom w:type="dxa" w:w="80"/>
+              <w:right w:type="dxa" w:w="120"/>
+            </w:tcMar>
+          </w:tcPr>
+          <w:p>
+            <w:pPr>
+              <w:jc w:val="center"/>
+            </w:pPr>
+            <w:r>
+              <w:rPr>
+                <w:rFonts w:ascii="Times New Roman" w:cs="Times New Roman" w:eastAsia="Times New Roman" w:hAnsi="Times New Roman"/>
+                <w:sz w:val="24"/>
+                <w:szCs w:val="24"/>
+              </w:rPr>
+              <w:t xml:space="preserve">[—]</w:t>
+            </w:r>
+          </w:p>
+        </w:tc>
+        <w:tc>
+          <w:tcPr>
+            <w:tcW w:type="dxa" w:w="1650"/>
+            <w:tcBorders>
+              <w:top w:val="single" w:color="AAAAAA" w:sz="1"/>
+              <w:left w:val="single" w:color="AAAAAA" w:sz="1"/>
+              <w:bottom w:val="single" w:color="AAAAAA" w:sz="1"/>
+              <w:right w:val="single" w:color="AAAAAA" w:sz="1"/>
+            </w:tcBorders>
+            <w:tcMar>
+              <w:top w:type="dxa" w:w="80"/>
+              <w:left w:type="dxa" w:w="120"/>
+              <w:bottom w:type="dxa" w:w="80"/>
+              <w:right w:type="dxa" w:w="120"/>
+            </w:tcMar>
+          </w:tcPr>
+          <w:p>
+            <w:pPr>
+              <w:jc w:val="center"/>
+            </w:pPr>
+            <w:r>
+              <w:rPr>
+                <w:rFonts w:ascii="Times New Roman" w:cs="Times New Roman" w:eastAsia="Times New Roman" w:hAnsi="Times New Roman"/>
+                <w:sz w:val="24"/>
+                <w:szCs w:val="24"/>
+              </w:rPr>
+              <w:t xml:space="preserve">[—]</w:t>
+            </w:r>
+          </w:p>
+        </w:tc>
+        <w:tc>
+          <w:tcPr>
+            <w:tcW w:type="dxa" w:w="1650"/>
+            <w:tcBorders>
+              <w:top w:val="single" w:color="AAAAAA" w:sz="1"/>
+              <w:left w:val="single" w:color="AAAAAA" w:sz="1"/>
+              <w:bottom w:val="single" w:color="AAAAAA" w:sz="1"/>
+              <w:right w:val="single" w:color="AAAAAA" w:sz="1"/>
+            </w:tcBorders>
+            <w:tcMar>
+              <w:top w:type="dxa" w:w="80"/>
+              <w:left w:type="dxa" w:w="120"/>
+              <w:bottom w:type="dxa" w:w="80"/>
+              <w:right w:type="dxa" w:w="120"/>
+            </w:tcMar>
+          </w:tcPr>
+          <w:p>
+            <w:pPr>
+              <w:jc w:val="center"/>
+            </w:pPr>
+            <w:r>
+              <w:rPr>
+                <w:rFonts w:ascii="Times New Roman" w:cs="Times New Roman" w:eastAsia="Times New Roman" w:hAnsi="Times New Roman"/>
+                <w:sz w:val="24"/>
+                <w:szCs w:val="24"/>
+              </w:rPr>
+              <w:t xml:space="preserve">[—]</w:t>
+            </w:r>
+          </w:p>
+        </w:tc>
+      </w:tr>
+      <w:tr>
+        <w:tc>
+          <w:tcPr>
+            <w:tcW w:type="dxa" w:w="2760"/>
+            <w:tcBorders>
+              <w:top w:val="single" w:color="AAAAAA" w:sz="1"/>
+              <w:left w:val="single" w:color="AAAAAA" w:sz="1"/>
+              <w:bottom w:val="single" w:color="AAAAAA" w:sz="1"/>
+              <w:right w:val="single" w:color="AAAAAA" w:sz="1"/>
+            </w:tcBorders>
+            <w:tcMar>
+              <w:top w:type="dxa" w:w="80"/>
+              <w:left w:type="dxa" w:w="120"/>
+              <w:bottom w:type="dxa" w:w="80"/>
+              <w:right w:type="dxa" w:w="120"/>
+            </w:tcMar>
+          </w:tcPr>
+          <w:p>
+            <w:pPr>
+              <w:jc w:val="left"/>
+            </w:pPr>
+            <w:r>
+              <w:rPr>
+                <w:rFonts w:ascii="Times New Roman" w:cs="Times New Roman" w:eastAsia="Times New Roman" w:hAnsi="Times New Roman"/>
+                <w:sz w:val="24"/>
+                <w:szCs w:val="24"/>
+              </w:rPr>
+              <w:t xml:space="preserve">Nodule</w:t>
+            </w:r>
+          </w:p>
+        </w:tc>
+        <w:tc>
+          <w:tcPr>
+            <w:tcW w:type="dxa" w:w="1650"/>
+            <w:tcBorders>
+              <w:top w:val="single" w:color="AAAAAA" w:sz="1"/>
+              <w:left w:val="single" w:color="AAAAAA" w:sz="1"/>
+              <w:bottom w:val="single" w:color="AAAAAA" w:sz="1"/>
+              <w:right w:val="single" w:color="AAAAAA" w:sz="1"/>
+            </w:tcBorders>
+            <w:tcMar>
+              <w:top w:type="dxa" w:w="80"/>
+              <w:left w:type="dxa" w:w="120"/>
+              <w:bottom w:type="dxa" w:w="80"/>
+              <w:right w:type="dxa" w:w="120"/>
+            </w:tcMar>
+          </w:tcPr>
+          <w:p>
+            <w:pPr>
+              <w:jc w:val="center"/>
+            </w:pPr>
+            <w:r>
+              <w:rPr>
+                <w:rFonts w:ascii="Times New Roman" w:cs="Times New Roman" w:eastAsia="Times New Roman" w:hAnsi="Times New Roman"/>
+                <w:sz w:val="24"/>
+                <w:szCs w:val="24"/>
+              </w:rPr>
+              <w:t xml:space="preserve">[—]</w:t>
+            </w:r>
+          </w:p>
+        </w:tc>
+        <w:tc>
+          <w:tcPr>
+            <w:tcW w:type="dxa" w:w="1650"/>
+            <w:tcBorders>
+              <w:top w:val="single" w:color="AAAAAA" w:sz="1"/>
+              <w:left w:val="single" w:color="AAAAAA" w:sz="1"/>
+              <w:bottom w:val="single" w:color="AAAAAA" w:sz="1"/>
+              <w:right w:val="single" w:color="AAAAAA" w:sz="1"/>
+            </w:tcBorders>
+            <w:tcMar>
+              <w:top w:type="dxa" w:w="80"/>
+              <w:left w:type="dxa" w:w="120"/>
+              <w:bottom w:type="dxa" w:w="80"/>
+              <w:right w:type="dxa" w:w="120"/>
+            </w:tcMar>
+          </w:tcPr>
+          <w:p>
+            <w:pPr>
+              <w:jc w:val="center"/>
+            </w:pPr>
+            <w:r>
+              <w:rPr>
+                <w:rFonts w:ascii="Times New Roman" w:cs="Times New Roman" w:eastAsia="Times New Roman" w:hAnsi="Times New Roman"/>
+                <w:sz w:val="24"/>
+                <w:szCs w:val="24"/>
+              </w:rPr>
+              <w:t xml:space="preserve">[—]</w:t>
+            </w:r>
+          </w:p>
+        </w:tc>
+        <w:tc>
+          <w:tcPr>
+            <w:tcW w:type="dxa" w:w="1650"/>
+            <w:tcBorders>
+              <w:top w:val="single" w:color="AAAAAA" w:sz="1"/>
+              <w:left w:val="single" w:color="AAAAAA" w:sz="1"/>
+              <w:bottom w:val="single" w:color="AAAAAA" w:sz="1"/>
+              <w:right w:val="single" w:color="AAAAAA" w:sz="1"/>
+            </w:tcBorders>
+            <w:tcMar>
+              <w:top w:type="dxa" w:w="80"/>
+              <w:left w:type="dxa" w:w="120"/>
+              <w:bottom w:type="dxa" w:w="80"/>
+              <w:right w:type="dxa" w:w="120"/>
+            </w:tcMar>
+          </w:tcPr>
+          <w:p>
+            <w:pPr>
+              <w:jc w:val="center"/>
+            </w:pPr>
+            <w:r>
+              <w:rPr>
+                <w:rFonts w:ascii="Times New Roman" w:cs="Times New Roman" w:eastAsia="Times New Roman" w:hAnsi="Times New Roman"/>
+                <w:sz w:val="24"/>
+                <w:szCs w:val="24"/>
+              </w:rPr>
+              <w:t xml:space="preserve">[—]</w:t>
+            </w:r>
+          </w:p>
+        </w:tc>
+        <w:tc>
+          <w:tcPr>
+            <w:tcW w:type="dxa" w:w="1650"/>
+            <w:tcBorders>
+              <w:top w:val="single" w:color="AAAAAA" w:sz="1"/>
+              <w:left w:val="single" w:color="AAAAAA" w:sz="1"/>
+              <w:bottom w:val="single" w:color="AAAAAA" w:sz="1"/>
+              <w:right w:val="single" w:color="AAAAAA" w:sz="1"/>
+            </w:tcBorders>
+            <w:tcMar>
+              <w:top w:type="dxa" w:w="80"/>
+              <w:left w:type="dxa" w:w="120"/>
+              <w:bottom w:type="dxa" w:w="80"/>
+              <w:right w:type="dxa" w:w="120"/>
+            </w:tcMar>
+          </w:tcPr>
+          <w:p>
+            <w:pPr>
+              <w:jc w:val="center"/>
+            </w:pPr>
+            <w:r>
+              <w:rPr>
+                <w:rFonts w:ascii="Times New Roman" w:cs="Times New Roman" w:eastAsia="Times New Roman" w:hAnsi="Times New Roman"/>
+                <w:sz w:val="24"/>
+                <w:szCs w:val="24"/>
+              </w:rPr>
+              <w:t xml:space="preserve">[—]</w:t>
+            </w:r>
+          </w:p>
+        </w:tc>
+      </w:tr>
+      <w:tr>
+        <w:tc>
+          <w:tcPr>
+            <w:tcW w:type="dxa" w:w="2760"/>
+            <w:tcBorders>
+              <w:top w:val="single" w:color="AAAAAA" w:sz="1"/>
+              <w:left w:val="single" w:color="AAAAAA" w:sz="1"/>
+              <w:bottom w:val="single" w:color="AAAAAA" w:sz="1"/>
+              <w:right w:val="single" w:color="AAAAAA" w:sz="1"/>
+            </w:tcBorders>
+            <w:tcMar>
+              <w:top w:type="dxa" w:w="80"/>
+              <w:left w:type="dxa" w:w="120"/>
+              <w:bottom w:type="dxa" w:w="80"/>
+              <w:right w:type="dxa" w:w="120"/>
+            </w:tcMar>
+          </w:tcPr>
+          <w:p>
+            <w:pPr>
+              <w:jc w:val="left"/>
+            </w:pPr>
+            <w:r>
+              <w:rPr>
+                <w:rFonts w:ascii="Times New Roman" w:cs="Times New Roman" w:eastAsia="Times New Roman" w:hAnsi="Times New Roman"/>
+                <w:sz w:val="24"/>
+                <w:szCs w:val="24"/>
+              </w:rPr>
+              <w:t xml:space="preserve">Mass</w:t>
+            </w:r>
+          </w:p>
+        </w:tc>
+        <w:tc>
+          <w:tcPr>
+            <w:tcW w:type="dxa" w:w="1650"/>
+            <w:tcBorders>
+              <w:top w:val="single" w:color="AAAAAA" w:sz="1"/>
+              <w:left w:val="single" w:color="AAAAAA" w:sz="1"/>
+              <w:bottom w:val="single" w:color="AAAAAA" w:sz="1"/>
+              <w:right w:val="single" w:color="AAAAAA" w:sz="1"/>
+            </w:tcBorders>
+            <w:tcMar>
+              <w:top w:type="dxa" w:w="80"/>
+              <w:left w:type="dxa" w:w="120"/>
+              <w:bottom w:type="dxa" w:w="80"/>
+              <w:right w:type="dxa" w:w="120"/>
+            </w:tcMar>
+          </w:tcPr>
+          <w:p>
+            <w:pPr>
+              <w:jc w:val="center"/>
+            </w:pPr>
+            <w:r>
+              <w:rPr>
+                <w:rFonts w:ascii="Times New Roman" w:cs="Times New Roman" w:eastAsia="Times New Roman" w:hAnsi="Times New Roman"/>
+                <w:sz w:val="24"/>
+                <w:szCs w:val="24"/>
+              </w:rPr>
+              <w:t xml:space="preserve">[—]</w:t>
+            </w:r>
+          </w:p>
+        </w:tc>
+        <w:tc>
+          <w:tcPr>
+            <w:tcW w:type="dxa" w:w="1650"/>
+            <w:tcBorders>
+              <w:top w:val="single" w:color="AAAAAA" w:sz="1"/>
+              <w:left w:val="single" w:color="AAAAAA" w:sz="1"/>
+              <w:bottom w:val="single" w:color="AAAAAA" w:sz="1"/>
+              <w:right w:val="single" w:color="AAAAAA" w:sz="1"/>
+            </w:tcBorders>
+            <w:tcMar>
+              <w:top w:type="dxa" w:w="80"/>
+              <w:left w:type="dxa" w:w="120"/>
+              <w:bottom w:type="dxa" w:w="80"/>
+              <w:right w:type="dxa" w:w="120"/>
+            </w:tcMar>
+          </w:tcPr>
+          <w:p>
+            <w:pPr>
+              <w:jc w:val="center"/>
+            </w:pPr>
+            <w:r>
+              <w:rPr>
+                <w:rFonts w:ascii="Times New Roman" w:cs="Times New Roman" w:eastAsia="Times New Roman" w:hAnsi="Times New Roman"/>
+                <w:sz w:val="24"/>
+                <w:szCs w:val="24"/>
+              </w:rPr>
+              <w:t xml:space="preserve">[—]</w:t>
+            </w:r>
+          </w:p>
+        </w:tc>
+        <w:tc>
+          <w:tcPr>
+            <w:tcW w:type="dxa" w:w="1650"/>
+            <w:tcBorders>
+              <w:top w:val="single" w:color="AAAAAA" w:sz="1"/>
+              <w:left w:val="single" w:color="AAAAAA" w:sz="1"/>
+              <w:bottom w:val="single" w:color="AAAAAA" w:sz="1"/>
+              <w:right w:val="single" w:color="AAAAAA" w:sz="1"/>
+            </w:tcBorders>
+            <w:tcMar>
+              <w:top w:type="dxa" w:w="80"/>
+              <w:left w:type="dxa" w:w="120"/>
+              <w:bottom w:type="dxa" w:w="80"/>
+              <w:right w:type="dxa" w:w="120"/>
+            </w:tcMar>
+          </w:tcPr>
+          <w:p>
+            <w:pPr>
+              <w:jc w:val="center"/>
+            </w:pPr>
+            <w:r>
+              <w:rPr>
+                <w:rFonts w:ascii="Times New Roman" w:cs="Times New Roman" w:eastAsia="Times New Roman" w:hAnsi="Times New Roman"/>
+                <w:sz w:val="24"/>
+                <w:szCs w:val="24"/>
+              </w:rPr>
+              <w:t xml:space="preserve">[—]</w:t>
+            </w:r>
+          </w:p>
+        </w:tc>
+        <w:tc>
+          <w:tcPr>
+            <w:tcW w:type="dxa" w:w="1650"/>
+            <w:tcBorders>
+              <w:top w:val="single" w:color="AAAAAA" w:sz="1"/>
+              <w:left w:val="single" w:color="AAAAAA" w:sz="1"/>
+              <w:bottom w:val="single" w:color="AAAAAA" w:sz="1"/>
+              <w:right w:val="single" w:color="AAAAAA" w:sz="1"/>
+            </w:tcBorders>
+            <w:tcMar>
+              <w:top w:type="dxa" w:w="80"/>
+              <w:left w:type="dxa" w:w="120"/>
+              <w:bottom w:type="dxa" w:w="80"/>
+              <w:right w:type="dxa" w:w="120"/>
+            </w:tcMar>
+          </w:tcPr>
+          <w:p>
+            <w:pPr>
+              <w:jc w:val="center"/>
+            </w:pPr>
+            <w:r>
+              <w:rPr>
+                <w:rFonts w:ascii="Times New Roman" w:cs="Times New Roman" w:eastAsia="Times New Roman" w:hAnsi="Times New Roman"/>
+                <w:sz w:val="24"/>
+                <w:szCs w:val="24"/>
+              </w:rPr>
+              <w:t xml:space="preserve">[—]</w:t>
+            </w:r>
+          </w:p>
+        </w:tc>
+      </w:tr>
+      <w:tr>
+        <w:tc>
+          <w:tcPr>
+            <w:tcW w:type="dxa" w:w="2760"/>
+            <w:tcBorders>
+              <w:top w:val="single" w:color="AAAAAA" w:sz="1"/>
+              <w:left w:val="single" w:color="AAAAAA" w:sz="1"/>
+              <w:bottom w:val="single" w:color="AAAAAA" w:sz="1"/>
+              <w:right w:val="single" w:color="AAAAAA" w:sz="1"/>
+            </w:tcBorders>
+            <w:tcMar>
+              <w:top w:type="dxa" w:w="80"/>
+              <w:left w:type="dxa" w:w="120"/>
+              <w:bottom w:type="dxa" w:w="80"/>
+              <w:right w:type="dxa" w:w="120"/>
+            </w:tcMar>
+          </w:tcPr>
+          <w:p>
+            <w:pPr>
+              <w:jc w:val="left"/>
+            </w:pPr>
+            <w:r>
+              <w:rPr>
+                <w:rFonts w:ascii="Times New Roman" w:cs="Times New Roman" w:eastAsia="Times New Roman" w:hAnsi="Times New Roman"/>
+                <w:sz w:val="24"/>
+                <w:szCs w:val="24"/>
+              </w:rPr>
+              <w:t xml:space="preserve">Hernia</w:t>
+            </w:r>
+          </w:p>
+        </w:tc>
+        <w:tc>
+          <w:tcPr>
+            <w:tcW w:type="dxa" w:w="1650"/>
+            <w:tcBorders>
+              <w:top w:val="single" w:color="AAAAAA" w:sz="1"/>
+              <w:left w:val="single" w:color="AAAAAA" w:sz="1"/>
+              <w:bottom w:val="single" w:color="AAAAAA" w:sz="1"/>
+              <w:right w:val="single" w:color="AAAAAA" w:sz="1"/>
+            </w:tcBorders>
+            <w:tcMar>
+              <w:top w:type="dxa" w:w="80"/>
+              <w:left w:type="dxa" w:w="120"/>
+              <w:bottom w:type="dxa" w:w="80"/>
+              <w:right w:type="dxa" w:w="120"/>
+            </w:tcMar>
+          </w:tcPr>
+          <w:p>
+            <w:pPr>
+              <w:jc w:val="center"/>
+            </w:pPr>
+            <w:r>
+              <w:rPr>
+                <w:rFonts w:ascii="Times New Roman" w:cs="Times New Roman" w:eastAsia="Times New Roman" w:hAnsi="Times New Roman"/>
+                <w:sz w:val="24"/>
+                <w:szCs w:val="24"/>
+              </w:rPr>
+              <w:t xml:space="preserve">[—]</w:t>
+            </w:r>
+          </w:p>
+        </w:tc>
+        <w:tc>
+          <w:tcPr>
+            <w:tcW w:type="dxa" w:w="1650"/>
+            <w:tcBorders>
+              <w:top w:val="single" w:color="AAAAAA" w:sz="1"/>
+              <w:left w:val="single" w:color="AAAAAA" w:sz="1"/>
+              <w:bottom w:val="single" w:color="AAAAAA" w:sz="1"/>
+              <w:right w:val="single" w:color="AAAAAA" w:sz="1"/>
+            </w:tcBorders>
+            <w:tcMar>
+              <w:top w:type="dxa" w:w="80"/>
+              <w:left w:type="dxa" w:w="120"/>
+              <w:bottom w:type="dxa" w:w="80"/>
+              <w:right w:type="dxa" w:w="120"/>
+            </w:tcMar>
+          </w:tcPr>
+          <w:p>
+            <w:pPr>
+              <w:jc w:val="center"/>
+            </w:pPr>
+            <w:r>
+              <w:rPr>
+                <w:rFonts w:ascii="Times New Roman" w:cs="Times New Roman" w:eastAsia="Times New Roman" w:hAnsi="Times New Roman"/>
+                <w:sz w:val="24"/>
+                <w:szCs w:val="24"/>
+              </w:rPr>
+              <w:t xml:space="preserve">[—]</w:t>
+            </w:r>
+          </w:p>
+        </w:tc>
+        <w:tc>
+          <w:tcPr>
+            <w:tcW w:type="dxa" w:w="1650"/>
+            <w:tcBorders>
+              <w:top w:val="single" w:color="AAAAAA" w:sz="1"/>
+              <w:left w:val="single" w:color="AAAAAA" w:sz="1"/>
+              <w:bottom w:val="single" w:color="AAAAAA" w:sz="1"/>
+              <w:right w:val="single" w:color="AAAAAA" w:sz="1"/>
+            </w:tcBorders>
+            <w:tcMar>
+              <w:top w:type="dxa" w:w="80"/>
+              <w:left w:type="dxa" w:w="120"/>
+              <w:bottom w:type="dxa" w:w="80"/>
+              <w:right w:type="dxa" w:w="120"/>
+            </w:tcMar>
+          </w:tcPr>
+          <w:p>
+            <w:pPr>
+              <w:jc w:val="center"/>
+            </w:pPr>
+            <w:r>
+              <w:rPr>
+                <w:rFonts w:ascii="Times New Roman" w:cs="Times New Roman" w:eastAsia="Times New Roman" w:hAnsi="Times New Roman"/>
+                <w:sz w:val="24"/>
+                <w:szCs w:val="24"/>
+              </w:rPr>
+              <w:t xml:space="preserve">[—]</w:t>
+            </w:r>
+          </w:p>
+        </w:tc>
+        <w:tc>
+          <w:tcPr>
+            <w:tcW w:type="dxa" w:w="1650"/>
+            <w:tcBorders>
+              <w:top w:val="single" w:color="AAAAAA" w:sz="1"/>
+              <w:left w:val="single" w:color="AAAAAA" w:sz="1"/>
+              <w:bottom w:val="single" w:color="AAAAAA" w:sz="1"/>
+              <w:right w:val="single" w:color="AAAAAA" w:sz="1"/>
+            </w:tcBorders>
+            <w:tcMar>
+              <w:top w:type="dxa" w:w="80"/>
+              <w:left w:type="dxa" w:w="120"/>
+              <w:bottom w:type="dxa" w:w="80"/>
+              <w:right w:type="dxa" w:w="120"/>
+            </w:tcMar>
+          </w:tcPr>
+          <w:p>
+            <w:pPr>
+              <w:jc w:val="center"/>
+            </w:pPr>
+            <w:r>
+              <w:rPr>
+                <w:rFonts w:ascii="Times New Roman" w:cs="Times New Roman" w:eastAsia="Times New Roman" w:hAnsi="Times New Roman"/>
+                <w:sz w:val="24"/>
+                <w:szCs w:val="24"/>
+              </w:rPr>
+              <w:t xml:space="preserve">[—]</w:t>
+            </w:r>
+          </w:p>
+        </w:tc>
+      </w:tr>
+    </w:tbl>
+    <w:p>
+      <w:pPr>
+        <w:spacing w:after="80"/>
+      </w:pPr>
+      <w:r>
+        <w:t xml:space="preserve"/>
+      </w:r>
+    </w:p>
+    <w:p>
+      <w:pPr>
+        <w:spacing w:after="160" w:line="360"/>
+        <w:jc w:val="both"/>
+      </w:pPr>
+      <w:r>
+        <w:rPr>
+          <w:rFonts w:ascii="Times New Roman" w:cs="Times New Roman" w:eastAsia="Times New Roman" w:hAnsi="Times New Roman"/>
+          <w:b/>
+          <w:bCs/>
+          <w:sz w:val="24"/>
+          <w:szCs w:val="24"/>
+        </w:rPr>
+        <w:t xml:space="preserve">TABLE VII. </w:t>
+      </w:r>
+      <w:r>
+        <w:rPr>
+          <w:rFonts w:ascii="Times New Roman" w:cs="Times New Roman" w:eastAsia="Times New Roman" w:hAnsi="Times New Roman"/>
+          <w:i/>
+          <w:iCs/>
+          <w:sz w:val="24"/>
+          <w:szCs w:val="24"/>
+        </w:rPr>
+        <w:t xml:space="preserve">Per-pathology detection rate and binary classification metrics for the stacking ensemble on the NIH ChestX-ray14 test set. Detection rate represents the proportion of images carrying each disease label that are correctly classified as abnormal (class 1) by the binary triage model.</w:t>
+      </w:r>
+    </w:p>
+    <w:p>
+      <w:pPr>
+        <w:spacing w:after="80"/>
+      </w:pPr>
+      <w:r>
+        <w:t xml:space="preserve"/>
+      </w:r>
+    </w:p>
+    <w:p>
+      <w:pPr>
+        <w:spacing w:after="160" w:line="360"/>
+        <w:jc w:val="both"/>
+      </w:pPr>
+      <w:r>
+        <w:rPr>
+          <w:rFonts w:ascii="Times New Roman" w:cs="Times New Roman" w:eastAsia="Times New Roman" w:hAnsi="Times New Roman"/>
+          <w:i/>
+          <w:iCs/>
+          <w:color w:val="CC0000"/>
+          <w:sz w:val="24"/>
+          <w:szCs w:val="24"/>
+        </w:rPr>
+        <w:t xml:space="preserve">[PLACEHOLDER: After training runs, add 3–4 sentences interpreting the per-pathology breakdown. Expected pattern: visually distinctive diseases (Cardiomegaly, Pneumothorax, Effusion) should show high detection rates; subtle or rare diseases (Hernia, Fibrosis, Nodule) may show lower rates. This pattern, if observed, provides clinically meaningful nuance to the aggregate MCC result.]</w:t>
+      </w:r>
+    </w:p>
+    <w:p>
+      <w:pPr>
+        <w:spacing w:after="80"/>
+      </w:pPr>
+      <w:r>
+        <w:t xml:space="preserve"/>
+      </w:r>
+    </w:p>
+    <w:p>
+      <w:r>
+        <w:br/>
+      </w:r>
+    </w:p>
+    <w:p>
+      <w:pPr>
+        <w:pStyle w:val="Heading1"/>
+        <w:spacing w:after="200" w:before="400"/>
+      </w:pPr>
+      <w:r>
+        <w:rPr>
+          <w:rFonts w:ascii="Times New Roman" w:cs="Times New Roman" w:eastAsia="Times New Roman" w:hAnsi="Times New Roman"/>
+          <w:b/>
+          <w:bCs/>
+          <w:sz w:val="28"/>
+          <w:szCs w:val="28"/>
+        </w:rPr>
+        <w:t xml:space="preserve">VI. DISCUSSION</w:t>
+      </w:r>
+    </w:p>
+    <w:p>
+      <w:pPr>
+        <w:pStyle w:val="Heading2"/>
+        <w:spacing w:after="160" w:before="300"/>
+      </w:pPr>
+      <w:r>
+        <w:rPr>
+          <w:rFonts w:ascii="Times New Roman" w:cs="Times New Roman" w:eastAsia="Times New Roman" w:hAnsi="Times New Roman"/>
+          <w:b/>
+          <w:bCs/>
+          <w:sz w:val="26"/>
+          <w:szCs w:val="26"/>
+        </w:rPr>
+        <w:t xml:space="preserve">A. Why the Stacking Architecture Outperforms Individual Backbones</w:t>
+      </w:r>
+    </w:p>
+    <w:p>
+      <w:pPr>
+        <w:spacing w:after="160" w:line="360"/>
+        <w:jc w:val="both"/>
+      </w:pPr>
+      <w:r>
+        <w:rPr>
+          <w:rFonts w:ascii="Times New Roman" w:cs="Times New Roman" w:eastAsia="Times New Roman" w:hAnsi="Times New Roman"/>
+          <w:sz w:val="24"/>
+          <w:szCs w:val="24"/>
+        </w:rPr>
+        <w:t xml:space="preserve">The performance advantage of the stacking ensemble over individual backbone models is attributable to three complementary mechanisms. First, architectural diversity ensures that the six base models make meaningfully different errors on the same input images. A convolutional model such as EfficientNet-B3 applies local filters that are well-suited to detecting texture-defined pathologies — consolidation boundaries, nodule margins, and infiltrate patterns — but may miss large-scale structural abnormalities such as cardiomegaly or pleural effusion that manifest as global changes in cardiac silhouette or pleural contour. A pure transformer such as ViT-Base, by contrast, models long-range spatial relationships across the entire image through self-attention, capturing global abnormalities that require contextual reasoning about distant anatomical regions. The Swin Transformer and ConvNeXt occupy intermediate positions in this spectrum, providing complementary representations that neither pure CNNs nor pure transformers produce alone.</w:t>
+      </w:r>
+    </w:p>
+    <w:p>
+      <w:pPr>
+        <w:spacing w:after="80"/>
+      </w:pPr>
+      <w:r>
+        <w:t xml:space="preserve"/>
+      </w:r>
+    </w:p>
+    <w:p>
+      <w:pPr>
+        <w:spacing w:after="160" w:line="360"/>
+        <w:jc w:val="both"/>
+      </w:pPr>
+      <w:r>
+        <w:rPr>
+          <w:rFonts w:ascii="Times New Roman" w:cs="Times New Roman" w:eastAsia="Times New Roman" w:hAnsi="Times New Roman"/>
+          <w:sz w:val="24"/>
+          <w:szCs w:val="24"/>
+        </w:rPr>
+        <w:t xml:space="preserve">Second, the CatBoost meta-learner's learned combination of base model probabilities is strictly more expressive than fixed-weight averaging. During training, CatBoost learns that certain models are more reliable for specific prediction ranges — for example, that high-confidence predictions from DenseNet-121 (the CheXNet baseline) warrant additional weight, while uncertain predictions from any single model should be discounted when other models disagree. This adaptive weighting cannot be captured by uniform averaging or majority voting, which treat all models equally regardless of prediction confidence or inter-model agreement.</w:t>
+      </w:r>
+    </w:p>
+    <w:p>
+      <w:pPr>
+        <w:spacing w:after="80"/>
+      </w:pPr>
+      <w:r>
+        <w:t xml:space="preserve"/>
+      </w:r>
+    </w:p>
+    <w:p>
+      <w:pPr>
+        <w:spacing w:after="160" w:line="360"/>
+        <w:jc w:val="both"/>
+      </w:pPr>
+      <w:r>
+        <w:rPr>
+          <w:rFonts w:ascii="Times New Roman" w:cs="Times New Roman" w:eastAsia="Times New Roman" w:hAnsi="Times New Roman"/>
+          <w:sz w:val="24"/>
+          <w:szCs w:val="24"/>
+        </w:rPr>
+        <w:t xml:space="preserve">Third, patient metadata — age and sex — provides signal that visual features alone cannot encode. Chest X-ray appearance varies systematically with patient age: younger patients have higher lung parenchymal density, while older patients show more baseline architectural changes that can mimic pathology. Sex differences in chest wall geometry and baseline cardiac size also affect apparent abnormality. By integrating these demographic features at the meta-learner stage, the framework can calibrate visual predictions against known population-level risk patterns — a form of clinical reasoning that single-model approaches discard entirely.</w:t>
+      </w:r>
+    </w:p>
+    <w:p>
+      <w:pPr>
+        <w:spacing w:after="80"/>
+      </w:pPr>
+      <w:r>
+        <w:t xml:space="preserve"/>
+      </w:r>
+    </w:p>
+    <w:p>
+      <w:pPr>
+        <w:pStyle w:val="Heading2"/>
+        <w:spacing w:after="160" w:before="300"/>
+      </w:pPr>
+      <w:r>
+        <w:rPr>
+          <w:rFonts w:ascii="Times New Roman" w:cs="Times New Roman" w:eastAsia="Times New Roman" w:hAnsi="Times New Roman"/>
+          <w:b/>
+          <w:bCs/>
+          <w:sz w:val="26"/>
+          <w:szCs w:val="26"/>
+        </w:rPr>
+        <w:t xml:space="preserve">B. The Importance of Leakage-Free OOF Cross-Validation</w:t>
+      </w:r>
+    </w:p>
+    <w:p>
+      <w:pPr>
+        <w:spacing w:after="160" w:line="360"/>
+        <w:jc w:val="both"/>
+      </w:pPr>
+      <w:r>
+        <w:rPr>
+          <w:rFonts w:ascii="Times New Roman" w:cs="Times New Roman" w:eastAsia="Times New Roman" w:hAnsi="Times New Roman"/>
+          <w:sz w:val="24"/>
+          <w:szCs w:val="24"/>
+        </w:rPr>
+        <w:t xml:space="preserve">The OOF cross-validation protocol is not merely a methodological nicety — it is a necessary condition for valid performance estimation of the stacking framework. To illustrate the impact of leakage, consider that in-sample predictions from a fine-tuned vision model on its own training data are substantially more confident and accurate than out-of-sample predictions, because the model has partially memorised training examples during gradient updates. A meta-learner trained on these overfit predictions learns to exploit memorisation signals that are absent at test time, producing a system that appears to perform well on internal validation but degrades on genuinely held-out data.</w:t>
+      </w:r>
+    </w:p>
+    <w:p>
+      <w:pPr>
+        <w:spacing w:after="80"/>
+      </w:pPr>
+      <w:r>
+        <w:t xml:space="preserve"/>
+      </w:r>
+    </w:p>
+    <w:p>
+      <w:pPr>
+        <w:spacing w:after="160" w:line="360"/>
+        <w:jc w:val="both"/>
+      </w:pPr>
+      <w:r>
+        <w:rPr>
+          <w:rFonts w:ascii="Times New Roman" w:cs="Times New Roman" w:eastAsia="Times New Roman" w:hAnsi="Times New Roman"/>
+          <w:sz w:val="24"/>
+          <w:szCs w:val="24"/>
+        </w:rPr>
+        <w:t xml:space="preserve">The patient-level stratification of OOF folds adds a further layer of validity. As discussed in Section III-C, ChestX-ray14 patients contribute multiple follow-up images, and naive image-level splitting allows the same patient's anatomy to appear across train and validation partitions. Patient-level OOF folding ensures that each patient appears in exactly one fold's validation set, eliminating the patient leakage that has been identified as a source of inflated performance in prior ChestX-ray14 benchmarks [CITE]. The ablation study results (Section V-C) quantify the performance difference between our OOF approach and naive in-sample meta-learner training, providing empirical evidence for the importance of this design choice.</w:t>
+      </w:r>
+    </w:p>
+    <w:p>
+      <w:pPr>
+        <w:spacing w:after="80"/>
+      </w:pPr>
+      <w:r>
+        <w:t xml:space="preserve"/>
+      </w:r>
+    </w:p>
+    <w:p>
+      <w:pPr>
+        <w:pStyle w:val="Heading2"/>
+        <w:spacing w:after="160" w:before="300"/>
+      </w:pPr>
+      <w:r>
+        <w:rPr>
+          <w:rFonts w:ascii="Times New Roman" w:cs="Times New Roman" w:eastAsia="Times New Roman" w:hAnsi="Times New Roman"/>
+          <w:b/>
+          <w:bCs/>
+          <w:sz w:val="26"/>
+          <w:szCs w:val="26"/>
+        </w:rPr>
+        <w:t xml:space="preserve">C. Clinical Applicability and Deployment Framing</w:t>
+      </w:r>
+    </w:p>
+    <w:p>
+      <w:pPr>
+        <w:spacing w:after="160" w:line="360"/>
+        <w:jc w:val="both"/>
+      </w:pPr>
+      <w:r>
+        <w:rPr>
+          <w:rFonts w:ascii="Times New Roman" w:cs="Times New Roman" w:eastAsia="Times New Roman" w:hAnsi="Times New Roman"/>
+          <w:sz w:val="24"/>
+          <w:szCs w:val="24"/>
+        </w:rPr>
+        <w:t xml:space="preserve">The proposed framework is designed and evaluated as a </w:t>
+      </w:r>
+      <w:r>
+        <w:rPr>
+          <w:rFonts w:ascii="Times New Roman" w:cs="Times New Roman" w:eastAsia="Times New Roman" w:hAnsi="Times New Roman"/>
+          <w:sz w:val="24"/>
+          <w:szCs w:val="24"/>
+        </w:rPr>
+      </w:r>
+      <w:r>
+        <w:rPr>
+          <w:rFonts w:ascii="Times New Roman" w:cs="Times New Roman" w:eastAsia="Times New Roman" w:hAnsi="Times New Roman"/>
+          <w:sz w:val="24"/>
+          <w:szCs w:val="24"/>
+        </w:rPr>
+        <w:t xml:space="preserve">, not as a diagnostic replacement for radiologists. This framing distinction is clinically and regulatorily significant. In a triage application, the model's output determines the priority with which a radiologist reviews a study — flagging abnormal studies for urgent attention and routing clearly normal studies to lower-priority queues — rather than replacing the radiologist's diagnostic judgment. This deployment paradigm is clinically appropriate for the binary classification task evaluated here and aligns with the recognised role of AI in augmenting rather than supplanting radiologist expertise [CITE].</w:t>
+      </w:r>
+    </w:p>
+    <w:p>
+      <w:pPr>
+        <w:spacing w:after="80"/>
+      </w:pPr>
+      <w:r>
+        <w:t xml:space="preserve"/>
+      </w:r>
+    </w:p>
+    <w:p>
+      <w:pPr>
+        <w:spacing w:after="160" w:line="360"/>
+        <w:jc w:val="both"/>
+      </w:pPr>
+      <w:r>
+        <w:rPr>
+          <w:rFonts w:ascii="Times New Roman" w:cs="Times New Roman" w:eastAsia="Times New Roman" w:hAnsi="Times New Roman"/>
+          <w:sz w:val="24"/>
+          <w:szCs w:val="24"/>
+        </w:rPr>
+        <w:t xml:space="preserve">In practical terms, a triage system using this framework would operate as follows. Each incoming chest X-ray study is passed through the six fine-tuned vision models in parallel, producing six predicted probabilities. These are combined with the patient's age and sex — available from the radiology information system at the time of study acquisition — and input to the CatBoost meta-learner. The resulting probability is compared against the MCC-optimal threshold τ*, producing a binary triage decision: normal (priority queue) or abnormal (urgent queue). The entire inference pipeline, once models are loaded into memory, adds negligible latency to the radiology workflow.</w:t>
+      </w:r>
+    </w:p>
+    <w:p>
+      <w:pPr>
+        <w:spacing w:after="80"/>
+      </w:pPr>
+      <w:r>
+        <w:t xml:space="preserve"/>
+      </w:r>
+    </w:p>
+    <w:p>
+      <w:pPr>
+        <w:spacing w:after="160" w:line="360"/>
+        <w:jc w:val="both"/>
+      </w:pPr>
+      <w:r>
+        <w:rPr>
+          <w:rFonts w:ascii="Times New Roman" w:cs="Times New Roman" w:eastAsia="Times New Roman" w:hAnsi="Times New Roman"/>
+          <w:sz w:val="24"/>
+          <w:szCs w:val="24"/>
+        </w:rPr>
+        <w:t xml:space="preserve">For deployment in a regulated healthcare environment, this framework would require prospective clinical validation, institutional review, and — in the United States — consideration of FDA Software as a Medical Device (SaMD) classification under the Digital Health Center of Excellence guidance. The current study provides the methodological foundation and benchmark performance required for such a regulatory pathway but does not constitute clinical validation.</w:t>
+      </w:r>
+    </w:p>
+    <w:p>
+      <w:pPr>
+        <w:spacing w:after="80"/>
+      </w:pPr>
+      <w:r>
+        <w:t xml:space="preserve"/>
+      </w:r>
+    </w:p>
+    <w:p>
+      <w:pPr>
+        <w:pStyle w:val="Heading2"/>
+        <w:spacing w:after="160" w:before="300"/>
+      </w:pPr>
+      <w:r>
+        <w:rPr>
+          <w:rFonts w:ascii="Times New Roman" w:cs="Times New Roman" w:eastAsia="Times New Roman" w:hAnsi="Times New Roman"/>
+          <w:b/>
+          <w:bCs/>
+          <w:sz w:val="26"/>
+          <w:szCs w:val="26"/>
+        </w:rPr>
+        <w:t xml:space="preserve">D. Feature Importance Analysis</w:t>
+      </w:r>
+    </w:p>
+    <w:p>
+      <w:pPr>
+        <w:spacing w:after="160" w:line="360"/>
+        <w:jc w:val="both"/>
+      </w:pPr>
+      <w:r>
+        <w:rPr>
+          <w:rFonts w:ascii="Times New Roman" w:cs="Times New Roman" w:eastAsia="Times New Roman" w:hAnsi="Times New Roman"/>
+          <w:sz w:val="24"/>
+          <w:szCs w:val="24"/>
+        </w:rPr>
+        <w:t xml:space="preserve">The CatBoost feature importance analysis (Fig. [X]) provides interpretable insight into how the meta-learner combines base model predictions. [PLACEHOLDER: Discuss the actual feature importance results after training runs. Template text below — replace with real findings.]</w:t>
+      </w:r>
+    </w:p>
+    <w:p>
+      <w:pPr>
+        <w:spacing w:after="80"/>
+      </w:pPr>
+      <w:r>
+        <w:t xml:space="preserve"/>
+      </w:r>
+    </w:p>
+    <w:p>
+      <w:pPr>
+        <w:spacing w:after="160" w:line="360"/>
+        <w:jc w:val="both"/>
+      </w:pPr>
+      <w:r>
+        <w:rPr>
+          <w:rFonts w:ascii="Times New Roman" w:cs="Times New Roman" w:eastAsia="Times New Roman" w:hAnsi="Times New Roman"/>
+          <w:sz w:val="24"/>
+          <w:szCs w:val="24"/>
+        </w:rPr>
+        <w:t xml:space="preserve">The relative importance of base model probabilities reflects the complementary strengths identified in Section VI-A — models with diverse architectural families contribute more independently useful signal, while architecturally similar models (e.g., EfficientNet-B3 and DenseNet-121, both CNN-based) show correlated importance rankings. Patient age contributes [X]% of total feature importance, confirming that demographic metadata carries genuine predictive signal beyond visual features alone. Patient sex contributes a smaller but non-trivial proportion, consistent with known sex-based differences in chest X-ray presentation.</w:t>
+      </w:r>
+    </w:p>
+    <w:p>
+      <w:pPr>
+        <w:spacing w:after="80"/>
+      </w:pPr>
+      <w:r>
+        <w:t xml:space="preserve"/>
+      </w:r>
+    </w:p>
+    <w:p>
+      <w:pPr>
+        <w:pStyle w:val="Heading2"/>
+        <w:spacing w:after="160" w:before="300"/>
+      </w:pPr>
+      <w:r>
+        <w:rPr>
+          <w:rFonts w:ascii="Times New Roman" w:cs="Times New Roman" w:eastAsia="Times New Roman" w:hAnsi="Times New Roman"/>
+          <w:b/>
+          <w:bCs/>
+          <w:sz w:val="26"/>
+          <w:szCs w:val="26"/>
+        </w:rPr>
+        <w:t xml:space="preserve">E. Limitations</w:t>
+      </w:r>
+    </w:p>
+    <w:p>
+      <w:pPr>
+        <w:spacing w:after="160" w:line="360"/>
+        <w:jc w:val="both"/>
+      </w:pPr>
+      <w:r>
+        <w:rPr>
+          <w:rFonts w:ascii="Times New Roman" w:cs="Times New Roman" w:eastAsia="Times New Roman" w:hAnsi="Times New Roman"/>
+          <w:sz w:val="24"/>
+          <w:szCs w:val="24"/>
+        </w:rPr>
+        <w:t xml:space="preserve">This study has several limitations that should be considered when interpreting results and designing future work.</w:t>
+      </w:r>
+    </w:p>
+    <w:p>
+      <w:pPr>
+        <w:spacing w:after="80"/>
+      </w:pPr>
+      <w:r>
+        <w:t xml:space="preserve"/>
+      </w:r>
+    </w:p>
+    <w:p>
+      <w:pPr>
+        <w:spacing w:after="160" w:line="360"/>
+        <w:jc w:val="both"/>
+      </w:pPr>
+      <w:r>
+        <w:rPr>
+          <w:rFonts w:ascii="Times New Roman" w:cs="Times New Roman" w:eastAsia="Times New Roman" w:hAnsi="Times New Roman"/>
+          <w:sz w:val="24"/>
+          <w:szCs w:val="24"/>
+        </w:rPr>
+        <w:t xml:space="preserve">First, the NIH ChestX-ray14 dataset carries known label noise: disease labels are derived from NLP processing of free-text radiology reports, with an estimated accuracy exceeding 90% but not approaching 100% [CITE Wang 2017]. Label noise introduces irreducible uncertainty in both training and evaluation. High-confidence predictions by the model on NLP-labelled negative examples may reflect genuine pathology that was missed in the radiology report rather than a model error, and vice versa. Ground truth derived from consensus radiologist annotation — as in the CheXpert dataset [CITE Irvin 2019] — would provide a more reliable evaluation foundation.</w:t>
+      </w:r>
+    </w:p>
+    <w:p>
+      <w:pPr>
+        <w:spacing w:after="80"/>
+      </w:pPr>
+      <w:r>
+        <w:t xml:space="preserve"/>
+      </w:r>
+    </w:p>
+    <w:p>
+      <w:pPr>
+        <w:spacing w:after="160" w:line="360"/>
+        <w:jc w:val="both"/>
+      </w:pPr>
+      <w:r>
+        <w:rPr>
+          <w:rFonts w:ascii="Times New Roman" w:cs="Times New Roman" w:eastAsia="Times New Roman" w:hAnsi="Times New Roman"/>
+          <w:sz w:val="24"/>
+          <w:szCs w:val="24"/>
+        </w:rPr>
+        <w:t xml:space="preserve">Second, binary consolidation of the 14-class label set creates a heterogeneous positive class. The model is trained to detect 'any abnormality,' but the visual signatures of hernia, cardiomegaly, and pneumonia are radically different. A model that performs well on aggregate binary MCC may nonetheless underperform on specific disease subgroups. The per-pathology breakdown in Section V-E partially addresses this, but a multi-label formulation — predicting each of the 14 diseases independently — would provide a more granular performance characterisation and is a natural direction for future work.</w:t>
+      </w:r>
+    </w:p>
+    <w:p>
+      <w:pPr>
+        <w:spacing w:after="80"/>
+      </w:pPr>
+      <w:r>
+        <w:t xml:space="preserve"/>
+      </w:r>
+    </w:p>
+    <w:p>
+      <w:pPr>
+        <w:spacing w:after="160" w:line="360"/>
+        <w:jc w:val="both"/>
+      </w:pPr>
+      <w:r>
+        <w:rPr>
+          <w:rFonts w:ascii="Times New Roman" w:cs="Times New Roman" w:eastAsia="Times New Roman" w:hAnsi="Times New Roman"/>
+          <w:sz w:val="24"/>
+          <w:szCs w:val="24"/>
+        </w:rPr>
+        <w:t xml:space="preserve">Third, the study does not include prospective clinical validation. All experiments are conducted on a retrospective dataset collected between 1992 and 2015 from a single institution (NIH Clinical Center). Performance on prospective data from diverse healthcare systems — including different imaging equipment, patient populations, and clinical protocols — may differ from the retrospective benchmark results reported here.</w:t>
+      </w:r>
+    </w:p>
+    <w:p>
+      <w:pPr>
+        <w:spacing w:after="80"/>
+      </w:pPr>
+      <w:r>
+        <w:t xml:space="preserve"/>
+      </w:r>
+    </w:p>
+    <w:p>
+      <w:pPr>
+        <w:spacing w:after="160" w:line="360"/>
+        <w:jc w:val="both"/>
+      </w:pPr>
+      <w:r>
+        <w:rPr>
+          <w:rFonts w:ascii="Times New Roman" w:cs="Times New Roman" w:eastAsia="Times New Roman" w:hAnsi="Times New Roman"/>
+          <w:sz w:val="24"/>
+          <w:szCs w:val="24"/>
+        </w:rPr>
+        <w:t xml:space="preserve">Fourth, the computational cost of training six vision models and generating OOF predictions is substantial and may limit accessibility for resource-constrained research environments. Future work could investigate whether a subset of three or four architecturally diverse backbones achieves comparable performance to the full six-model ensemble, reducing training cost while retaining the diversity benefits of stacking.</w:t>
+      </w:r>
+    </w:p>
+    <w:p>
+      <w:pPr>
+        <w:spacing w:after="80"/>
+      </w:pPr>
+      <w:r>
+        <w:t xml:space="preserve"/>
+      </w:r>
+    </w:p>
+    <w:p>
+      <w:pPr>
+        <w:pStyle w:val="Heading2"/>
+        <w:spacing w:after="160" w:before="300"/>
+      </w:pPr>
+      <w:r>
+        <w:rPr>
+          <w:rFonts w:ascii="Times New Roman" w:cs="Times New Roman" w:eastAsia="Times New Roman" w:hAnsi="Times New Roman"/>
+          <w:b/>
+          <w:bCs/>
+          <w:sz w:val="26"/>
+          <w:szCs w:val="26"/>
+        </w:rPr>
+        <w:t xml:space="preserve">F. Future Work</w:t>
+      </w:r>
+    </w:p>
+    <w:p>
+      <w:pPr>
+        <w:spacing w:after="160" w:line="360"/>
+        <w:jc w:val="both"/>
+      </w:pPr>
+      <w:r>
+        <w:rPr>
+          <w:rFonts w:ascii="Times New Roman" w:cs="Times New Roman" w:eastAsia="Times New Roman" w:hAnsi="Times New Roman"/>
+          <w:sz w:val="24"/>
+          <w:szCs w:val="24"/>
+        </w:rPr>
+        <w:t xml:space="preserve">Several directions extend the present work naturally. </w:t>
+      </w:r>
+      <w:r>
+        <w:rPr>
+          <w:rFonts w:ascii="Times New Roman" w:cs="Times New Roman" w:eastAsia="Times New Roman" w:hAnsi="Times New Roman"/>
+          <w:b/>
+          <w:bCs/>
+          <w:sz w:val="24"/>
+          <w:szCs w:val="24"/>
+        </w:rPr>
+        <w:t xml:space="preserve">Cross-population generalisation: </w:t>
+      </w:r>
+      <w:r>
+        <w:rPr>
+          <w:rFonts w:ascii="Times New Roman" w:cs="Times New Roman" w:eastAsia="Times New Roman" w:hAnsi="Times New Roman"/>
+          <w:sz w:val="24"/>
+          <w:szCs w:val="24"/>
+        </w:rPr>
+        <w:t xml:space="preserve">Applying the trained framework zero-shot to chest X-ray datasets from different patient populations — in particular the VinBigData dataset from Vietnamese hospitals [CITE] — would test whether the learned representations and meta-learner weights transfer across demographic and equipment distributions. Systematic evaluation of class imbalance correction strategies in this transfer setting is the focus of a companion study.</w:t>
+      </w:r>
+    </w:p>
+    <w:p>
+      <w:pPr>
+        <w:spacing w:after="80"/>
+      </w:pPr>
+      <w:r>
+        <w:t xml:space="preserve"/>
+      </w:r>
+    </w:p>
+    <w:p>
+      <w:pPr>
+        <w:spacing w:after="160" w:line="360"/>
+        <w:jc w:val="both"/>
+      </w:pPr>
+      <w:r>
+        <w:rPr>
+          <w:rFonts w:ascii="Times New Roman" w:cs="Times New Roman" w:eastAsia="Times New Roman" w:hAnsi="Times New Roman"/>
+          <w:b/>
+          <w:bCs/>
+          <w:sz w:val="24"/>
+          <w:szCs w:val="24"/>
+        </w:rPr>
+        <w:t xml:space="preserve">Multi-label extension: </w:t>
+      </w:r>
+      <w:r>
+        <w:rPr>
+          <w:rFonts w:ascii="Times New Roman" w:cs="Times New Roman" w:eastAsia="Times New Roman" w:hAnsi="Times New Roman"/>
+          <w:sz w:val="24"/>
+          <w:szCs w:val="24"/>
+        </w:rPr>
+        <w:t xml:space="preserve">Extending the binary triage framework to predict all 14 ChestX-ray14 disease labels simultaneously would substantially increase clinical utility. Each vision backbone would produce 14 output probabilities, and a separate CatBoost meta-learner would be trained per disease class, enabling the stacking approach to scale to multi-label settings.</w:t>
+      </w:r>
+    </w:p>
+    <w:p>
+      <w:pPr>
+        <w:spacing w:after="80"/>
+      </w:pPr>
+      <w:r>
+        <w:t xml:space="preserve"/>
+      </w:r>
+    </w:p>
+    <w:p>
+      <w:pPr>
+        <w:spacing w:after="160" w:line="360"/>
+        <w:jc w:val="both"/>
+      </w:pPr>
+      <w:r>
+        <w:rPr>
+          <w:rFonts w:ascii="Times New Roman" w:cs="Times New Roman" w:eastAsia="Times New Roman" w:hAnsi="Times New Roman"/>
+          <w:b/>
+          <w:bCs/>
+          <w:sz w:val="24"/>
+          <w:szCs w:val="24"/>
+        </w:rPr>
+        <w:t xml:space="preserve">Explainability: </w:t>
+      </w:r>
+      <w:r>
+        <w:rPr>
+          <w:rFonts w:ascii="Times New Roman" w:cs="Times New Roman" w:eastAsia="Times New Roman" w:hAnsi="Times New Roman"/>
+          <w:sz w:val="24"/>
+          <w:szCs w:val="24"/>
+        </w:rPr>
+        <w:t xml:space="preserve">Gradient-weighted Class Activation Maps (Grad-CAM) [CITE] applied to individual backbone predictions would provide spatially localised explanations for abnormality detections, increasing interpretability for radiologist review. Integrating saliency maps into the triage workflow — highlighting the image regions driving each model's prediction — is a clinically meaningful extension.</w:t>
+      </w:r>
+    </w:p>
+    <w:p>
+      <w:pPr>
+        <w:spacing w:after="80"/>
+      </w:pPr>
+      <w:r>
+        <w:t xml:space="preserve"/>
+      </w:r>
+    </w:p>
+    <w:p>
+      <w:pPr>
+        <w:spacing w:after="160" w:line="360"/>
+        <w:jc w:val="both"/>
+      </w:pPr>
+      <w:r>
+        <w:rPr>
+          <w:rFonts w:ascii="Times New Roman" w:cs="Times New Roman" w:eastAsia="Times New Roman" w:hAnsi="Times New Roman"/>
+          <w:b/>
+          <w:bCs/>
+          <w:sz w:val="24"/>
+          <w:szCs w:val="24"/>
+        </w:rPr>
+        <w:t xml:space="preserve">Efficient deployment: </w:t>
+      </w:r>
+      <w:r>
+        <w:rPr>
+          <w:rFonts w:ascii="Times New Roman" w:cs="Times New Roman" w:eastAsia="Times New Roman" w:hAnsi="Times New Roman"/>
+          <w:sz w:val="24"/>
+          <w:szCs w:val="24"/>
+        </w:rPr>
+        <w:t xml:space="preserve">Model compression techniques — including post-training quantisation, pruning, and knowledge distillation — could reduce the inference footprint of the six-model ensemble to enable deployment on edge hardware in resource-constrained clinical environments. Benchmarking the accuracy-latency tradeoff of compressed model variants on embedded targets is a natural direction for collaborative work at the intersection of medical AI and embedded systems engineering.</w:t>
+      </w:r>
+    </w:p>
+    <w:p>
+      <w:pPr>
+        <w:spacing w:after="80"/>
+      </w:pPr>
+      <w:r>
+        <w:t xml:space="preserve"/>
+      </w:r>
+    </w:p>
+    <w:p>
+      <w:r>
+        <w:br/>
+      </w:r>
+    </w:p>
+    <w:p>
+      <w:pPr>
+        <w:pStyle w:val="Heading1"/>
+        <w:spacing w:after="200" w:before="400"/>
+      </w:pPr>
+      <w:r>
+        <w:rPr>
+          <w:rFonts w:ascii="Times New Roman" w:cs="Times New Roman" w:eastAsia="Times New Roman" w:hAnsi="Times New Roman"/>
+          <w:b/>
+          <w:bCs/>
+          <w:sz w:val="28"/>
+          <w:szCs w:val="28"/>
+        </w:rPr>
+        <w:t xml:space="preserve">VII. CONCLUSION</w:t>
+      </w:r>
+    </w:p>
+    <w:p>
+      <w:pPr>
+        <w:spacing w:after="160" w:line="360"/>
+        <w:jc w:val="both"/>
+      </w:pPr>
+      <w:r>
+        <w:rPr>
+          <w:rFonts w:ascii="Times New Roman" w:cs="Times New Roman" w:eastAsia="Times New Roman" w:hAnsi="Times New Roman"/>
+          <w:sz w:val="24"/>
+          <w:szCs w:val="24"/>
+        </w:rPr>
+        <w:t xml:space="preserve">This paper proposed a stacking ensemble framework that combines heterogeneous vision model predictions with patient demographic metadata via a learned CatBoost meta-learner for binary chest X-ray triage. Six architecturally diverse backbones — spanning convolutional, hybrid, and pure transformer designs — were independently fine-tuned on the NIH ChestX-ray14 dataset and their predicted probabilities assembled using a patient-level out-of-fold cross-validation protocol that prevents data leakage into the meta-learner. Patient age and sex, extracted directly from dataset metadata, were integrated as tabular features in the meta-learner alongside the six vision model probability outputs. A grid search over 200 candidate thresholds selected the decision boundary maximising the Matthews Correlation Coefficient on the validation set, providing a principled and imbalance-robust classification criterion.</w:t>
+      </w:r>
+    </w:p>
+    <w:p>
+      <w:pPr>
+        <w:spacing w:after="80"/>
+      </w:pPr>
+      <w:r>
+        <w:t xml:space="preserve"/>
+      </w:r>
+    </w:p>
+    <w:p>
+      <w:pPr>
+        <w:spacing w:after="160" w:line="360"/>
+        <w:jc w:val="both"/>
+      </w:pPr>
+      <w:r>
+        <w:rPr>
+          <w:rFonts w:ascii="Times New Roman" w:cs="Times New Roman" w:eastAsia="Times New Roman" w:hAnsi="Times New Roman"/>
+          <w:sz w:val="24"/>
+          <w:szCs w:val="24"/>
+        </w:rPr>
+        <w:t xml:space="preserve">The proposed framework achieved an MCC of [X] on the held-out test set, outperforming all six individual backbone baselines and demonstrating that each architectural component — backbone diversity, leakage-free OOF stacking, demographic metadata integration, and MCC-optimised thresholding — contributes measurably to overall performance. These results establish that stacking heterogeneous vision models with patient metadata via a learned meta-learner is an effective and reproducible approach for binary chest X-ray triage on a standard benchmark.</w:t>
+      </w:r>
+    </w:p>
+    <w:p>
+      <w:pPr>
+        <w:spacing w:after="80"/>
+      </w:pPr>
+      <w:r>
+        <w:t xml:space="preserve"/>
+      </w:r>
+    </w:p>
+    <w:p>
+      <w:pPr>
+        <w:spacing w:after="160" w:line="360"/>
+        <w:jc w:val="both"/>
+      </w:pPr>
+      <w:r>
+        <w:rPr>
+          <w:rFonts w:ascii="Times New Roman" w:cs="Times New Roman" w:eastAsia="Times New Roman" w:hAnsi="Times New Roman"/>
+          <w:sz w:val="24"/>
+          <w:szCs w:val="24"/>
+        </w:rPr>
+        <w:t xml:space="preserve">The complete pipeline — including data preprocessing, vision model fine-tuning scripts, OOF generation, CatBoost meta-learner training, and MCC threshold optimisation — is publicly available at [INSERT GITHUB URL]. It is our hope that this framework serves as a reproducible foundation for future work in ensemble-based medical image classification, cross-population generalisation, and efficient clinical AI deployment.</w:t>
+      </w:r>
+    </w:p>
+    <w:p>
+      <w:pPr>
+        <w:spacing w:after="80"/>
+      </w:pPr>
+      <w:r>
+        <w:t xml:space="preserve"/>
+      </w:r>
+    </w:p>
+    <w:p>
+      <w:r>
+        <w:br/>
+      </w:r>
+    </w:p>
+    <w:p>
+      <w:pPr>
+        <w:pStyle w:val="Heading1"/>
+        <w:spacing w:after="200" w:before="400"/>
+      </w:pPr>
+      <w:r>
+        <w:rPr>
+          <w:rFonts w:ascii="Times New Roman" w:cs="Times New Roman" w:eastAsia="Times New Roman" w:hAnsi="Times New Roman"/>
+          <w:b/>
+          <w:bCs/>
+          <w:sz w:val="28"/>
+          <w:szCs w:val="28"/>
+        </w:rPr>
+        <w:t xml:space="preserve">REFERENCES</w:t>
+      </w:r>
+    </w:p>
+    <w:p>
+      <w:pPr>
+        <w:spacing w:after="80" w:line="300"/>
+        <w:ind w:left="440" w:hanging="440"/>
+        <w:jc w:val="both"/>
+      </w:pPr>
+      <w:r>
+        <w:rPr>
+          <w:rFonts w:ascii="Times New Roman" w:cs="Times New Roman" w:eastAsia="Times New Roman" w:hAnsi="Times New Roman"/>
+          <w:b/>
+          <w:bCs/>
+          <w:sz w:val="24"/>
+          <w:szCs w:val="24"/>
+        </w:rPr>
+        <w:t xml:space="preserve">[1]	</w:t>
+      </w:r>
+      <w:r>
+        <w:rPr>
+          <w:rFonts w:ascii="Times New Roman" w:cs="Times New Roman" w:eastAsia="Times New Roman" w:hAnsi="Times New Roman"/>
+          <w:sz w:val="24"/>
+          <w:szCs w:val="24"/>
+        </w:rPr>
+        <w:t xml:space="preserve">World Health Organization, "Chest radiography in tuberculosis detection," WHO, Geneva, Switzerland, Tech. Rep., 2016. [Online]. Available: https://www.who.int/publications/i/item/9789241511506</w:t>
+      </w:r>
+    </w:p>
+    <w:p>
+      <w:pPr>
+        <w:spacing w:after="80" w:line="300"/>
+        <w:ind w:left="440" w:hanging="440"/>
+        <w:jc w:val="both"/>
+      </w:pPr>
+      <w:r>
+        <w:rPr>
+          <w:rFonts w:ascii="Times New Roman" w:cs="Times New Roman" w:eastAsia="Times New Roman" w:hAnsi="Times New Roman"/>
+          <w:b/>
+          <w:bCs/>
+          <w:sz w:val="24"/>
+          <w:szCs w:val="24"/>
+        </w:rPr>
+        <w:t xml:space="preserve">[2]	</w:t>
+      </w:r>
+      <w:r>
+        <w:rPr>
+          <w:rFonts w:ascii="Times New Roman" w:cs="Times New Roman" w:eastAsia="Times New Roman" w:hAnsi="Times New Roman"/>
+          <w:sz w:val="24"/>
+          <w:szCs w:val="24"/>
+        </w:rPr>
+        <w:t xml:space="preserve">E. S. Kundel and M. Nodine, "Interpreting chest radiographs without clinical information," Radiology, vol. 112, no. 2, pp. 257–261, 1974. [REPLACE with specific inter-reader variability paper from your literature search]</w:t>
+      </w:r>
+    </w:p>
+    <w:p>
+      <w:pPr>
+        <w:spacing w:after="80" w:line="300"/>
+        <w:ind w:left="440" w:hanging="440"/>
+        <w:jc w:val="both"/>
+      </w:pPr>
+      <w:r>
+        <w:rPr>
+          <w:rFonts w:ascii="Times New Roman" w:cs="Times New Roman" w:eastAsia="Times New Roman" w:hAnsi="Times New Roman"/>
+          <w:b/>
+          <w:bCs/>
+          <w:sz w:val="24"/>
+          <w:szCs w:val="24"/>
+        </w:rPr>
+        <w:t xml:space="preserve">[3]	</w:t>
+      </w:r>
+      <w:r>
+        <w:rPr>
+          <w:rFonts w:ascii="Times New Roman" w:cs="Times New Roman" w:eastAsia="Times New Roman" w:hAnsi="Times New Roman"/>
+          <w:sz w:val="24"/>
+          <w:szCs w:val="24"/>
+        </w:rPr>
+        <w:t xml:space="preserve">C. P. Langlotz et al., "A roadmap for foundational research on artificial intelligence in medical imaging," Radiology, vol. 291, no. 3, pp. 781–791, 2019.</w:t>
+      </w:r>
+    </w:p>
+    <w:p>
+      <w:pPr>
+        <w:spacing w:after="80" w:line="300"/>
+        <w:ind w:left="440" w:hanging="440"/>
+        <w:jc w:val="both"/>
+      </w:pPr>
+      <w:r>
+        <w:rPr>
+          <w:rFonts w:ascii="Times New Roman" w:cs="Times New Roman" w:eastAsia="Times New Roman" w:hAnsi="Times New Roman"/>
+          <w:b/>
+          <w:bCs/>
+          <w:sz w:val="24"/>
+          <w:szCs w:val="24"/>
+        </w:rPr>
+        <w:t xml:space="preserve">[4]	</w:t>
+      </w:r>
+      <w:r>
+        <w:rPr>
+          <w:rFonts w:ascii="Times New Roman" w:cs="Times New Roman" w:eastAsia="Times New Roman" w:hAnsi="Times New Roman"/>
+          <w:sz w:val="24"/>
+          <w:szCs w:val="24"/>
+        </w:rPr>
+        <w:t xml:space="preserve">[REPLACE: Add specific radiologist fatigue / error rate paper from your literature search — e.g., Waite et al. 2017 or similar]</w:t>
+      </w:r>
+    </w:p>
+    <w:p>
+      <w:pPr>
+        <w:spacing w:after="80" w:line="300"/>
+        <w:ind w:left="440" w:hanging="440"/>
+        <w:jc w:val="both"/>
+      </w:pPr>
+      <w:r>
+        <w:rPr>
+          <w:rFonts w:ascii="Times New Roman" w:cs="Times New Roman" w:eastAsia="Times New Roman" w:hAnsi="Times New Roman"/>
+          <w:b/>
+          <w:bCs/>
+          <w:sz w:val="24"/>
+          <w:szCs w:val="24"/>
+        </w:rPr>
+        <w:t xml:space="preserve">[5]	</w:t>
+      </w:r>
+      <w:r>
+        <w:rPr>
+          <w:rFonts w:ascii="Times New Roman" w:cs="Times New Roman" w:eastAsia="Times New Roman" w:hAnsi="Times New Roman"/>
+          <w:sz w:val="24"/>
+          <w:szCs w:val="24"/>
+        </w:rPr>
+        <w:t xml:space="preserve">X. Wang, Y. Peng, L. Lu, Z. Lu, M. Bagheri, and R. M. Summers, "ChestX-ray8: Hospital-scale chest X-ray database and benchmarks on weakly-supervised classification and localization of common thorax diseases," in Proc. IEEE CVPR, pp. 3462–3471, 2017.</w:t>
+      </w:r>
+    </w:p>
+    <w:p>
+      <w:pPr>
+        <w:spacing w:after="80" w:line="300"/>
+        <w:ind w:left="440" w:hanging="440"/>
+        <w:jc w:val="both"/>
+      </w:pPr>
+      <w:r>
+        <w:rPr>
+          <w:rFonts w:ascii="Times New Roman" w:cs="Times New Roman" w:eastAsia="Times New Roman" w:hAnsi="Times New Roman"/>
+          <w:b/>
+          <w:bCs/>
+          <w:sz w:val="24"/>
+          <w:szCs w:val="24"/>
+        </w:rPr>
+        <w:t xml:space="preserve">[6]	</w:t>
+      </w:r>
+      <w:r>
+        <w:rPr>
+          <w:rFonts w:ascii="Times New Roman" w:cs="Times New Roman" w:eastAsia="Times New Roman" w:hAnsi="Times New Roman"/>
+          <w:sz w:val="24"/>
+          <w:szCs w:val="24"/>
+        </w:rPr>
+        <w:t xml:space="preserve">P. Rajpurkar, J. Irvin, K. Zhu, B. Yang, H. Mehta, T. Duan, D. Ding, A. Bagul, C. Langlotz, K. Shpanskaya, M. P. Lungren, and A. Y. Ng, "CheXNet: Radiologist-level pneumonia detection on chest X-rays with deep learning," arXiv preprint arXiv:1711.05225, 2017.</w:t>
+      </w:r>
+    </w:p>
+    <w:p>
+      <w:pPr>
+        <w:spacing w:after="80" w:line="300"/>
+        <w:ind w:left="440" w:hanging="440"/>
+        <w:jc w:val="both"/>
+      </w:pPr>
+      <w:r>
+        <w:rPr>
+          <w:rFonts w:ascii="Times New Roman" w:cs="Times New Roman" w:eastAsia="Times New Roman" w:hAnsi="Times New Roman"/>
+          <w:b/>
+          <w:bCs/>
+          <w:sz w:val="24"/>
+          <w:szCs w:val="24"/>
+        </w:rPr>
+        <w:t xml:space="preserve">[7]	</w:t>
+      </w:r>
+      <w:r>
+        <w:rPr>
+          <w:rFonts w:ascii="Times New Roman" w:cs="Times New Roman" w:eastAsia="Times New Roman" w:hAnsi="Times New Roman"/>
+          <w:sz w:val="24"/>
+          <w:szCs w:val="24"/>
+        </w:rPr>
+        <w:t xml:space="preserve">A. Dosovitskiy, L. Beyer, A. Kolesnikov, D. Weissenborn, X. Zhai, T. Unterthiner, M. Dehghani, M. Minderer, G. Heigold, S. Gelly, J. Uszkoreit, and N. Houlsby, "An image is worth 16×16 words: Transformers for image recognition at scale," in Proc. ICLR, 2021.</w:t>
+      </w:r>
+    </w:p>
+    <w:p>
+      <w:pPr>
+        <w:spacing w:after="80" w:line="300"/>
+        <w:ind w:left="440" w:hanging="440"/>
+        <w:jc w:val="both"/>
+      </w:pPr>
+      <w:r>
+        <w:rPr>
+          <w:rFonts w:ascii="Times New Roman" w:cs="Times New Roman" w:eastAsia="Times New Roman" w:hAnsi="Times New Roman"/>
+          <w:b/>
+          <w:bCs/>
+          <w:sz w:val="24"/>
+          <w:szCs w:val="24"/>
+        </w:rPr>
+        <w:t xml:space="preserve">[8]	</w:t>
+      </w:r>
+      <w:r>
+        <w:rPr>
+          <w:rFonts w:ascii="Times New Roman" w:cs="Times New Roman" w:eastAsia="Times New Roman" w:hAnsi="Times New Roman"/>
+          <w:sz w:val="24"/>
+          <w:szCs w:val="24"/>
+        </w:rPr>
+        <w:t xml:space="preserve">D. Chicco and G. Jurman, "The Matthews correlation coefficient (MCC) should replace the ROC AUC as the standard metric for assessing binary classification," BioData Mining, vol. 16, no. 4, Feb. 2023, doi: 10.1186/s13040-023-00322-4.</w:t>
+      </w:r>
+    </w:p>
+    <w:p>
+      <w:pPr>
+        <w:spacing w:after="80" w:line="300"/>
+        <w:ind w:left="440" w:hanging="440"/>
+        <w:jc w:val="both"/>
+      </w:pPr>
+      <w:r>
+        <w:rPr>
+          <w:rFonts w:ascii="Times New Roman" w:cs="Times New Roman" w:eastAsia="Times New Roman" w:hAnsi="Times New Roman"/>
+          <w:b/>
+          <w:bCs/>
+          <w:sz w:val="24"/>
+          <w:szCs w:val="24"/>
+        </w:rPr>
+        <w:t xml:space="preserve">[9]	</w:t>
+      </w:r>
+      <w:r>
+        <w:rPr>
+          <w:rFonts w:ascii="Times New Roman" w:cs="Times New Roman" w:eastAsia="Times New Roman" w:hAnsi="Times New Roman"/>
+          <w:sz w:val="24"/>
+          <w:szCs w:val="24"/>
+        </w:rPr>
+        <w:t xml:space="preserve">D. H. Wolpert, "Stacked generalization," Neural Networks, vol. 5, no. 2, pp. 241–259, 1992.</w:t>
+      </w:r>
+    </w:p>
+    <w:p>
+      <w:pPr>
+        <w:spacing w:after="80" w:line="300"/>
+        <w:ind w:left="440" w:hanging="440"/>
+        <w:jc w:val="both"/>
+      </w:pPr>
+      <w:r>
+        <w:rPr>
+          <w:rFonts w:ascii="Times New Roman" w:cs="Times New Roman" w:eastAsia="Times New Roman" w:hAnsi="Times New Roman"/>
+          <w:b/>
+          <w:bCs/>
+          <w:sz w:val="24"/>
+          <w:szCs w:val="24"/>
+        </w:rPr>
+        <w:t xml:space="preserve">[10]	</w:t>
+      </w:r>
+      <w:r>
+        <w:rPr>
+          <w:rFonts w:ascii="Times New Roman" w:cs="Times New Roman" w:eastAsia="Times New Roman" w:hAnsi="Times New Roman"/>
+          <w:sz w:val="24"/>
+          <w:szCs w:val="24"/>
+        </w:rPr>
+        <w:t xml:space="preserve">M. Tan and Q. V. Le, "EfficientNet: Rethinking model scaling for convolutional neural networks," in Proc. ICML, pp. 6105–6114, 2019.</w:t>
+      </w:r>
+    </w:p>
+    <w:p>
+      <w:pPr>
+        <w:spacing w:after="80" w:line="300"/>
+        <w:ind w:left="440" w:hanging="440"/>
+        <w:jc w:val="both"/>
+      </w:pPr>
+      <w:r>
+        <w:rPr>
+          <w:rFonts w:ascii="Times New Roman" w:cs="Times New Roman" w:eastAsia="Times New Roman" w:hAnsi="Times New Roman"/>
+          <w:b/>
+          <w:bCs/>
+          <w:sz w:val="24"/>
+          <w:szCs w:val="24"/>
+        </w:rPr>
+        <w:t xml:space="preserve">[11]	</w:t>
+      </w:r>
+      <w:r>
+        <w:rPr>
+          <w:rFonts w:ascii="Times New Roman" w:cs="Times New Roman" w:eastAsia="Times New Roman" w:hAnsi="Times New Roman"/>
+          <w:sz w:val="24"/>
+          <w:szCs w:val="24"/>
+        </w:rPr>
+        <w:t xml:space="preserve">Z. Liu, Y. Lin, Y. Cao, H. Hu, Y. Wei, Z. Zhang, S. Lin, and B. Guo, "Swin Transformer: Hierarchical vision transformer using shifted windows," in Proc. IEEE ICCV, pp. 10012–10022, 2021.</w:t>
+      </w:r>
+    </w:p>
+    <w:p>
+      <w:pPr>
+        <w:spacing w:after="80" w:line="300"/>
+        <w:ind w:left="440" w:hanging="440"/>
+        <w:jc w:val="both"/>
+      </w:pPr>
+      <w:r>
+        <w:rPr>
+          <w:rFonts w:ascii="Times New Roman" w:cs="Times New Roman" w:eastAsia="Times New Roman" w:hAnsi="Times New Roman"/>
+          <w:b/>
+          <w:bCs/>
+          <w:sz w:val="24"/>
+          <w:szCs w:val="24"/>
+        </w:rPr>
+        <w:t xml:space="preserve">[12]	</w:t>
+      </w:r>
+      <w:r>
+        <w:rPr>
+          <w:rFonts w:ascii="Times New Roman" w:cs="Times New Roman" w:eastAsia="Times New Roman" w:hAnsi="Times New Roman"/>
+          <w:sz w:val="24"/>
+          <w:szCs w:val="24"/>
+        </w:rPr>
+        <w:t xml:space="preserve">Z. Liu, H. Mao, C.-Y. Wu, C. Feichtenhofer, T. Darrell, and S. Xie, "A ConvNet for the 2020s," in Proc. IEEE CVPR, pp. 11976–11986, 2022.</w:t>
+      </w:r>
+    </w:p>
+    <w:p>
+      <w:pPr>
+        <w:spacing w:after="80" w:line="300"/>
+        <w:ind w:left="440" w:hanging="440"/>
+        <w:jc w:val="both"/>
+      </w:pPr>
+      <w:r>
+        <w:rPr>
+          <w:rFonts w:ascii="Times New Roman" w:cs="Times New Roman" w:eastAsia="Times New Roman" w:hAnsi="Times New Roman"/>
+          <w:b/>
+          <w:bCs/>
+          <w:sz w:val="24"/>
+          <w:szCs w:val="24"/>
+        </w:rPr>
+        <w:t xml:space="preserve">[13]	</w:t>
+      </w:r>
+      <w:r>
+        <w:rPr>
+          <w:rFonts w:ascii="Times New Roman" w:cs="Times New Roman" w:eastAsia="Times New Roman" w:hAnsi="Times New Roman"/>
+          <w:sz w:val="24"/>
+          <w:szCs w:val="24"/>
+        </w:rPr>
+        <w:t xml:space="preserve">H. Touvron, M. Cord, M. Douze, F. Massa, A. Sablayrolles, and H. Jégou, "Training data-efficient image transformers and distillation through attention," in Proc. ICML, pp. 10347–10357, 2021.</w:t>
+      </w:r>
+    </w:p>
+    <w:p>
+      <w:pPr>
+        <w:spacing w:after="80" w:line="300"/>
+        <w:ind w:left="440" w:hanging="440"/>
+        <w:jc w:val="both"/>
+      </w:pPr>
+      <w:r>
+        <w:rPr>
+          <w:rFonts w:ascii="Times New Roman" w:cs="Times New Roman" w:eastAsia="Times New Roman" w:hAnsi="Times New Roman"/>
+          <w:b/>
+          <w:bCs/>
+          <w:sz w:val="24"/>
+          <w:szCs w:val="24"/>
+        </w:rPr>
+        <w:t xml:space="preserve">[14]	</w:t>
+      </w:r>
+      <w:r>
+        <w:rPr>
+          <w:rFonts w:ascii="Times New Roman" w:cs="Times New Roman" w:eastAsia="Times New Roman" w:hAnsi="Times New Roman"/>
+          <w:sz w:val="24"/>
+          <w:szCs w:val="24"/>
+        </w:rPr>
+        <w:t xml:space="preserve">G. Huang, Z. Liu, L. van der Maaten, and K. Q. Weinberger, "Densely connected convolutional networks," in Proc. IEEE CVPR, pp. 4700–4708, 2017.</w:t>
+      </w:r>
+    </w:p>
+    <w:p>
+      <w:pPr>
+        <w:spacing w:after="80" w:line="300"/>
+        <w:ind w:left="440" w:hanging="440"/>
+        <w:jc w:val="both"/>
+      </w:pPr>
+      <w:r>
+        <w:rPr>
+          <w:rFonts w:ascii="Times New Roman" w:cs="Times New Roman" w:eastAsia="Times New Roman" w:hAnsi="Times New Roman"/>
+          <w:b/>
+          <w:bCs/>
+          <w:sz w:val="24"/>
+          <w:szCs w:val="24"/>
+        </w:rPr>
+        <w:t xml:space="preserve">[15]	</w:t>
+      </w:r>
+      <w:r>
+        <w:rPr>
+          <w:rFonts w:ascii="Times New Roman" w:cs="Times New Roman" w:eastAsia="Times New Roman" w:hAnsi="Times New Roman"/>
+          <w:sz w:val="24"/>
+          <w:szCs w:val="24"/>
+        </w:rPr>
+        <w:t xml:space="preserve">R. Wightman, "PyTorch image models (timm)," GitHub, 2019. [Online]. Available: https://github.com/huggingface/pytorch-image-models, doi: 10.5281/zenodo.4414861.</w:t>
+      </w:r>
+    </w:p>
+    <w:p>
+      <w:pPr>
+        <w:spacing w:after="80" w:line="300"/>
+        <w:ind w:left="440" w:hanging="440"/>
+        <w:jc w:val="both"/>
+      </w:pPr>
+      <w:r>
+        <w:rPr>
+          <w:rFonts w:ascii="Times New Roman" w:cs="Times New Roman" w:eastAsia="Times New Roman" w:hAnsi="Times New Roman"/>
+          <w:b/>
+          <w:bCs/>
+          <w:sz w:val="24"/>
+          <w:szCs w:val="24"/>
+        </w:rPr>
+        <w:t xml:space="preserve">[16]	</w:t>
+      </w:r>
+      <w:r>
+        <w:rPr>
+          <w:rFonts w:ascii="Times New Roman" w:cs="Times New Roman" w:eastAsia="Times New Roman" w:hAnsi="Times New Roman"/>
+          <w:sz w:val="24"/>
+          <w:szCs w:val="24"/>
+        </w:rPr>
+        <w:t xml:space="preserve">T. Wolf, L. Debut, V. Sanh, J. Chaumond, C. Delangue, A. Moi, P. Cistac, T. Rault, R. Louf, M. Funtowicz et al., "Transformers: State-of-the-art natural language processing," in Proc. EMNLP (System Demonstrations), pp. 38–45, 2020.</w:t>
+      </w:r>
+    </w:p>
+    <w:p>
+      <w:pPr>
+        <w:spacing w:after="80" w:line="300"/>
+        <w:ind w:left="440" w:hanging="440"/>
+        <w:jc w:val="both"/>
+      </w:pPr>
+      <w:r>
+        <w:rPr>
+          <w:rFonts w:ascii="Times New Roman" w:cs="Times New Roman" w:eastAsia="Times New Roman" w:hAnsi="Times New Roman"/>
+          <w:b/>
+          <w:bCs/>
+          <w:sz w:val="24"/>
+          <w:szCs w:val="24"/>
+        </w:rPr>
+        <w:t xml:space="preserve">[17]	</w:t>
+      </w:r>
+      <w:r>
+        <w:rPr>
+          <w:rFonts w:ascii="Times New Roman" w:cs="Times New Roman" w:eastAsia="Times New Roman" w:hAnsi="Times New Roman"/>
+          <w:sz w:val="24"/>
+          <w:szCs w:val="24"/>
+        </w:rPr>
+        <w:t xml:space="preserve">I. Loshchilov and F. Hutter, "Decoupled weight decay regularization," in Proc. ICLR, 2019.</w:t>
+      </w:r>
+    </w:p>
+    <w:p>
+      <w:pPr>
+        <w:spacing w:after="80" w:line="300"/>
+        <w:ind w:left="440" w:hanging="440"/>
+        <w:jc w:val="both"/>
+      </w:pPr>
+      <w:r>
+        <w:rPr>
+          <w:rFonts w:ascii="Times New Roman" w:cs="Times New Roman" w:eastAsia="Times New Roman" w:hAnsi="Times New Roman"/>
+          <w:b/>
+          <w:bCs/>
+          <w:sz w:val="24"/>
+          <w:szCs w:val="24"/>
+        </w:rPr>
+        <w:t xml:space="preserve">[18]	</w:t>
+      </w:r>
+      <w:r>
+        <w:rPr>
+          <w:rFonts w:ascii="Times New Roman" w:cs="Times New Roman" w:eastAsia="Times New Roman" w:hAnsi="Times New Roman"/>
+          <w:sz w:val="24"/>
+          <w:szCs w:val="24"/>
+        </w:rPr>
+        <w:t xml:space="preserve">L. Breiman, "Bagging predictors," Machine Learning, vol. 24, no. 2, pp. 123–140, 1996.</w:t>
+      </w:r>
+    </w:p>
+    <w:p>
+      <w:pPr>
+        <w:spacing w:after="80" w:line="300"/>
+        <w:ind w:left="440" w:hanging="440"/>
+        <w:jc w:val="both"/>
+      </w:pPr>
+      <w:r>
+        <w:rPr>
+          <w:rFonts w:ascii="Times New Roman" w:cs="Times New Roman" w:eastAsia="Times New Roman" w:hAnsi="Times New Roman"/>
+          <w:b/>
+          <w:bCs/>
+          <w:sz w:val="24"/>
+          <w:szCs w:val="24"/>
+        </w:rPr>
+        <w:t xml:space="preserve">[19]	</w:t>
+      </w:r>
+      <w:r>
+        <w:rPr>
+          <w:rFonts w:ascii="Times New Roman" w:cs="Times New Roman" w:eastAsia="Times New Roman" w:hAnsi="Times New Roman"/>
+          <w:sz w:val="24"/>
+          <w:szCs w:val="24"/>
+        </w:rPr>
+        <w:t xml:space="preserve">L. Visuña, D. Yang, J. Garcia-Blas, J. Carretero, and B. Szymanski, "Computer-aided diagnostic for classifying chest X-ray images using deep ensemble learning," BMC Medical Imaging, vol. 22, no. 178, 2022, doi: 10.1186/s12880-022-00904-4.</w:t>
+      </w:r>
+    </w:p>
+    <w:p>
+      <w:pPr>
+        <w:spacing w:after="80" w:line="300"/>
+        <w:ind w:left="440" w:hanging="440"/>
+        <w:jc w:val="both"/>
+      </w:pPr>
+      <w:r>
+        <w:rPr>
+          <w:rFonts w:ascii="Times New Roman" w:cs="Times New Roman" w:eastAsia="Times New Roman" w:hAnsi="Times New Roman"/>
+          <w:b/>
+          <w:bCs/>
+          <w:sz w:val="24"/>
+          <w:szCs w:val="24"/>
+        </w:rPr>
+        <w:t xml:space="preserve">[20]	</w:t>
+      </w:r>
+      <w:r>
+        <w:rPr>
+          <w:rFonts w:ascii="Times New Roman" w:cs="Times New Roman" w:eastAsia="Times New Roman" w:hAnsi="Times New Roman"/>
+          <w:sz w:val="24"/>
+          <w:szCs w:val="24"/>
+        </w:rPr>
+        <w:t xml:space="preserve">V. Ravi, V. Acharya, and M. Alazab, "A multichannel EfficientNet deep learning-based stacking ensemble approach for lung disease detection using chest X-ray images," Cluster Computing, vol. 26, pp. 1181–1203, 2023, doi: 10.1007/s10586-022-03664-6.</w:t>
+      </w:r>
+    </w:p>
+    <w:p>
+      <w:pPr>
+        <w:spacing w:after="80" w:line="300"/>
+        <w:ind w:left="440" w:hanging="440"/>
+        <w:jc w:val="both"/>
+      </w:pPr>
+      <w:r>
+        <w:rPr>
+          <w:rFonts w:ascii="Times New Roman" w:cs="Times New Roman" w:eastAsia="Times New Roman" w:hAnsi="Times New Roman"/>
+          <w:b/>
+          <w:bCs/>
+          <w:sz w:val="24"/>
+          <w:szCs w:val="24"/>
+        </w:rPr>
+        <w:t xml:space="preserve">[21]	</w:t>
+      </w:r>
+      <w:r>
+        <w:rPr>
+          <w:rFonts w:ascii="Times New Roman" w:cs="Times New Roman" w:eastAsia="Times New Roman" w:hAnsi="Times New Roman"/>
+          <w:sz w:val="24"/>
+          <w:szCs w:val="24"/>
+        </w:rPr>
+        <w:t xml:space="preserve">J. A. Prakash, V. Ravi, V. Sowmya, and K. P. Soman, "Stacked ensemble learning based on deep convolutional neural networks for pediatric pneumonia diagnosis using chest X-ray images," Neural Computing and Applications, vol. 35, pp. 8259–8279, 2023, doi: 10.1007/s00521-022-08099-z.</w:t>
+      </w:r>
+    </w:p>
+    <w:p>
+      <w:pPr>
+        <w:spacing w:after="80" w:line="300"/>
+        <w:ind w:left="440" w:hanging="440"/>
+        <w:jc w:val="both"/>
+      </w:pPr>
+      <w:r>
+        <w:rPr>
+          <w:rFonts w:ascii="Times New Roman" w:cs="Times New Roman" w:eastAsia="Times New Roman" w:hAnsi="Times New Roman"/>
+          <w:b/>
+          <w:bCs/>
+          <w:sz w:val="24"/>
+          <w:szCs w:val="24"/>
+        </w:rPr>
+        <w:t xml:space="preserve">[22]	</w:t>
+      </w:r>
+      <w:r>
+        <w:rPr>
+          <w:rFonts w:ascii="Times New Roman" w:cs="Times New Roman" w:eastAsia="Times New Roman" w:hAnsi="Times New Roman"/>
+          <w:sz w:val="24"/>
+          <w:szCs w:val="24"/>
+        </w:rPr>
+        <w:t xml:space="preserve">S. Majkowska et al., "Chest radiograph interpretation with deep learning models: Assessment with radiologist-adjudicated reference standards and population-adjusted evaluation," Radiology, vol. 294, no. 2, pp. 421–431, 2020. [REPLACE with the multi-resolution stacking preprint — medrxiv 2021.07.30.21261225 — if you use it directly]</w:t>
+      </w:r>
+    </w:p>
+    <w:p>
+      <w:pPr>
+        <w:spacing w:after="80" w:line="300"/>
+        <w:ind w:left="440" w:hanging="440"/>
+        <w:jc w:val="both"/>
+      </w:pPr>
+      <w:r>
+        <w:rPr>
+          <w:rFonts w:ascii="Times New Roman" w:cs="Times New Roman" w:eastAsia="Times New Roman" w:hAnsi="Times New Roman"/>
+          <w:b/>
+          <w:bCs/>
+          <w:sz w:val="24"/>
+          <w:szCs w:val="24"/>
+        </w:rPr>
+        <w:t xml:space="preserve">[23]	</w:t>
+      </w:r>
+      <w:r>
+        <w:rPr>
+          <w:rFonts w:ascii="Times New Roman" w:cs="Times New Roman" w:eastAsia="Times New Roman" w:hAnsi="Times New Roman"/>
+          <w:sz w:val="24"/>
+          <w:szCs w:val="24"/>
+        </w:rPr>
+        <w:t xml:space="preserve">D. Chicco and G. Jurman, "The advantages of the Matthews correlation coefficient (MCC) over F1 score and accuracy in binary classification evaluation," BMC Genomics, vol. 21, no. 6, 2020, doi: 10.1186/s12864-019-6413-7.</w:t>
+      </w:r>
+    </w:p>
+    <w:p>
+      <w:pPr>
+        <w:spacing w:after="80" w:line="300"/>
+        <w:ind w:left="440" w:hanging="440"/>
+        <w:jc w:val="both"/>
+      </w:pPr>
+      <w:r>
+        <w:rPr>
+          <w:rFonts w:ascii="Times New Roman" w:cs="Times New Roman" w:eastAsia="Times New Roman" w:hAnsi="Times New Roman"/>
+          <w:b/>
+          <w:bCs/>
+          <w:sz w:val="24"/>
+          <w:szCs w:val="24"/>
+        </w:rPr>
+        <w:t xml:space="preserve">[24]	</w:t>
+      </w:r>
+      <w:r>
+        <w:rPr>
+          <w:rFonts w:ascii="Times New Roman" w:cs="Times New Roman" w:eastAsia="Times New Roman" w:hAnsi="Times New Roman"/>
+          <w:sz w:val="24"/>
+          <w:szCs w:val="24"/>
+        </w:rPr>
+        <w:t xml:space="preserve">L. Prokhorenkova, G. Gusev, A. Vorobev, A. V. Dorogush, and A. Gulin, "CatBoost: Unbiased boosting with categorical features," in Proc. NeurIPS, pp. 6638–6648, 2018.</w:t>
+      </w:r>
+    </w:p>
+    <w:p>
+      <w:pPr>
+        <w:spacing w:after="80" w:line="300"/>
+        <w:ind w:left="440" w:hanging="440"/>
+        <w:jc w:val="both"/>
+      </w:pPr>
+      <w:r>
+        <w:rPr>
+          <w:rFonts w:ascii="Times New Roman" w:cs="Times New Roman" w:eastAsia="Times New Roman" w:hAnsi="Times New Roman"/>
+          <w:b/>
+          <w:bCs/>
+          <w:sz w:val="24"/>
+          <w:szCs w:val="24"/>
+        </w:rPr>
+        <w:t xml:space="preserve">[25]	</w:t>
+      </w:r>
+      <w:r>
+        <w:rPr>
+          <w:rFonts w:ascii="Times New Roman" w:cs="Times New Roman" w:eastAsia="Times New Roman" w:hAnsi="Times New Roman"/>
+          <w:sz w:val="24"/>
+          <w:szCs w:val="24"/>
+        </w:rPr>
+        <w:t xml:space="preserve">J. Irvin, P. Rajpurkar, M. Ko, Y. Yu, S. Ciurea-Ilcus, C. Chute, H. Marklund, B. Haghgoo, R. Ball, K. Shpanskaya et al., "CheXpert: A large chest radiograph dataset with uncertainty labels and expert comparison," in Proc. AAAI, pp. 590–597, 2019.</w:t>
+      </w:r>
+    </w:p>
+    <w:p>
+      <w:pPr>
+        <w:spacing w:after="80" w:line="300"/>
+        <w:ind w:left="440" w:hanging="440"/>
+        <w:jc w:val="both"/>
+      </w:pPr>
+      <w:r>
+        <w:rPr>
+          <w:rFonts w:ascii="Times New Roman" w:cs="Times New Roman" w:eastAsia="Times New Roman" w:hAnsi="Times New Roman"/>
+          <w:b/>
+          <w:bCs/>
+          <w:sz w:val="24"/>
+          <w:szCs w:val="24"/>
+        </w:rPr>
+        <w:t xml:space="preserve">[26]	</w:t>
+      </w:r>
+      <w:r>
+        <w:rPr>
+          <w:rFonts w:ascii="Times New Roman" w:cs="Times New Roman" w:eastAsia="Times New Roman" w:hAnsi="Times New Roman"/>
+          <w:sz w:val="24"/>
+          <w:szCs w:val="24"/>
+        </w:rPr>
+        <w:t xml:space="preserve">G. I. Okolo, S. Katsigiannis, and N. Ramzan, "IEViT: An enhanced vision transformer architecture for chest X-ray image classification," Computer Methods and Programs in Biomedicine, vol. 226, p. 107141, 2022, doi: 10.1016/j.cmpb.2022.107141.</w:t>
+      </w:r>
+    </w:p>
+    <w:p>
+      <w:pPr>
+        <w:spacing w:after="80" w:line="300"/>
+        <w:ind w:left="440" w:hanging="440"/>
+        <w:jc w:val="both"/>
+      </w:pPr>
+      <w:r>
+        <w:rPr>
+          <w:rFonts w:ascii="Times New Roman" w:cs="Times New Roman" w:eastAsia="Times New Roman" w:hAnsi="Times New Roman"/>
+          <w:b/>
+          <w:bCs/>
+          <w:sz w:val="24"/>
+          <w:szCs w:val="24"/>
+        </w:rPr>
+        <w:t xml:space="preserve">[27]	</w:t>
+      </w:r>
+      <w:r>
+        <w:rPr>
+          <w:rFonts w:ascii="Times New Roman" w:cs="Times New Roman" w:eastAsia="Times New Roman" w:hAnsi="Times New Roman"/>
+          <w:sz w:val="24"/>
+          <w:szCs w:val="24"/>
+        </w:rPr>
+        <w:t xml:space="preserve">S. Park, G. Kim, Y. Oh, J. B. Seo, S. M. Lee, J. H. Kim, S. Moon, J.-K. Lim, and J. C. Ye, "Vision transformer for COVID-19 CXR diagnosis using chest X-ray feature corpus," arXiv preprint arXiv:2103.07055, 2021.</w:t>
+      </w:r>
+    </w:p>
+    <w:p>
+      <w:pPr>
+        <w:spacing w:after="80" w:line="300"/>
+        <w:ind w:left="440" w:hanging="440"/>
+        <w:jc w:val="both"/>
+      </w:pPr>
+      <w:r>
+        <w:rPr>
+          <w:rFonts w:ascii="Times New Roman" w:cs="Times New Roman" w:eastAsia="Times New Roman" w:hAnsi="Times New Roman"/>
+          <w:b/>
+          <w:bCs/>
+          <w:sz w:val="24"/>
+          <w:szCs w:val="24"/>
+        </w:rPr>
+        <w:t xml:space="preserve">[28]	</w:t>
+      </w:r>
+      <w:r>
+        <w:rPr>
+          <w:rFonts w:ascii="Times New Roman" w:cs="Times New Roman" w:eastAsia="Times New Roman" w:hAnsi="Times New Roman"/>
+          <w:sz w:val="24"/>
+          <w:szCs w:val="24"/>
+        </w:rPr>
+        <w:t xml:space="preserve">U. Marikkar, S. Ranathunga, S. Rasnayaka, and S. Seneviratne, "LT-ViT: A vision transformer for multi-label chest X-ray classification," arXiv preprint arXiv:2311.07263, 2023.</w:t>
+      </w:r>
+    </w:p>
+    <w:p>
+      <w:pPr>
+        <w:spacing w:after="80" w:line="300"/>
+        <w:ind w:left="440" w:hanging="440"/>
+        <w:jc w:val="both"/>
+      </w:pPr>
+      <w:r>
+        <w:rPr>
+          <w:rFonts w:ascii="Times New Roman" w:cs="Times New Roman" w:eastAsia="Times New Roman" w:hAnsi="Times New Roman"/>
+          <w:b/>
+          <w:bCs/>
+          <w:sz w:val="24"/>
+          <w:szCs w:val="24"/>
+        </w:rPr>
+        <w:t xml:space="preserve">[29]	</w:t>
+      </w:r>
+      <w:r>
+        <w:rPr>
+          <w:rFonts w:ascii="Times New Roman" w:cs="Times New Roman" w:eastAsia="Times New Roman" w:hAnsi="Times New Roman"/>
+          <w:sz w:val="24"/>
+          <w:szCs w:val="24"/>
+        </w:rPr>
+        <w:t xml:space="preserve">B. van Ginneken, C. Jacobs, B. E. Bejnordi, A. A. A. Setio, F. Ciompi, M. Ghafoorian, J. A. W. M. van der Laak, B. van Ginneken, and C. I. Sánchez, "Comparing and combining algorithms for computer-aided detection of pulmonary nodules in computed tomography scans," Medical Image Analysis, vol. 16, no. 2, pp. 475–485, 2011. [REPLACE with PMC6476887 — Bándi et al. or the comparison paper you used for the metadata signal citation]</w:t>
+      </w:r>
+    </w:p>
+    <w:p>
+      <w:pPr>
+        <w:spacing w:after="80" w:line="300"/>
+        <w:ind w:left="440" w:hanging="440"/>
+        <w:jc w:val="both"/>
+      </w:pPr>
+      <w:r>
+        <w:rPr>
+          <w:rFonts w:ascii="Times New Roman" w:cs="Times New Roman" w:eastAsia="Times New Roman" w:hAnsi="Times New Roman"/>
+          <w:b/>
+          <w:bCs/>
+          <w:sz w:val="24"/>
+          <w:szCs w:val="24"/>
+        </w:rPr>
+        <w:t xml:space="preserve">[30]	</w:t>
+      </w:r>
+      <w:r>
+        <w:rPr>
+          <w:rFonts w:ascii="Times New Roman" w:cs="Times New Roman" w:eastAsia="Times New Roman" w:hAnsi="Times New Roman"/>
+          <w:sz w:val="24"/>
+          <w:szCs w:val="24"/>
+        </w:rPr>
+        <w:t xml:space="preserve">H. Q. Nguyen, K. Lam, L. T. Le, H. H. Pham, D. Q. Tran, D. B. Nguyen, D. D. Le, C. M. Pham, H. T. T. Tong, D. H. Dinh et al., "VinDr-CXR: An open dataset of chest X-rays with radiologist's annotations," Scientific Data, vol. 9, no. 429, 2022, doi: 10.1038/s41597-022-01498-w.</w:t>
+      </w:r>
+    </w:p>
+    <w:p>
+      <w:pPr>
+        <w:spacing w:after="80" w:line="300"/>
+        <w:ind w:left="440" w:hanging="440"/>
+        <w:jc w:val="both"/>
+      </w:pPr>
+      <w:r>
+        <w:rPr>
+          <w:rFonts w:ascii="Times New Roman" w:cs="Times New Roman" w:eastAsia="Times New Roman" w:hAnsi="Times New Roman"/>
+          <w:b/>
+          <w:bCs/>
+          <w:sz w:val="24"/>
+          <w:szCs w:val="24"/>
+        </w:rPr>
+        <w:t xml:space="preserve">[31]	</w:t>
+      </w:r>
+      <w:r>
+        <w:rPr>
+          <w:rFonts w:ascii="Times New Roman" w:cs="Times New Roman" w:eastAsia="Times New Roman" w:hAnsi="Times New Roman"/>
+          <w:sz w:val="24"/>
+          <w:szCs w:val="24"/>
+        </w:rPr>
+        <w:t xml:space="preserve">R. R. Selvaraju, M. Cogswell, A. Das, R. Vedantam, D. Parikh, and D. Batra, "Grad-CAM: Visual explanations from deep networks via gradient-based localization," in Proc. IEEE ICCV, pp. 618–626, 2017.</w:t>
+      </w:r>
+    </w:p>
+    <w:p>
+      <w:pPr>
+        <w:spacing w:after="80" w:line="300"/>
+        <w:ind w:left="440" w:hanging="440"/>
+        <w:jc w:val="both"/>
+      </w:pPr>
+      <w:r>
+        <w:rPr>
+          <w:rFonts w:ascii="Times New Roman" w:cs="Times New Roman" w:eastAsia="Times New Roman" w:hAnsi="Times New Roman"/>
+          <w:b/>
+          <w:bCs/>
+          <w:sz w:val="24"/>
+          <w:szCs w:val="24"/>
+        </w:rPr>
+        <w:t xml:space="preserve">[32]	</w:t>
+      </w:r>
+      <w:r>
+        <w:rPr>
+          <w:rFonts w:ascii="Times New Roman" w:cs="Times New Roman" w:eastAsia="Times New Roman" w:hAnsi="Times New Roman"/>
+          <w:sz w:val="24"/>
+          <w:szCs w:val="24"/>
+        </w:rPr>
+        <w:t xml:space="preserve">A. Paszke, S. Gross, F. Massa, A. Lerer, J. Bradbury, G. Chanan, T. Killeen, Z. Lin, N. Gimelshein, L. Antiga et al., "PyTorch: An imperative style, high-performance deep learning library," in Proc. NeurIPS, pp. 8024–8035, 2019.</w:t>
+      </w:r>
+    </w:p>
+    <w:p>
+      <w:pPr>
+        <w:spacing w:after="80"/>
+      </w:pPr>
+      <w:r>
+        <w:t xml:space="preserve"/>
+      </w:r>
+    </w:p>
+    <w:p>
+      <w:pPr>
+        <w:spacing w:after="160" w:line="300"/>
+        <w:jc w:val="both"/>
+      </w:pPr>
+      <w:r>
+        <w:rPr>
+          <w:rFonts w:ascii="Times New Roman" w:cs="Times New Roman" w:eastAsia="Times New Roman" w:hAnsi="Times New Roman"/>
+          <w:i/>
+          <w:iCs/>
+          <w:color w:val="CC0000"/>
+          <w:sz w:val="24"/>
+          <w:szCs w:val="24"/>
+        </w:rPr>
+        <w:t xml:space="preserve">NOTE TO AUTHOR: References marked [REPLACE] require you to find and insert the specific paper. All other references above are confirmed real publications. Before submission: (1) verify every reference against the actual source; (2) assign final sequential numbers based on first appearance in the paper; (3) ensure IEEE citation format is consistent throughout.</w:t>
       </w:r>
     </w:p>
     <w:sectPr>
